--- a/fuentes/22230067_CF02_CFA.docx
+++ b/fuentes/22230067_CF02_CFA.docx
@@ -1,6 +1,6 @@
 
 <file path=word/document.xml><?xml version="1.0" encoding="utf-8"?>
-<w:document xmlns:wpc="http://schemas.microsoft.com/office/word/2010/wordprocessingCanvas" xmlns:cx="http://schemas.microsoft.com/office/drawing/2014/chartex" xmlns:cx1="http://schemas.microsoft.com/office/drawing/2015/9/8/chartex" xmlns:cx2="http://schemas.microsoft.com/office/drawing/2015/10/21/chartex" xmlns:cx3="http://schemas.microsoft.com/office/drawing/2016/5/9/chartex" xmlns:cx4="http://schemas.microsoft.com/office/drawing/2016/5/10/chartex" xmlns:cx5="http://schemas.microsoft.com/office/drawing/2016/5/11/chartex" xmlns:cx6="http://schemas.microsoft.com/office/drawing/2016/5/12/chartex" xmlns:cx7="http://schemas.microsoft.com/office/drawing/2016/5/13/chartex" xmlns:cx8="http://schemas.microsoft.com/office/drawing/2016/5/14/chartex" xmlns:mc="http://schemas.openxmlformats.org/markup-compatibility/2006" xmlns:aink="http://schemas.microsoft.com/office/drawing/2016/ink" xmlns:am3d="http://schemas.microsoft.com/office/drawing/2017/model3d" xmlns:o="urn:schemas-microsoft-com:office:office" xmlns:oel="http://schemas.microsoft.com/office/2019/extlst" xmlns:r="http://schemas.openxmlformats.org/officeDocument/2006/relationships" xmlns:m="http://schemas.openxmlformats.org/officeDocument/2006/math" xmlns:v="urn:schemas-microsoft-com:vml" xmlns:wp14="http://schemas.microsoft.com/office/word/2010/wordprocessingDrawing" xmlns:wp="http://schemas.openxmlformats.org/drawingml/2006/wordprocessingDrawing" xmlns:w10="urn:schemas-microsoft-com:office:word" xmlns:w="http://schemas.openxmlformats.org/wordprocessingml/2006/main" xmlns:w14="http://schemas.microsoft.com/office/word/2010/wordml" xmlns:w15="http://schemas.microsoft.com/office/word/2012/wordml" xmlns:w16cei="http://schemas.microsoft.com/office/word/2026/wordml/cei" xmlns:w16cex="http://schemas.microsoft.com/office/word/2018/wordml/cex" xmlns:w16cid="http://schemas.microsoft.com/office/word/2016/wordml/cid" xmlns:w16="http://schemas.microsoft.com/office/word/2018/wordml" xmlns:w16du="http://schemas.microsoft.com/office/word/2023/wordml/word16du" xmlns:w16sdtdh="http://schemas.microsoft.com/office/word/2020/wordml/sdtdatahash" xmlns:w16sdtfl="http://schemas.microsoft.com/office/word/2024/wordml/sdtformatlock" xmlns:w16se="http://schemas.microsoft.com/office/word/2015/wordml/symex" xmlns:wpg="http://schemas.microsoft.com/office/word/2010/wordprocessingGroup" xmlns:wpi="http://schemas.microsoft.com/office/word/2010/wordprocessingInk" xmlns:wne="http://schemas.microsoft.com/office/word/2006/wordml" xmlns:wps="http://schemas.microsoft.com/office/word/2010/wordprocessingShape" mc:Ignorable="w14 w15 w16se w16cid w16 w16cex w16sdtdh w16sdtfl w16du wp14">
+<w:document xmlns:wpc="http://schemas.microsoft.com/office/word/2010/wordprocessingCanvas" xmlns:cx="http://schemas.microsoft.com/office/drawing/2014/chartex" xmlns:cx1="http://schemas.microsoft.com/office/drawing/2015/9/8/chartex" xmlns:cx2="http://schemas.microsoft.com/office/drawing/2015/10/21/chartex" xmlns:cx3="http://schemas.microsoft.com/office/drawing/2016/5/9/chartex" xmlns:cx4="http://schemas.microsoft.com/office/drawing/2016/5/10/chartex" xmlns:cx5="http://schemas.microsoft.com/office/drawing/2016/5/11/chartex" xmlns:cx6="http://schemas.microsoft.com/office/drawing/2016/5/12/chartex" xmlns:cx7="http://schemas.microsoft.com/office/drawing/2016/5/13/chartex" xmlns:cx8="http://schemas.microsoft.com/office/drawing/2016/5/14/chartex" xmlns:mc="http://schemas.openxmlformats.org/markup-compatibility/2006" xmlns:aink="http://schemas.microsoft.com/office/drawing/2016/ink" xmlns:am3d="http://schemas.microsoft.com/office/drawing/2017/model3d" xmlns:o="urn:schemas-microsoft-com:office:office" xmlns:oel="http://schemas.microsoft.com/office/2019/extlst" xmlns:r="http://schemas.openxmlformats.org/officeDocument/2006/relationships" xmlns:m="http://schemas.openxmlformats.org/officeDocument/2006/math" xmlns:v="urn:schemas-microsoft-com:vml" xmlns:wp14="http://schemas.microsoft.com/office/word/2010/wordprocessingDrawing" xmlns:wp="http://schemas.openxmlformats.org/drawingml/2006/wordprocessingDrawing" xmlns:w10="urn:schemas-microsoft-com:office:word" xmlns:w="http://schemas.openxmlformats.org/wordprocessingml/2006/main" xmlns:w14="http://schemas.microsoft.com/office/word/2010/wordml" xmlns:w15="http://schemas.microsoft.com/office/word/2012/wordml" xmlns:w16cex="http://schemas.microsoft.com/office/word/2018/wordml/cex" xmlns:w16cid="http://schemas.microsoft.com/office/word/2016/wordml/cid" xmlns:w16="http://schemas.microsoft.com/office/word/2018/wordml" xmlns:w16du="http://schemas.microsoft.com/office/word/2023/wordml/word16du" xmlns:w16sdtdh="http://schemas.microsoft.com/office/word/2020/wordml/sdtdatahash" xmlns:w16sdtfl="http://schemas.microsoft.com/office/word/2024/wordml/sdtformatlock" xmlns:w16se="http://schemas.microsoft.com/office/word/2015/wordml/symex" xmlns:wpg="http://schemas.microsoft.com/office/word/2010/wordprocessingGroup" xmlns:wpi="http://schemas.microsoft.com/office/word/2010/wordprocessingInk" xmlns:wne="http://schemas.microsoft.com/office/word/2006/wordml" xmlns:wps="http://schemas.microsoft.com/office/word/2010/wordprocessingShape" mc:Ignorable="w14 w15 w16se w16cid w16 w16cex w16sdtdh w16sdtfl w16du wp14">
   <w:body>
     <w:p>
       <w:pPr>
@@ -231,7 +231,7 @@
               </wp:anchor>
             </w:drawing>
           </mc:Choice>
-          <mc:Fallback>
+          <mc:Fallback xmlns:w16cei="http://schemas.microsoft.com/office/word/2026/wordml/cei">
             <w:pict>
               <v:rect w14:anchorId="22BDA60B" id="Rectángulo 18" o:spid="_x0000_s1026" alt="&quot;&quot;" style="position:absolute;margin-left:-55.7pt;margin-top:29pt;width:613.85pt;height:204pt;z-index:-251662336;visibility:visible;mso-wrap-style:square;mso-width-percent:0;mso-height-percent:0;mso-wrap-distance-left:9pt;mso-wrap-distance-top:0;mso-wrap-distance-right:9pt;mso-wrap-distance-bottom:0;mso-position-horizontal:absolute;mso-position-horizontal-relative:text;mso-position-vertical:absolute;mso-position-vertical-relative:text;mso-width-percent:0;mso-height-percent:0;mso-width-relative:page;mso-height-relative:margin;v-text-anchor:middle" o:gfxdata="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" fillcolor="#00314d" stroked="f" strokeweight="1pt"/>
             </w:pict>
@@ -464,20 +464,6 @@
           <w:szCs w:val="32"/>
         </w:rPr>
       </w:pPr>
-    </w:p>
-    <w:p>
-      <w:pPr>
-        <w:spacing w:before="0" w:after="0"/>
-        <w:rPr>
-          <w:rFonts w:cs="Calibri"/>
-          <w:b/>
-          <w:bCs/>
-          <w:color w:val="000000"/>
-          <w:kern w:val="0"/>
-          <w:sz w:val="32"/>
-          <w:szCs w:val="32"/>
-        </w:rPr>
-      </w:pPr>
       <w:r>
         <w:rPr>
           <w:rFonts w:cs="Calibri"/>
@@ -588,18 +574,19 @@
           <w:ilvl w:val="0"/>
           <w:numId w:val="0"/>
         </w:numPr>
-        <w:spacing w:line="276" w:lineRule="auto"/>
         <w:ind w:left="360"/>
         <w:rPr>
           <w:noProof/>
         </w:rPr>
       </w:pPr>
       <w:bookmarkStart w:id="0" w:name="_Toc237361694"/>
+      <w:bookmarkStart w:id="1" w:name="_Toc242872693"/>
       <w:r>
         <w:lastRenderedPageBreak/>
         <w:t>Tabla de contenido</w:t>
       </w:r>
       <w:bookmarkEnd w:id="0"/>
+      <w:bookmarkEnd w:id="1"/>
       <w:r>
         <w:rPr>
           <w:rFonts w:eastAsia="Calibri"/>
@@ -634,7 +621,7 @@
           <w14:ligatures w14:val="standardContextual"/>
         </w:rPr>
       </w:pPr>
-      <w:hyperlink w:anchor="_Toc237361695" w:history="1">
+      <w:hyperlink w:anchor="_Toc242872694" w:history="1">
         <w:r>
           <w:rPr>
             <w:rStyle w:val="Hipervnculo"/>
@@ -661,7 +648,7 @@
             <w:noProof/>
             <w:webHidden/>
           </w:rPr>
-          <w:instrText xml:space="preserve"> PAGEREF _Toc237361695 \h </w:instrText>
+          <w:instrText xml:space="preserve"> PAGEREF _Toc242872694 \h </w:instrText>
         </w:r>
         <w:r>
           <w:rPr>
@@ -681,7 +668,7 @@
             <w:noProof/>
             <w:webHidden/>
           </w:rPr>
-          <w:t>2</w:t>
+          <w:t>3</w:t>
         </w:r>
         <w:r>
           <w:rPr>
@@ -705,7 +692,7 @@
           <w14:ligatures w14:val="standardContextual"/>
         </w:rPr>
       </w:pPr>
-      <w:hyperlink w:anchor="_Toc237361696" w:history="1">
+      <w:hyperlink w:anchor="_Toc242872695" w:history="1">
         <w:r>
           <w:rPr>
             <w:rStyle w:val="Hipervnculo"/>
@@ -750,7 +737,7 @@
             <w:noProof/>
             <w:webHidden/>
           </w:rPr>
-          <w:instrText xml:space="preserve"> PAGEREF _Toc237361696 \h </w:instrText>
+          <w:instrText xml:space="preserve"> PAGEREF _Toc242872695 \h </w:instrText>
         </w:r>
         <w:r>
           <w:rPr>
@@ -770,7 +757,7 @@
             <w:noProof/>
             <w:webHidden/>
           </w:rPr>
-          <w:t>5</w:t>
+          <w:t>6</w:t>
         </w:r>
         <w:r>
           <w:rPr>
@@ -787,7 +774,6 @@
         <w:tabs>
           <w:tab w:val="right" w:leader="dot" w:pos="9962"/>
         </w:tabs>
-        <w:spacing w:before="0" w:after="0"/>
         <w:rPr>
           <w:rFonts w:asciiTheme="minorHAnsi" w:eastAsiaTheme="minorEastAsia" w:hAnsiTheme="minorHAnsi" w:cstheme="minorBidi"/>
           <w:noProof/>
@@ -797,7 +783,7 @@
           <w14:ligatures w14:val="standardContextual"/>
         </w:rPr>
       </w:pPr>
-      <w:hyperlink w:anchor="_Toc237361697" w:history="1">
+      <w:hyperlink w:anchor="_Toc242872696" w:history="1">
         <w:r>
           <w:rPr>
             <w:rStyle w:val="Hipervnculo"/>
@@ -824,7 +810,7 @@
             <w:noProof/>
             <w:webHidden/>
           </w:rPr>
-          <w:instrText xml:space="preserve"> PAGEREF _Toc237361697 \h </w:instrText>
+          <w:instrText xml:space="preserve"> PAGEREF _Toc242872696 \h </w:instrText>
         </w:r>
         <w:r>
           <w:rPr>
@@ -861,7 +847,6 @@
         <w:tabs>
           <w:tab w:val="right" w:leader="dot" w:pos="9962"/>
         </w:tabs>
-        <w:spacing w:before="0" w:after="0"/>
         <w:rPr>
           <w:rFonts w:asciiTheme="minorHAnsi" w:eastAsiaTheme="minorEastAsia" w:hAnsiTheme="minorHAnsi" w:cstheme="minorBidi"/>
           <w:noProof/>
@@ -871,7 +856,7 @@
           <w14:ligatures w14:val="standardContextual"/>
         </w:rPr>
       </w:pPr>
-      <w:hyperlink w:anchor="_Toc237361698" w:history="1">
+      <w:hyperlink w:anchor="_Toc242872697" w:history="1">
         <w:r>
           <w:rPr>
             <w:rStyle w:val="Hipervnculo"/>
@@ -898,7 +883,7 @@
             <w:noProof/>
             <w:webHidden/>
           </w:rPr>
-          <w:instrText xml:space="preserve"> PAGEREF _Toc237361698 \h </w:instrText>
+          <w:instrText xml:space="preserve"> PAGEREF _Toc242872697 \h </w:instrText>
         </w:r>
         <w:r>
           <w:rPr>
@@ -942,7 +927,7 @@
           <w14:ligatures w14:val="standardContextual"/>
         </w:rPr>
       </w:pPr>
-      <w:hyperlink w:anchor="_Toc237361699" w:history="1">
+      <w:hyperlink w:anchor="_Toc242872698" w:history="1">
         <w:r>
           <w:rPr>
             <w:rStyle w:val="Hipervnculo"/>
@@ -987,7 +972,7 @@
             <w:noProof/>
             <w:webHidden/>
           </w:rPr>
-          <w:instrText xml:space="preserve"> PAGEREF _Toc237361699 \h </w:instrText>
+          <w:instrText xml:space="preserve"> PAGEREF _Toc242872698 \h </w:instrText>
         </w:r>
         <w:r>
           <w:rPr>
@@ -1007,7 +992,7 @@
             <w:noProof/>
             <w:webHidden/>
           </w:rPr>
-          <w:t>10</w:t>
+          <w:t>11</w:t>
         </w:r>
         <w:r>
           <w:rPr>
@@ -1024,7 +1009,6 @@
         <w:tabs>
           <w:tab w:val="right" w:leader="dot" w:pos="9962"/>
         </w:tabs>
-        <w:spacing w:before="0" w:after="0"/>
         <w:rPr>
           <w:rFonts w:asciiTheme="minorHAnsi" w:eastAsiaTheme="minorEastAsia" w:hAnsiTheme="minorHAnsi" w:cstheme="minorBidi"/>
           <w:noProof/>
@@ -1034,11 +1018,10 @@
           <w14:ligatures w14:val="standardContextual"/>
         </w:rPr>
       </w:pPr>
-      <w:hyperlink w:anchor="_Toc237361700" w:history="1">
+      <w:hyperlink w:anchor="_Toc242872699" w:history="1">
         <w:r>
           <w:rPr>
             <w:rStyle w:val="Hipervnculo"/>
-            <w:bCs/>
             <w:noProof/>
           </w:rPr>
           <w:t>2.1. Fuentes de financiación</w:t>
@@ -1062,7 +1045,7 @@
             <w:noProof/>
             <w:webHidden/>
           </w:rPr>
-          <w:instrText xml:space="preserve"> PAGEREF _Toc237361700 \h </w:instrText>
+          <w:instrText xml:space="preserve"> PAGEREF _Toc242872699 \h </w:instrText>
         </w:r>
         <w:r>
           <w:rPr>
@@ -1099,7 +1082,6 @@
         <w:tabs>
           <w:tab w:val="right" w:leader="dot" w:pos="9962"/>
         </w:tabs>
-        <w:spacing w:before="0" w:after="0"/>
         <w:rPr>
           <w:rFonts w:asciiTheme="minorHAnsi" w:eastAsiaTheme="minorEastAsia" w:hAnsiTheme="minorHAnsi" w:cstheme="minorBidi"/>
           <w:noProof/>
@@ -1109,7 +1091,7 @@
           <w14:ligatures w14:val="standardContextual"/>
         </w:rPr>
       </w:pPr>
-      <w:hyperlink w:anchor="_Toc237361701" w:history="1">
+      <w:hyperlink w:anchor="_Toc242872700" w:history="1">
         <w:r>
           <w:rPr>
             <w:rStyle w:val="Hipervnculo"/>
@@ -1136,7 +1118,7 @@
             <w:noProof/>
             <w:webHidden/>
           </w:rPr>
-          <w:instrText xml:space="preserve"> PAGEREF _Toc237361701 \h </w:instrText>
+          <w:instrText xml:space="preserve"> PAGEREF _Toc242872700 \h </w:instrText>
         </w:r>
         <w:r>
           <w:rPr>
@@ -1156,7 +1138,7 @@
             <w:noProof/>
             <w:webHidden/>
           </w:rPr>
-          <w:t>16</w:t>
+          <w:t>15</w:t>
         </w:r>
         <w:r>
           <w:rPr>
@@ -1180,7 +1162,7 @@
           <w14:ligatures w14:val="standardContextual"/>
         </w:rPr>
       </w:pPr>
-      <w:hyperlink w:anchor="_Toc237361702" w:history="1">
+      <w:hyperlink w:anchor="_Toc242872701" w:history="1">
         <w:r>
           <w:rPr>
             <w:rStyle w:val="Hipervnculo"/>
@@ -1225,7 +1207,7 @@
             <w:noProof/>
             <w:webHidden/>
           </w:rPr>
-          <w:instrText xml:space="preserve"> PAGEREF _Toc237361702 \h </w:instrText>
+          <w:instrText xml:space="preserve"> PAGEREF _Toc242872701 \h </w:instrText>
         </w:r>
         <w:r>
           <w:rPr>
@@ -1245,7 +1227,7 @@
             <w:noProof/>
             <w:webHidden/>
           </w:rPr>
-          <w:t>18</w:t>
+          <w:t>19</w:t>
         </w:r>
         <w:r>
           <w:rPr>
@@ -1262,7 +1244,6 @@
         <w:tabs>
           <w:tab w:val="right" w:leader="dot" w:pos="9962"/>
         </w:tabs>
-        <w:spacing w:before="0" w:after="0"/>
         <w:rPr>
           <w:rFonts w:asciiTheme="minorHAnsi" w:eastAsiaTheme="minorEastAsia" w:hAnsiTheme="minorHAnsi" w:cstheme="minorBidi"/>
           <w:noProof/>
@@ -1272,7 +1253,7 @@
           <w14:ligatures w14:val="standardContextual"/>
         </w:rPr>
       </w:pPr>
-      <w:hyperlink w:anchor="_Toc237361703" w:history="1">
+      <w:hyperlink w:anchor="_Toc242872702" w:history="1">
         <w:r>
           <w:rPr>
             <w:rStyle w:val="Hipervnculo"/>
@@ -1299,7 +1280,7 @@
             <w:noProof/>
             <w:webHidden/>
           </w:rPr>
-          <w:instrText xml:space="preserve"> PAGEREF _Toc237361703 \h </w:instrText>
+          <w:instrText xml:space="preserve"> PAGEREF _Toc242872702 \h </w:instrText>
         </w:r>
         <w:r>
           <w:rPr>
@@ -1336,7 +1317,6 @@
         <w:tabs>
           <w:tab w:val="right" w:leader="dot" w:pos="9962"/>
         </w:tabs>
-        <w:spacing w:before="0" w:after="0"/>
         <w:rPr>
           <w:rFonts w:asciiTheme="minorHAnsi" w:eastAsiaTheme="minorEastAsia" w:hAnsiTheme="minorHAnsi" w:cstheme="minorBidi"/>
           <w:noProof/>
@@ -1346,13 +1326,13 @@
           <w14:ligatures w14:val="standardContextual"/>
         </w:rPr>
       </w:pPr>
-      <w:hyperlink w:anchor="_Toc237361704" w:history="1">
+      <w:hyperlink w:anchor="_Toc242872703" w:history="1">
         <w:r>
           <w:rPr>
             <w:rStyle w:val="Hipervnculo"/>
             <w:noProof/>
           </w:rPr>
-          <w:t>3.2. Esquemas de recaudo y fondo de reposición:</w:t>
+          <w:t>3.2. Esquemas de recaudo y fondo de reposición</w:t>
         </w:r>
         <w:r>
           <w:rPr>
@@ -1373,7 +1353,7 @@
             <w:noProof/>
             <w:webHidden/>
           </w:rPr>
-          <w:instrText xml:space="preserve"> PAGEREF _Toc237361704 \h </w:instrText>
+          <w:instrText xml:space="preserve"> PAGEREF _Toc242872703 \h </w:instrText>
         </w:r>
         <w:r>
           <w:rPr>
@@ -1417,7 +1397,7 @@
           <w14:ligatures w14:val="standardContextual"/>
         </w:rPr>
       </w:pPr>
-      <w:hyperlink w:anchor="_Toc237361705" w:history="1">
+      <w:hyperlink w:anchor="_Toc242872704" w:history="1">
         <w:r>
           <w:rPr>
             <w:rStyle w:val="Hipervnculo"/>
@@ -1462,7 +1442,7 @@
             <w:noProof/>
             <w:webHidden/>
           </w:rPr>
-          <w:instrText xml:space="preserve"> PAGEREF _Toc237361705 \h </w:instrText>
+          <w:instrText xml:space="preserve"> PAGEREF _Toc242872704 \h </w:instrText>
         </w:r>
         <w:r>
           <w:rPr>
@@ -1482,7 +1462,7 @@
             <w:noProof/>
             <w:webHidden/>
           </w:rPr>
-          <w:t>28</w:t>
+          <w:t>29</w:t>
         </w:r>
         <w:r>
           <w:rPr>
@@ -1506,7 +1486,7 @@
           <w14:ligatures w14:val="standardContextual"/>
         </w:rPr>
       </w:pPr>
-      <w:hyperlink w:anchor="_Toc237361706" w:history="1">
+      <w:hyperlink w:anchor="_Toc242872705" w:history="1">
         <w:r>
           <w:rPr>
             <w:rStyle w:val="Hipervnculo"/>
@@ -1551,7 +1531,7 @@
             <w:noProof/>
             <w:webHidden/>
           </w:rPr>
-          <w:instrText xml:space="preserve"> PAGEREF _Toc237361706 \h </w:instrText>
+          <w:instrText xml:space="preserve"> PAGEREF _Toc242872705 \h </w:instrText>
         </w:r>
         <w:r>
           <w:rPr>
@@ -1571,7 +1551,7 @@
             <w:noProof/>
             <w:webHidden/>
           </w:rPr>
-          <w:t>32</w:t>
+          <w:t>33</w:t>
         </w:r>
         <w:r>
           <w:rPr>
@@ -1595,7 +1575,7 @@
           <w14:ligatures w14:val="standardContextual"/>
         </w:rPr>
       </w:pPr>
-      <w:hyperlink w:anchor="_Toc237361707" w:history="1">
+      <w:hyperlink w:anchor="_Toc242872706" w:history="1">
         <w:r>
           <w:rPr>
             <w:rStyle w:val="Hipervnculo"/>
@@ -1622,7 +1602,7 @@
             <w:noProof/>
             <w:webHidden/>
           </w:rPr>
-          <w:instrText xml:space="preserve"> PAGEREF _Toc237361707 \h </w:instrText>
+          <w:instrText xml:space="preserve"> PAGEREF _Toc242872706 \h </w:instrText>
         </w:r>
         <w:r>
           <w:rPr>
@@ -1642,7 +1622,7 @@
             <w:noProof/>
             <w:webHidden/>
           </w:rPr>
-          <w:t>36</w:t>
+          <w:t>37</w:t>
         </w:r>
         <w:r>
           <w:rPr>
@@ -1666,7 +1646,7 @@
           <w14:ligatures w14:val="standardContextual"/>
         </w:rPr>
       </w:pPr>
-      <w:hyperlink w:anchor="_Toc237361708" w:history="1">
+      <w:hyperlink w:anchor="_Toc242872707" w:history="1">
         <w:r>
           <w:rPr>
             <w:rStyle w:val="Hipervnculo"/>
@@ -1693,7 +1673,7 @@
             <w:noProof/>
             <w:webHidden/>
           </w:rPr>
-          <w:instrText xml:space="preserve"> PAGEREF _Toc237361708 \h </w:instrText>
+          <w:instrText xml:space="preserve"> PAGEREF _Toc242872707 \h </w:instrText>
         </w:r>
         <w:r>
           <w:rPr>
@@ -1713,7 +1693,7 @@
             <w:noProof/>
             <w:webHidden/>
           </w:rPr>
-          <w:t>38</w:t>
+          <w:t>39</w:t>
         </w:r>
         <w:r>
           <w:rPr>
@@ -1737,7 +1717,7 @@
           <w14:ligatures w14:val="standardContextual"/>
         </w:rPr>
       </w:pPr>
-      <w:hyperlink w:anchor="_Toc237361709" w:history="1">
+      <w:hyperlink w:anchor="_Toc242872708" w:history="1">
         <w:r>
           <w:rPr>
             <w:rStyle w:val="Hipervnculo"/>
@@ -1764,78 +1744,7 @@
             <w:noProof/>
             <w:webHidden/>
           </w:rPr>
-          <w:instrText xml:space="preserve"> PAGEREF _Toc237361709 \h </w:instrText>
-        </w:r>
-        <w:r>
-          <w:rPr>
-            <w:noProof/>
-            <w:webHidden/>
-          </w:rPr>
-        </w:r>
-        <w:r>
-          <w:rPr>
-            <w:noProof/>
-            <w:webHidden/>
-          </w:rPr>
-          <w:fldChar w:fldCharType="separate"/>
-        </w:r>
-        <w:r>
-          <w:rPr>
-            <w:noProof/>
-            <w:webHidden/>
-          </w:rPr>
-          <w:t>40</w:t>
-        </w:r>
-        <w:r>
-          <w:rPr>
-            <w:noProof/>
-            <w:webHidden/>
-          </w:rPr>
-          <w:fldChar w:fldCharType="end"/>
-        </w:r>
-      </w:hyperlink>
-    </w:p>
-    <w:p>
-      <w:pPr>
-        <w:pStyle w:val="TDC1"/>
-        <w:spacing w:line="360" w:lineRule="auto"/>
-        <w:rPr>
-          <w:rFonts w:asciiTheme="minorHAnsi" w:eastAsiaTheme="minorEastAsia" w:hAnsiTheme="minorHAnsi" w:cstheme="minorBidi"/>
-          <w:noProof/>
-          <w:sz w:val="24"/>
-          <w:szCs w:val="24"/>
-          <w:lang w:eastAsia="es-CO"/>
-          <w14:ligatures w14:val="standardContextual"/>
-        </w:rPr>
-      </w:pPr>
-      <w:hyperlink w:anchor="_Toc237361710" w:history="1">
-        <w:r>
-          <w:rPr>
-            <w:rStyle w:val="Hipervnculo"/>
-            <w:noProof/>
-          </w:rPr>
-          <w:t>Créditos</w:t>
-        </w:r>
-        <w:r>
-          <w:rPr>
-            <w:noProof/>
-            <w:webHidden/>
-          </w:rPr>
-          <w:tab/>
-        </w:r>
-        <w:r>
-          <w:rPr>
-            <w:noProof/>
-            <w:webHidden/>
-          </w:rPr>
-          <w:fldChar w:fldCharType="begin"/>
-        </w:r>
-        <w:r>
-          <w:rPr>
-            <w:noProof/>
-            <w:webHidden/>
-          </w:rPr>
-          <w:instrText xml:space="preserve"> PAGEREF _Toc237361710 \h </w:instrText>
+          <w:instrText xml:space="preserve"> PAGEREF _Toc242872708 \h </w:instrText>
         </w:r>
         <w:r>
           <w:rPr>
@@ -1868,6 +1777,77 @@
     </w:p>
     <w:p>
       <w:pPr>
+        <w:pStyle w:val="TDC1"/>
+        <w:spacing w:line="360" w:lineRule="auto"/>
+        <w:rPr>
+          <w:rFonts w:asciiTheme="minorHAnsi" w:eastAsiaTheme="minorEastAsia" w:hAnsiTheme="minorHAnsi" w:cstheme="minorBidi"/>
+          <w:noProof/>
+          <w:sz w:val="24"/>
+          <w:szCs w:val="24"/>
+          <w:lang w:eastAsia="es-CO"/>
+          <w14:ligatures w14:val="standardContextual"/>
+        </w:rPr>
+      </w:pPr>
+      <w:hyperlink w:anchor="_Toc242872709" w:history="1">
+        <w:r>
+          <w:rPr>
+            <w:rStyle w:val="Hipervnculo"/>
+            <w:noProof/>
+          </w:rPr>
+          <w:t>Créditos</w:t>
+        </w:r>
+        <w:r>
+          <w:rPr>
+            <w:noProof/>
+            <w:webHidden/>
+          </w:rPr>
+          <w:tab/>
+        </w:r>
+        <w:r>
+          <w:rPr>
+            <w:noProof/>
+            <w:webHidden/>
+          </w:rPr>
+          <w:fldChar w:fldCharType="begin"/>
+        </w:r>
+        <w:r>
+          <w:rPr>
+            <w:noProof/>
+            <w:webHidden/>
+          </w:rPr>
+          <w:instrText xml:space="preserve"> PAGEREF _Toc242872709 \h </w:instrText>
+        </w:r>
+        <w:r>
+          <w:rPr>
+            <w:noProof/>
+            <w:webHidden/>
+          </w:rPr>
+        </w:r>
+        <w:r>
+          <w:rPr>
+            <w:noProof/>
+            <w:webHidden/>
+          </w:rPr>
+          <w:fldChar w:fldCharType="separate"/>
+        </w:r>
+        <w:r>
+          <w:rPr>
+            <w:noProof/>
+            <w:webHidden/>
+          </w:rPr>
+          <w:t>42</w:t>
+        </w:r>
+        <w:r>
+          <w:rPr>
+            <w:noProof/>
+            <w:webHidden/>
+          </w:rPr>
+          <w:fldChar w:fldCharType="end"/>
+        </w:r>
+      </w:hyperlink>
+    </w:p>
+    <w:p>
+      <w:pPr>
         <w:rPr>
           <w:lang w:val="es-ES"/>
         </w:rPr>
@@ -1878,21 +1858,7 @@
         </w:rPr>
         <w:fldChar w:fldCharType="end"/>
       </w:r>
-      <w:bookmarkStart w:id="1" w:name="_Toc176443691"/>
-    </w:p>
-    <w:p>
-      <w:pPr>
-        <w:rPr>
-          <w:lang w:val="es-ES" w:eastAsia="es-CO"/>
-        </w:rPr>
-      </w:pPr>
-    </w:p>
-    <w:p>
-      <w:pPr>
-        <w:rPr>
-          <w:lang w:val="es-ES" w:eastAsia="es-CO"/>
-        </w:rPr>
-      </w:pPr>
+      <w:bookmarkStart w:id="2" w:name="_Toc176443691"/>
     </w:p>
     <w:p>
       <w:pPr>
@@ -1924,16 +1890,17 @@
         </w:numPr>
         <w:ind w:left="360"/>
       </w:pPr>
-      <w:bookmarkStart w:id="2" w:name="_Toc237361695"/>
+      <w:bookmarkStart w:id="3" w:name="_Toc242872694"/>
       <w:r>
         <w:lastRenderedPageBreak/>
         <w:t>Introducción</w:t>
       </w:r>
-      <w:bookmarkEnd w:id="1"/>
       <w:bookmarkEnd w:id="2"/>
-    </w:p>
-    <w:p>
-      <w:pPr>
+      <w:bookmarkEnd w:id="3"/>
+    </w:p>
+    <w:p>
+      <w:pPr>
+        <w:spacing w:before="0" w:after="0"/>
         <w:rPr>
           <w:rFonts w:cs="Calibri"/>
           <w:lang w:eastAsia="es-CO"/>
@@ -1976,6 +1943,14 @@
         </w:rPr>
         <w:t>En este marco, el componente aborda de manera integral aspectos clave como el marco normativo y regulatorio vigente, los incentivos tributarios aplicables, la evaluación de la viabilidad financiera, los modelos de gestión y apropiación comunitaria, el cálculo detallado de costos y la identificación de riesgos. El objetivo es proporcionar herramientas que permitan transformar una necesidad básica insatisfecha en una propuesta de proyecto sólida, financiable y orientada a mejorar la calidad de vida de las comunidades rurales, mediante el uso responsable de las Fuentes No Convencionales de Energía Renovable (FNCER).</w:t>
       </w:r>
+    </w:p>
+    <w:p>
+      <w:pPr>
+        <w:rPr>
+          <w:rFonts w:cs="Calibri"/>
+          <w:lang w:eastAsia="es-CO"/>
+        </w:rPr>
+      </w:pPr>
     </w:p>
     <w:p>
       <w:pPr>
@@ -2019,7 +1994,7 @@
           <w:noProof/>
         </w:rPr>
         <w:drawing>
-          <wp:inline distT="0" distB="0" distL="0" distR="0" wp14:anchorId="7A4D30A3" wp14:editId="1AF2E735">
+          <wp:inline distT="0" distB="0" distL="0" distR="0" wp14:anchorId="7A4D30A3" wp14:editId="08D5C469">
             <wp:extent cx="4680000" cy="2632387"/>
             <wp:effectExtent l="0" t="0" r="6350" b="0"/>
             <wp:docPr id="796342219" name="Imagen 4">
@@ -2123,6 +2098,7 @@
                 <w:ilvl w:val="0"/>
                 <w:numId w:val="0"/>
               </w:numPr>
+              <w:spacing w:before="0" w:after="0"/>
               <w:ind w:left="1134" w:hanging="1134"/>
               <w:jc w:val="left"/>
               <w:rPr>
@@ -2316,12 +2292,12 @@
           <w:numId w:val="9"/>
         </w:numPr>
       </w:pPr>
-      <w:bookmarkStart w:id="3" w:name="_Toc237361696"/>
+      <w:bookmarkStart w:id="4" w:name="_Toc242872695"/>
       <w:r>
         <w:lastRenderedPageBreak/>
         <w:t>Marco normativo y regulatorio</w:t>
       </w:r>
-      <w:bookmarkEnd w:id="3"/>
+      <w:bookmarkEnd w:id="4"/>
     </w:p>
     <w:p>
       <w:pPr>
@@ -2342,17 +2318,24 @@
     </w:p>
     <w:p>
       <w:pPr>
-        <w:spacing w:before="0" w:after="0"/>
+        <w:spacing w:after="0"/>
         <w:ind w:firstLine="708"/>
         <w:rPr>
           <w:rFonts w:cs="Calibri"/>
           <w:lang w:eastAsia="es-CO"/>
         </w:rPr>
       </w:pPr>
-    </w:p>
-    <w:p>
-      <w:pPr>
-        <w:spacing w:before="0" w:after="0"/>
+      <w:r>
+        <w:rPr>
+          <w:rFonts w:cs="Calibri"/>
+          <w:lang w:eastAsia="es-CO"/>
+        </w:rPr>
+        <w:t>Asimismo, se subraya la importancia de diseñar estructuras tarifarias sostenibles que permitan cubrir los costos de operación y mantenimiento sin afectar de manera significativa la capacidad de pago de los usuarios. La creación de fondos de reposición, esquemas de subsidio y mecanismos de ahorro programado contribuye a reducir el riesgo de desfinanciamiento y a garantizar la sustitución oportuna de componentes esenciales. En consecuencia, la gestión financiera se concibe como un proceso continuo de monitoreo, evaluación y ajuste, orientado a asegurar la estabilidad económica y la permanencia del servicio energético en el largo plazo.</w:t>
+      </w:r>
+    </w:p>
+    <w:p>
+      <w:pPr>
+        <w:spacing w:after="0"/>
         <w:ind w:firstLine="708"/>
         <w:rPr>
           <w:rFonts w:cs="Calibri"/>
@@ -2364,34 +2347,7 @@
           <w:rFonts w:cs="Calibri"/>
           <w:lang w:eastAsia="es-CO"/>
         </w:rPr>
-        <w:t>Asimismo, se subraya la importancia de diseñar estructuras tarifarias sostenibles que permitan cubrir los costos de operación y mantenimiento sin afectar de manera significativa la capacidad de pago de los usuarios. La creación de fondos de reposición, esquemas de subsidio y mecanismos de ahorro programado contribuye a reducir el riesgo de desfinanciamiento y a garantizar la sustitución oportuna de componentes esenciales. En consecuencia, la gestión financiera se concibe como un proceso continuo de monitoreo, evaluación y ajuste, orientado a asegurar la estabilidad económica y la permanencia del servicio energético en el largo plazo.</w:t>
-      </w:r>
-    </w:p>
-    <w:p>
-      <w:pPr>
-        <w:spacing w:before="0" w:after="0"/>
-        <w:ind w:firstLine="708"/>
-        <w:rPr>
-          <w:rFonts w:cs="Calibri"/>
-          <w:lang w:eastAsia="es-CO"/>
-        </w:rPr>
-      </w:pPr>
-    </w:p>
-    <w:p>
-      <w:pPr>
-        <w:spacing w:before="0" w:after="0"/>
-        <w:ind w:firstLine="708"/>
-        <w:rPr>
-          <w:rFonts w:cs="Calibri"/>
-          <w:lang w:eastAsia="es-CO"/>
-        </w:rPr>
-      </w:pPr>
-      <w:r>
-        <w:rPr>
-          <w:rFonts w:cs="Calibri"/>
-          <w:lang w:eastAsia="es-CO"/>
-        </w:rPr>
-        <w:t xml:space="preserve">Colombia ha evolucionado su marco normativo para priorizar las energías limpias, consolidando un enfoque orientado a la diversificación de la matriz energética, la reducción de emisiones y el fomento de la inversión en fuentes renovables no convencionales. En este contexto, los dos pilares fundamentales que el formulador </w:t>
+        <w:t xml:space="preserve">Colombia ha evolucionado su marco normativo para priorizar las energías limpias, consolidando un enfoque orientado a la diversificación de la matriz energética, la reducción de emisiones y el fomento de la inversión en fuentes renovables no convencionales. En este contexto, los dos pilares fundamentales que el formulador debe conocer son, en primer lugar, el conjunto de incentivos económicos y tributarios que buscan mejorar la viabilidad financiera de los proyectos mediante beneficios </w:t>
       </w:r>
       <w:r>
         <w:rPr>
@@ -2399,7 +2355,7 @@
           <w:lang w:eastAsia="es-CO"/>
         </w:rPr>
         <w:lastRenderedPageBreak/>
-        <w:t>debe conocer son, en primer lugar, el conjunto de incentivos económicos y tributarios que buscan mejorar la viabilidad financiera de los proyectos mediante beneficios fiscales y facilidades para la importación de tecnologías; y, en segundo lugar, el fortalecimiento institucional y regulatorio que promueve la integración eficiente de estas fuentes al sistema energético nacional. Ambos ejes permiten crear un entorno más competitivo y estable, facilitando la estructuración técnica, económica y financiera de iniciativas sostenibles en el largo plazo.</w:t>
+        <w:t>fiscales y facilidades para la importación de tecnologías; y, en segundo lugar, el fortalecimiento institucional y regulatorio que promueve la integración eficiente de estas fuentes al sistema energético nacional. Ambos ejes permiten crear un entorno más competitivo y estable, facilitando la estructuración técnica, económica y financiera de iniciativas sostenibles en el largo plazo.</w:t>
       </w:r>
     </w:p>
     <w:p>
@@ -2558,15 +2514,7 @@
           <w:rFonts w:cs="Calibri"/>
           <w:lang w:eastAsia="es-CO"/>
         </w:rPr>
-        <w:t xml:space="preserve"> permite que las comunidades trasciendan el rol de simples beneficiarias y se consoliden como propietarias y gestoras de su propia </w:t>
-      </w:r>
-      <w:r>
-        <w:rPr>
-          <w:rFonts w:cs="Calibri"/>
-          <w:lang w:eastAsia="es-CO"/>
-        </w:rPr>
-        <w:lastRenderedPageBreak/>
-        <w:t>infraestructura energética, fortaleciendo la autonomía, la sostenibilidad y la apropiación social de los proyectos.</w:t>
+        <w:t> permite que las comunidades trasciendan el rol de simples beneficiarias y se consoliden como propietarias y gestoras de su propia infraestructura energética, fortaleciendo la autonomía, la sostenibilidad y la apropiación social de los proyectos.</w:t>
       </w:r>
     </w:p>
     <w:p>
@@ -2721,30 +2669,16 @@
     </w:p>
     <w:p>
       <w:pPr>
-        <w:spacing w:before="0" w:after="0"/>
-        <w:ind w:left="1416" w:firstLine="2"/>
-        <w:rPr>
-          <w:rFonts w:cs="Calibri"/>
-          <w:lang w:eastAsia="es-CO"/>
-        </w:rPr>
-      </w:pPr>
-    </w:p>
-    <w:p>
-      <w:pPr>
         <w:pStyle w:val="Ttulo2"/>
-        <w:numPr>
-          <w:ilvl w:val="0"/>
-          <w:numId w:val="0"/>
-        </w:numPr>
-      </w:pPr>
-      <w:bookmarkStart w:id="4" w:name="_Toc237361697"/>
+      </w:pPr>
+      <w:bookmarkStart w:id="5" w:name="_Toc242872696"/>
       <w:r>
         <w:t xml:space="preserve">1.1. </w:t>
       </w:r>
       <w:r>
         <w:t>Regulación en Zonas No Interconectadas: el papel de la CREG y el IPSE</w:t>
       </w:r>
-      <w:bookmarkEnd w:id="4"/>
+      <w:bookmarkEnd w:id="5"/>
     </w:p>
     <w:p>
       <w:pPr>
@@ -2782,8 +2716,8 @@
         <w:tblLook w:val="04A0" w:firstRow="1" w:lastRow="0" w:firstColumn="1" w:lastColumn="0" w:noHBand="0" w:noVBand="1"/>
       </w:tblPr>
       <w:tblGrid>
-        <w:gridCol w:w="4248"/>
-        <w:gridCol w:w="5670"/>
+        <w:gridCol w:w="3964"/>
+        <w:gridCol w:w="5954"/>
       </w:tblGrid>
       <w:tr>
         <w:trPr>
@@ -2792,7 +2726,7 @@
         </w:trPr>
         <w:tc>
           <w:tcPr>
-            <w:tcW w:w="4248" w:type="dxa"/>
+            <w:tcW w:w="3964" w:type="dxa"/>
           </w:tcPr>
           <w:p>
             <w:pPr>
@@ -2815,7 +2749,7 @@
         </w:tc>
         <w:tc>
           <w:tcPr>
-            <w:tcW w:w="5670" w:type="dxa"/>
+            <w:tcW w:w="5954" w:type="dxa"/>
           </w:tcPr>
           <w:p>
             <w:pPr>
@@ -2844,7 +2778,7 @@
         </w:trPr>
         <w:tc>
           <w:tcPr>
-            <w:tcW w:w="4248" w:type="dxa"/>
+            <w:tcW w:w="3964" w:type="dxa"/>
           </w:tcPr>
           <w:p>
             <w:pPr>
@@ -2867,7 +2801,7 @@
         </w:tc>
         <w:tc>
           <w:tcPr>
-            <w:tcW w:w="5670" w:type="dxa"/>
+            <w:tcW w:w="5954" w:type="dxa"/>
           </w:tcPr>
           <w:p>
             <w:pPr>
@@ -2895,7 +2829,7 @@
         </w:trPr>
         <w:tc>
           <w:tcPr>
-            <w:tcW w:w="4248" w:type="dxa"/>
+            <w:tcW w:w="3964" w:type="dxa"/>
           </w:tcPr>
           <w:p>
             <w:pPr>
@@ -2918,7 +2852,7 @@
         </w:tc>
         <w:tc>
           <w:tcPr>
-            <w:tcW w:w="5670" w:type="dxa"/>
+            <w:tcW w:w="5954" w:type="dxa"/>
           </w:tcPr>
           <w:p>
             <w:pPr>
@@ -2947,7 +2881,7 @@
         </w:trPr>
         <w:tc>
           <w:tcPr>
-            <w:tcW w:w="4248" w:type="dxa"/>
+            <w:tcW w:w="3964" w:type="dxa"/>
           </w:tcPr>
           <w:p>
             <w:pPr>
@@ -2964,14 +2898,13 @@
                 <w:sz w:val="28"/>
                 <w:szCs w:val="28"/>
               </w:rPr>
-              <w:lastRenderedPageBreak/>
               <w:t>IPSE (Instituto de Planificación y Promoción de Soluciones Energéticas)</w:t>
             </w:r>
           </w:p>
         </w:tc>
         <w:tc>
           <w:tcPr>
-            <w:tcW w:w="5670" w:type="dxa"/>
+            <w:tcW w:w="5954" w:type="dxa"/>
           </w:tcPr>
           <w:p>
             <w:pPr>
@@ -2999,7 +2932,7 @@
         </w:trPr>
         <w:tc>
           <w:tcPr>
-            <w:tcW w:w="4248" w:type="dxa"/>
+            <w:tcW w:w="3964" w:type="dxa"/>
           </w:tcPr>
           <w:p>
             <w:pPr>
@@ -3016,6 +2949,7 @@
                 <w:sz w:val="28"/>
                 <w:szCs w:val="28"/>
               </w:rPr>
+              <w:lastRenderedPageBreak/>
               <w:t xml:space="preserve">UPME (Unidad de Planeación </w:t>
             </w:r>
             <w:proofErr w:type="gramStart"/>
@@ -3038,7 +2972,7 @@
         </w:tc>
         <w:tc>
           <w:tcPr>
-            <w:tcW w:w="5670" w:type="dxa"/>
+            <w:tcW w:w="5954" w:type="dxa"/>
           </w:tcPr>
           <w:p>
             <w:pPr>
@@ -3073,19 +3007,15 @@
     <w:p>
       <w:pPr>
         <w:pStyle w:val="Ttulo2"/>
-        <w:numPr>
-          <w:ilvl w:val="0"/>
-          <w:numId w:val="0"/>
-        </w:numPr>
-      </w:pPr>
-      <w:bookmarkStart w:id="5" w:name="_Toc237361698"/>
+      </w:pPr>
+      <w:bookmarkStart w:id="6" w:name="_Toc242872697"/>
       <w:r>
         <w:t xml:space="preserve">1.2. </w:t>
       </w:r>
       <w:r>
         <w:t>Estándares técnicos: RETIE y normativas específicas para FNCER</w:t>
       </w:r>
-      <w:bookmarkEnd w:id="5"/>
+      <w:bookmarkEnd w:id="6"/>
     </w:p>
     <w:p>
       <w:pPr>
@@ -3234,16 +3164,7 @@
     </w:p>
     <w:p>
       <w:pPr>
-        <w:spacing w:before="0" w:after="0"/>
-        <w:rPr>
-          <w:rFonts w:cs="Calibri"/>
-          <w:lang w:eastAsia="es-CO"/>
-        </w:rPr>
-      </w:pPr>
-    </w:p>
-    <w:p>
-      <w:pPr>
-        <w:spacing w:before="0" w:after="0"/>
+        <w:spacing w:after="0"/>
         <w:rPr>
           <w:rFonts w:cs="Calibri"/>
           <w:lang w:eastAsia="es-CO"/>
@@ -3280,7 +3201,6 @@
           <w:bCs/>
           <w:lang w:eastAsia="es-CO"/>
         </w:rPr>
-        <w:lastRenderedPageBreak/>
         <w:t>Solar fotovoltaica</w:t>
       </w:r>
     </w:p>
@@ -3299,8 +3219,37 @@
           <w:rFonts w:cs="Calibri"/>
           <w:lang w:eastAsia="es-CO"/>
         </w:rPr>
-        <w:t>Ideal para la mayoría de las regiones en Colombia (especialmente caribe, Orinoquía y zonas andinas). Ventaja: Bajo mantenimiento y escalabilidad.</w:t>
-      </w:r>
+        <w:t xml:space="preserve">Ideal para la mayoría de las regiones en Colombia (especialmente caribe, </w:t>
+      </w:r>
+    </w:p>
+    <w:p>
+      <w:pPr>
+        <w:pStyle w:val="Prrafodelista"/>
+        <w:spacing w:before="0" w:after="0"/>
+        <w:ind w:left="1068" w:firstLine="0"/>
+        <w:rPr>
+          <w:rFonts w:cs="Calibri"/>
+          <w:lang w:eastAsia="es-CO"/>
+        </w:rPr>
+      </w:pPr>
+      <w:r>
+        <w:rPr>
+          <w:rFonts w:cs="Calibri"/>
+          <w:lang w:eastAsia="es-CO"/>
+        </w:rPr>
+        <w:t>Orinoquía y zonas andinas). Ventaja: Bajo mantenimiento y escalabilidad.</w:t>
+      </w:r>
+    </w:p>
+    <w:p>
+      <w:pPr>
+        <w:pStyle w:val="Prrafodelista"/>
+        <w:spacing w:before="0" w:after="0"/>
+        <w:ind w:left="1068" w:firstLine="0"/>
+        <w:rPr>
+          <w:rFonts w:cs="Calibri"/>
+          <w:lang w:eastAsia="es-CO"/>
+        </w:rPr>
+      </w:pPr>
     </w:p>
     <w:p>
       <w:pPr>
@@ -3325,6 +3274,7 @@
           <w:bCs/>
           <w:lang w:eastAsia="es-CO"/>
         </w:rPr>
+        <w:lastRenderedPageBreak/>
         <w:t>Eólica de pequeña escala</w:t>
       </w:r>
     </w:p>
@@ -3544,21 +3494,49 @@
     </w:p>
     <w:p>
       <w:pPr>
+        <w:spacing w:before="0" w:after="0"/>
+        <w:ind w:firstLine="567"/>
+        <w:rPr>
+          <w:rFonts w:cs="Calibri"/>
+        </w:rPr>
+      </w:pPr>
+    </w:p>
+    <w:p>
+      <w:pPr>
+        <w:spacing w:before="0" w:after="0"/>
+        <w:ind w:firstLine="567"/>
+        <w:rPr>
+          <w:rFonts w:cs="Calibri"/>
+        </w:rPr>
+      </w:pPr>
+    </w:p>
+    <w:p>
+      <w:pPr>
+        <w:spacing w:before="0" w:after="0"/>
+        <w:ind w:firstLine="567"/>
+        <w:rPr>
+          <w:rFonts w:cs="Calibri"/>
+        </w:rPr>
+      </w:pPr>
+    </w:p>
+    <w:p>
+      <w:pPr>
         <w:pStyle w:val="Ttulo1"/>
         <w:numPr>
           <w:ilvl w:val="0"/>
           <w:numId w:val="8"/>
         </w:numPr>
       </w:pPr>
-      <w:bookmarkStart w:id="6" w:name="_Toc237361699"/>
+      <w:bookmarkStart w:id="7" w:name="_Toc242872698"/>
       <w:r>
         <w:lastRenderedPageBreak/>
         <w:t>Viabilidad y sostenibilidad financiera</w:t>
       </w:r>
-      <w:bookmarkEnd w:id="6"/>
-    </w:p>
-    <w:p>
-      <w:pPr>
+      <w:bookmarkEnd w:id="7"/>
+    </w:p>
+    <w:p>
+      <w:pPr>
+        <w:spacing w:before="0" w:after="0"/>
         <w:rPr>
           <w:lang w:eastAsia="es-CO"/>
         </w:rPr>
@@ -3596,8 +3574,14 @@
         <w:rPr>
           <w:lang w:eastAsia="es-CO"/>
         </w:rPr>
+        <w:t xml:space="preserve">Adicionalmente, se abordan indicadores financieros que facilitan la toma de decisiones, como el valor presente neto, la tasa interna de retorno y el período de </w:t>
+      </w:r>
+      <w:r>
+        <w:rPr>
+          <w:lang w:eastAsia="es-CO"/>
+        </w:rPr>
         <w:lastRenderedPageBreak/>
-        <w:t>Adicionalmente, se abordan indicadores financieros que facilitan la toma de decisiones, como el valor presente neto, la tasa interna de retorno y el período de recuperación de la inversión, los cuales permiten comparar alternativas tecnológicas y distintos escenarios de operación. También se incorporan análisis de sensibilidad y escenarios prospectivos para evaluar el impacto de variaciones en variables críticas, tales como la demanda energética, los costos de mantenimiento o las tasas de interés. De esta manera, se promueve una planificación financiera rigurosa que contribuya a la sostenibilidad económica del proyecto y a la continuidad del servicio energético en contextos rurales y en las zonas no interconectadas.</w:t>
+        <w:t>recuperación de la inversión, los cuales permiten comparar alternativas tecnológicas y distintos escenarios de operación. También se incorporan análisis de sensibilidad y escenarios prospectivos para evaluar el impacto de variaciones en variables críticas, tales como la demanda energética, los costos de mantenimiento o las tasas de interés. De esta manera, se promueve una planificación financiera rigurosa que contribuya a la sostenibilidad económica del proyecto y a la continuidad del servicio energético en contextos rurales y en las zonas no interconectadas.</w:t>
       </w:r>
     </w:p>
     <w:p>
@@ -4141,7 +4125,6 @@
                 <w:sz w:val="28"/>
                 <w:szCs w:val="28"/>
               </w:rPr>
-              <w:lastRenderedPageBreak/>
               <w:t>Certificación</w:t>
             </w:r>
           </w:p>
@@ -4227,6 +4210,7 @@
           <w:bCs/>
           <w:lang w:eastAsia="es-CO"/>
         </w:rPr>
+        <w:lastRenderedPageBreak/>
         <w:t>Tip de prefactibilidad:</w:t>
       </w:r>
       <w:r>
@@ -4235,14 +4219,6 @@
         </w:rPr>
         <w:t> si el costo de llevar los materiales (logística) supera el 25 % del valor de los equipos, el aprendiz debe evaluar si es mejor una solución alternativa o si el proyecto requiere un subsidio estatal mayor para ser viable.</w:t>
       </w:r>
-    </w:p>
-    <w:p>
-      <w:pPr>
-        <w:spacing w:before="0" w:after="0"/>
-        <w:rPr>
-          <w:lang w:eastAsia="es-CO"/>
-        </w:rPr>
-      </w:pPr>
     </w:p>
     <w:p>
       <w:pPr>
@@ -4332,34 +4308,16 @@
     </w:p>
     <w:p>
       <w:pPr>
-        <w:spacing w:before="0" w:after="0"/>
-      </w:pPr>
-    </w:p>
-    <w:p>
-      <w:pPr>
         <w:pStyle w:val="Ttulo2"/>
-        <w:numPr>
-          <w:ilvl w:val="0"/>
-          <w:numId w:val="0"/>
-        </w:numPr>
-        <w:rPr>
-          <w:bCs/>
-        </w:rPr>
-      </w:pPr>
-      <w:bookmarkStart w:id="7" w:name="_Toc237361700"/>
-      <w:r>
-        <w:rPr>
-          <w:bCs/>
-        </w:rPr>
+      </w:pPr>
+      <w:bookmarkStart w:id="8" w:name="_Toc242872699"/>
+      <w:r>
         <w:t xml:space="preserve">2.1. </w:t>
       </w:r>
       <w:r>
-        <w:rPr>
-          <w:bCs/>
-        </w:rPr>
         <w:t>Fuentes de financiación</w:t>
       </w:r>
-      <w:bookmarkEnd w:id="7"/>
+      <w:bookmarkEnd w:id="8"/>
     </w:p>
     <w:p>
       <w:pPr>
@@ -4453,13 +4411,6 @@
     </w:p>
     <w:p>
       <w:pPr>
-        <w:rPr>
-          <w:lang w:eastAsia="es-CO"/>
-        </w:rPr>
-      </w:pPr>
-    </w:p>
-    <w:p>
-      <w:pPr>
         <w:pStyle w:val="Prrafodelista"/>
         <w:numPr>
           <w:ilvl w:val="0"/>
@@ -4478,7 +4429,6 @@
           <w:bCs/>
           <w:lang w:eastAsia="es-CO"/>
         </w:rPr>
-        <w:lastRenderedPageBreak/>
         <w:t>FAER (Fondo de Apoyo Financiero para la Energización de las Zonas Rurales Interconectadas)</w:t>
       </w:r>
     </w:p>
@@ -4496,6 +4446,15 @@
         </w:rPr>
         <w:t>Se usa cuando la vivienda o comunidad está en el Sistema Interconectado Nacional (SIN) pero es de difícil acceso y requiere una extensión de red o una solución aislada por costos.</w:t>
       </w:r>
+    </w:p>
+    <w:p>
+      <w:pPr>
+        <w:spacing w:before="0" w:after="0"/>
+        <w:ind w:left="1416" w:firstLine="1"/>
+        <w:rPr>
+          <w:lang w:eastAsia="es-CO"/>
+        </w:rPr>
+      </w:pPr>
     </w:p>
     <w:p>
       <w:pPr>
@@ -4517,6 +4476,7 @@
           <w:bCs/>
           <w:lang w:eastAsia="es-CO"/>
         </w:rPr>
+        <w:lastRenderedPageBreak/>
         <w:t>PRONE (Programa de Normalización de Redes Eléctricas)</w:t>
       </w:r>
     </w:p>
@@ -4542,6 +4502,7 @@
           <w:ilvl w:val="0"/>
           <w:numId w:val="11"/>
         </w:numPr>
+        <w:spacing w:after="0"/>
         <w:ind w:left="993" w:hanging="425"/>
         <w:rPr>
           <w:b/>
@@ -4560,6 +4521,7 @@
     </w:p>
     <w:p>
       <w:pPr>
+        <w:spacing w:before="0" w:after="0"/>
         <w:rPr>
           <w:lang w:eastAsia="es-CO"/>
         </w:rPr>
@@ -4693,7 +4655,6 @@
           <w:bCs/>
           <w:lang w:eastAsia="es-CO"/>
         </w:rPr>
-        <w:lastRenderedPageBreak/>
         <w:t>Cooperación internacional y créditos verdes</w:t>
       </w:r>
     </w:p>
@@ -4761,6 +4722,7 @@
           <w:bCs/>
           <w:lang w:eastAsia="es-CO"/>
         </w:rPr>
+        <w:lastRenderedPageBreak/>
         <w:t>Fondos de clima: </w:t>
       </w:r>
       <w:r>
@@ -4862,9 +4824,9 @@
         <w:tblLook w:val="04A0" w:firstRow="1" w:lastRow="0" w:firstColumn="1" w:lastColumn="0" w:noHBand="0" w:noVBand="1"/>
       </w:tblPr>
       <w:tblGrid>
-        <w:gridCol w:w="3114"/>
-        <w:gridCol w:w="2268"/>
-        <w:gridCol w:w="4580"/>
+        <w:gridCol w:w="3256"/>
+        <w:gridCol w:w="2551"/>
+        <w:gridCol w:w="4155"/>
       </w:tblGrid>
       <w:tr>
         <w:trPr>
@@ -4873,7 +4835,7 @@
         </w:trPr>
         <w:tc>
           <w:tcPr>
-            <w:tcW w:w="3114" w:type="dxa"/>
+            <w:tcW w:w="3256" w:type="dxa"/>
           </w:tcPr>
           <w:p>
             <w:pPr>
@@ -4895,7 +4857,7 @@
         </w:tc>
         <w:tc>
           <w:tcPr>
-            <w:tcW w:w="2268" w:type="dxa"/>
+            <w:tcW w:w="2551" w:type="dxa"/>
           </w:tcPr>
           <w:p>
             <w:pPr>
@@ -4917,7 +4879,7 @@
         </w:tc>
         <w:tc>
           <w:tcPr>
-            <w:tcW w:w="4580" w:type="dxa"/>
+            <w:tcW w:w="4155" w:type="dxa"/>
           </w:tcPr>
           <w:p>
             <w:pPr>
@@ -4945,7 +4907,7 @@
         </w:trPr>
         <w:tc>
           <w:tcPr>
-            <w:tcW w:w="3114" w:type="dxa"/>
+            <w:tcW w:w="3256" w:type="dxa"/>
           </w:tcPr>
           <w:p>
             <w:pPr>
@@ -4967,7 +4929,7 @@
         </w:tc>
         <w:tc>
           <w:tcPr>
-            <w:tcW w:w="2268" w:type="dxa"/>
+            <w:tcW w:w="2551" w:type="dxa"/>
           </w:tcPr>
           <w:p>
             <w:pPr>
@@ -4989,7 +4951,7 @@
         </w:tc>
         <w:tc>
           <w:tcPr>
-            <w:tcW w:w="4580" w:type="dxa"/>
+            <w:tcW w:w="4155" w:type="dxa"/>
           </w:tcPr>
           <w:p>
             <w:pPr>
@@ -5016,7 +4978,7 @@
         </w:trPr>
         <w:tc>
           <w:tcPr>
-            <w:tcW w:w="3114" w:type="dxa"/>
+            <w:tcW w:w="3256" w:type="dxa"/>
           </w:tcPr>
           <w:p>
             <w:pPr>
@@ -5038,7 +5000,7 @@
         </w:tc>
         <w:tc>
           <w:tcPr>
-            <w:tcW w:w="2268" w:type="dxa"/>
+            <w:tcW w:w="2551" w:type="dxa"/>
           </w:tcPr>
           <w:p>
             <w:pPr>
@@ -5060,7 +5022,7 @@
         </w:tc>
         <w:tc>
           <w:tcPr>
-            <w:tcW w:w="4580" w:type="dxa"/>
+            <w:tcW w:w="4155" w:type="dxa"/>
           </w:tcPr>
           <w:p>
             <w:pPr>
@@ -5088,7 +5050,7 @@
         </w:trPr>
         <w:tc>
           <w:tcPr>
-            <w:tcW w:w="3114" w:type="dxa"/>
+            <w:tcW w:w="3256" w:type="dxa"/>
           </w:tcPr>
           <w:p>
             <w:pPr>
@@ -5110,7 +5072,7 @@
         </w:tc>
         <w:tc>
           <w:tcPr>
-            <w:tcW w:w="2268" w:type="dxa"/>
+            <w:tcW w:w="2551" w:type="dxa"/>
           </w:tcPr>
           <w:p>
             <w:pPr>
@@ -5132,7 +5094,7 @@
         </w:tc>
         <w:tc>
           <w:tcPr>
-            <w:tcW w:w="4580" w:type="dxa"/>
+            <w:tcW w:w="4155" w:type="dxa"/>
           </w:tcPr>
           <w:p>
             <w:pPr>
@@ -5159,7 +5121,7 @@
         </w:trPr>
         <w:tc>
           <w:tcPr>
-            <w:tcW w:w="3114" w:type="dxa"/>
+            <w:tcW w:w="3256" w:type="dxa"/>
           </w:tcPr>
           <w:p>
             <w:pPr>
@@ -5175,14 +5137,13 @@
                 <w:sz w:val="28"/>
                 <w:szCs w:val="28"/>
               </w:rPr>
-              <w:lastRenderedPageBreak/>
               <w:t>Un proceso productivo (Cacao, Café).</w:t>
             </w:r>
           </w:p>
         </w:tc>
         <w:tc>
           <w:tcPr>
-            <w:tcW w:w="2268" w:type="dxa"/>
+            <w:tcW w:w="2551" w:type="dxa"/>
           </w:tcPr>
           <w:p>
             <w:pPr>
@@ -5220,7 +5181,7 @@
         </w:tc>
         <w:tc>
           <w:tcPr>
-            <w:tcW w:w="4580" w:type="dxa"/>
+            <w:tcW w:w="4155" w:type="dxa"/>
           </w:tcPr>
           <w:p>
             <w:pPr>
@@ -5244,25 +5205,16 @@
     </w:tbl>
     <w:p>
       <w:pPr>
-        <w:spacing w:before="0" w:after="0"/>
-      </w:pPr>
-    </w:p>
-    <w:p>
-      <w:pPr>
         <w:pStyle w:val="Ttulo2"/>
-        <w:numPr>
-          <w:ilvl w:val="0"/>
-          <w:numId w:val="0"/>
-        </w:numPr>
-      </w:pPr>
-      <w:bookmarkStart w:id="8" w:name="_Toc237361701"/>
+      </w:pPr>
+      <w:bookmarkStart w:id="9" w:name="_Toc242872700"/>
       <w:r>
         <w:t xml:space="preserve">2.2. </w:t>
       </w:r>
       <w:r>
         <w:t>Indicadores de rentabilidad social y económica</w:t>
       </w:r>
-      <w:bookmarkEnd w:id="8"/>
+      <w:bookmarkEnd w:id="9"/>
     </w:p>
     <w:p>
       <w:pPr>
@@ -5299,6 +5251,7 @@
           <w:bCs/>
           <w:lang w:eastAsia="es-CO"/>
         </w:rPr>
+        <w:lastRenderedPageBreak/>
         <w:t>Indicadores financieros tradicionales</w:t>
       </w:r>
     </w:p>
@@ -5360,7 +5313,7 @@
         <w:pStyle w:val="Prrafodelista"/>
         <w:numPr>
           <w:ilvl w:val="0"/>
-          <w:numId w:val="20"/>
+          <w:numId w:val="54"/>
         </w:numPr>
         <w:spacing w:before="0" w:after="0"/>
         <w:rPr>
@@ -5423,7 +5376,7 @@
         <w:pStyle w:val="Prrafodelista"/>
         <w:numPr>
           <w:ilvl w:val="0"/>
-          <w:numId w:val="20"/>
+          <w:numId w:val="54"/>
         </w:numPr>
         <w:spacing w:before="0" w:after="0"/>
         <w:rPr>
@@ -5494,22 +5447,50 @@
         <w:rPr>
           <w:lang w:eastAsia="es-CO"/>
         </w:rPr>
+        <w:t>En proyectos energéticos, el costo nivelado de la energía es uno de los indicadores más relevantes, ya que permite estimar el costo promedio de generación por unidad de energía (por ejemplo, $/kWh) a lo largo de la vida útil del sistema. Este indicador facilita la comparación entre alternativas tecnológicas, como la generación con diésel y los sistemas fotovoltaicos en una vereda, considerando un horizonte de evaluación de 20 años.</w:t>
+      </w:r>
+    </w:p>
+    <w:p>
+      <w:pPr>
+        <w:spacing w:before="0" w:after="0"/>
+        <w:rPr>
+          <w:lang w:eastAsia="es-CO"/>
+        </w:rPr>
+      </w:pPr>
+      <w:r>
+        <w:rPr>
+          <w:lang w:eastAsia="es-CO"/>
+        </w:rPr>
+        <w:t>En cuanto a las variables, están correctamente definidas, pero hay un pequeño detalle técnico:</w:t>
+      </w:r>
+    </w:p>
+    <w:p>
+      <w:pPr>
+        <w:spacing w:before="0" w:after="0"/>
+        <w:ind w:left="709" w:firstLine="0"/>
+        <w:rPr>
+          <w:lang w:eastAsia="es-CO"/>
+        </w:rPr>
+      </w:pPr>
+      <w:r>
+        <w:rPr>
+          <w:lang w:eastAsia="es-CO"/>
+        </w:rPr>
         <w:lastRenderedPageBreak/>
-        <w:t>En proyectos energéticos, el costo nivelado de la energía es uno de los indicadores más relevantes, ya que permite estimar el costo promedio de generación por unidad de energía (por ejemplo, $/kWh) a lo largo de la vida útil del sistema. Este indicador facilita la comparación entre alternativas tecnológicas, como la generación con diésel y los sistemas fotovoltaicos en una vereda, considerando un horizonte de evaluación de 20 años.</w:t>
-      </w:r>
-    </w:p>
-    <w:p>
-      <w:pPr>
-        <w:spacing w:before="0" w:after="0"/>
-        <w:rPr>
-          <w:lang w:eastAsia="es-CO"/>
-        </w:rPr>
-      </w:pPr>
-      <w:r>
-        <w:rPr>
-          <w:lang w:eastAsia="es-CO"/>
-        </w:rPr>
-        <w:t>En cuanto a las variables, están correctamente definidas, pero hay un pequeño detalle técnico:</w:t>
+        <w:t xml:space="preserve">Normalmente </w:t>
+      </w:r>
+      <w:r>
+        <w:rPr>
+          <w:rStyle w:val="Extranjerismo"/>
+          <w:lang w:eastAsia="es-CO"/>
+        </w:rPr>
+        <w:t>It</w:t>
+      </w:r>
+      <w:r>
+        <w:rPr>
+          <w:lang w:eastAsia="es-CO"/>
+        </w:rPr>
+        <w:t xml:space="preserve"> no es inversión anual, sino que suele concentrarse en el año 0 (I0), aunque puede incluir reposiciones en años posteriores.</w:t>
       </w:r>
     </w:p>
     <w:p>
@@ -5524,39 +5505,152 @@
         <w:rPr>
           <w:lang w:eastAsia="es-CO"/>
         </w:rPr>
-        <w:t xml:space="preserve">Normalmente </w:t>
-      </w:r>
+        <w:t>F</w:t>
+      </w:r>
+      <w:r>
+        <w:rPr>
+          <w:vertAlign w:val="subscript"/>
+          <w:lang w:eastAsia="es-CO"/>
+        </w:rPr>
+        <w:t>t</w:t>
+      </w:r>
+      <w:r>
+        <w:rPr>
+          <w:lang w:eastAsia="es-CO"/>
+        </w:rPr>
+        <w:t xml:space="preserve"> aplica principalmente a tecnologías con combustible (como diésel).</w:t>
+      </w:r>
+    </w:p>
+    <w:p>
+      <w:pPr>
+        <w:spacing w:before="0" w:after="0"/>
+        <w:ind w:left="709" w:firstLine="0"/>
+        <w:rPr>
+          <w:lang w:eastAsia="es-CO"/>
+        </w:rPr>
+      </w:pPr>
+      <w:r>
+        <w:rPr>
+          <w:lang w:eastAsia="es-CO"/>
+        </w:rPr>
+        <w:t>Conviene aclarar que todos los valores se descuentan a valor presente.</w:t>
+      </w:r>
+    </w:p>
+    <w:p>
+      <w:pPr>
+        <w:rPr>
+          <w:lang w:eastAsia="es-CO"/>
+        </w:rPr>
+      </w:pPr>
+      <w:r>
+        <w:rPr>
+          <w:lang w:eastAsia="es-CO"/>
+        </w:rPr>
+        <w:t>Donde:</w:t>
+      </w:r>
+    </w:p>
+    <w:p>
+      <w:pPr>
+        <w:spacing w:before="0" w:after="0"/>
+        <w:ind w:left="708" w:firstLine="0"/>
+        <w:rPr>
+          <w:lang w:eastAsia="es-CO"/>
+        </w:rPr>
+      </w:pPr>
       <w:proofErr w:type="spellStart"/>
       <w:r>
         <w:rPr>
-          <w:lang w:eastAsia="es-CO"/>
-        </w:rPr>
-        <w:t>It</w:t>
+          <w:b/>
+          <w:bCs/>
+          <w:lang w:eastAsia="es-CO"/>
+        </w:rPr>
+        <w:t>I</w:t>
+      </w:r>
+      <w:r>
+        <w:rPr>
+          <w:b/>
+          <w:bCs/>
+          <w:vertAlign w:val="subscript"/>
+          <w:lang w:eastAsia="es-CO"/>
+        </w:rPr>
+        <w:t>t</w:t>
       </w:r>
       <w:proofErr w:type="spellEnd"/>
       <w:r>
         <w:rPr>
-          <w:lang w:eastAsia="es-CO"/>
-        </w:rPr>
-        <w:t xml:space="preserve"> no es inversión anual, sino que suele concentrarse en el año 0 (I0), aunque puede incluir reposiciones en años posteriores.</w:t>
-      </w:r>
-    </w:p>
-    <w:p>
-      <w:pPr>
-        <w:spacing w:before="0" w:after="0"/>
-        <w:ind w:left="709" w:firstLine="0"/>
-        <w:rPr>
-          <w:lang w:eastAsia="es-CO"/>
-        </w:rPr>
-      </w:pPr>
-      <w:r>
-        <w:rPr>
+          <w:b/>
+          <w:bCs/>
+          <w:lang w:eastAsia="es-CO"/>
+        </w:rPr>
+        <w:t>:</w:t>
+      </w:r>
+      <w:r>
+        <w:rPr>
+          <w:lang w:eastAsia="es-CO"/>
+        </w:rPr>
+        <w:t> inversiones realizadas en el año t (CAPEX), incluyendo inversión inicial y reposiciones.</w:t>
+      </w:r>
+    </w:p>
+    <w:p>
+      <w:pPr>
+        <w:spacing w:before="0" w:after="0"/>
+        <w:ind w:left="708" w:firstLine="0"/>
+        <w:rPr>
+          <w:lang w:eastAsia="es-CO"/>
+        </w:rPr>
+      </w:pPr>
+      <w:r>
+        <w:rPr>
+          <w:b/>
+          <w:bCs/>
+          <w:lang w:eastAsia="es-CO"/>
+        </w:rPr>
+        <w:t>M</w:t>
+      </w:r>
+      <w:r>
+        <w:rPr>
+          <w:b/>
+          <w:bCs/>
+          <w:vertAlign w:val="subscript"/>
+          <w:lang w:eastAsia="es-CO"/>
+        </w:rPr>
+        <w:t>t</w:t>
+      </w:r>
+      <w:r>
+        <w:rPr>
+          <w:b/>
+          <w:bCs/>
+          <w:lang w:eastAsia="es-CO"/>
+        </w:rPr>
+        <w:t>:</w:t>
+      </w:r>
+      <w:r>
+        <w:rPr>
+          <w:lang w:eastAsia="es-CO"/>
+        </w:rPr>
+        <w:t> costos de operación y mantenimiento en el año t (OPEX).</w:t>
+      </w:r>
+    </w:p>
+    <w:p>
+      <w:pPr>
+        <w:spacing w:before="0" w:after="0"/>
+        <w:ind w:left="708" w:firstLine="0"/>
+        <w:rPr>
+          <w:lang w:eastAsia="es-CO"/>
+        </w:rPr>
+      </w:pPr>
+      <w:r>
+        <w:rPr>
+          <w:b/>
+          <w:bCs/>
           <w:lang w:eastAsia="es-CO"/>
         </w:rPr>
         <w:t>F</w:t>
       </w:r>
       <w:r>
         <w:rPr>
+          <w:b/>
+          <w:bCs/>
           <w:vertAlign w:val="subscript"/>
           <w:lang w:eastAsia="es-CO"/>
         </w:rPr>
@@ -5564,37 +5658,17 @@
       </w:r>
       <w:r>
         <w:rPr>
-          <w:lang w:eastAsia="es-CO"/>
-        </w:rPr>
-        <w:t xml:space="preserve"> aplica principalmente a tecnologías con combustible (como diésel).</w:t>
-      </w:r>
-    </w:p>
-    <w:p>
-      <w:pPr>
-        <w:spacing w:before="0" w:after="0"/>
-        <w:ind w:left="709" w:firstLine="0"/>
-        <w:rPr>
-          <w:lang w:eastAsia="es-CO"/>
-        </w:rPr>
-      </w:pPr>
-      <w:r>
-        <w:rPr>
-          <w:lang w:eastAsia="es-CO"/>
-        </w:rPr>
-        <w:t>Conviene aclarar que todos los valores se descuentan a valor presente.</w:t>
-      </w:r>
-    </w:p>
-    <w:p>
-      <w:pPr>
-        <w:rPr>
-          <w:lang w:eastAsia="es-CO"/>
-        </w:rPr>
-      </w:pPr>
-      <w:r>
-        <w:rPr>
-          <w:lang w:eastAsia="es-CO"/>
-        </w:rPr>
-        <w:t>Donde:</w:t>
+          <w:b/>
+          <w:bCs/>
+          <w:lang w:eastAsia="es-CO"/>
+        </w:rPr>
+        <w:t>:</w:t>
+      </w:r>
+      <w:r>
+        <w:rPr>
+          <w:lang w:eastAsia="es-CO"/>
+        </w:rPr>
+        <w:t> costos de combustible en el año t (si aplica).</w:t>
       </w:r>
     </w:p>
     <w:p>
@@ -5605,14 +5679,13 @@
           <w:lang w:eastAsia="es-CO"/>
         </w:rPr>
       </w:pPr>
-      <w:proofErr w:type="spellStart"/>
-      <w:r>
-        <w:rPr>
-          <w:b/>
-          <w:bCs/>
-          <w:lang w:eastAsia="es-CO"/>
-        </w:rPr>
-        <w:t>I</w:t>
+      <w:r>
+        <w:rPr>
+          <w:b/>
+          <w:bCs/>
+          <w:lang w:eastAsia="es-CO"/>
+        </w:rPr>
+        <w:t>E</w:t>
       </w:r>
       <w:r>
         <w:rPr>
@@ -5623,7 +5696,6 @@
         </w:rPr>
         <w:t>t</w:t>
       </w:r>
-      <w:proofErr w:type="spellEnd"/>
       <w:r>
         <w:rPr>
           <w:b/>
@@ -5636,7 +5708,7 @@
         <w:rPr>
           <w:lang w:eastAsia="es-CO"/>
         </w:rPr>
-        <w:t> inversiones realizadas en el año t (CAPEX), incluyendo inversión inicial y reposiciones.</w:t>
+        <w:t> energía generada en el año t.</w:t>
       </w:r>
     </w:p>
     <w:p>
@@ -5653,30 +5725,13 @@
           <w:bCs/>
           <w:lang w:eastAsia="es-CO"/>
         </w:rPr>
-        <w:t>M</w:t>
-      </w:r>
-      <w:r>
-        <w:rPr>
-          <w:b/>
-          <w:bCs/>
-          <w:vertAlign w:val="subscript"/>
-          <w:lang w:eastAsia="es-CO"/>
-        </w:rPr>
-        <w:t>t</w:t>
-      </w:r>
-      <w:r>
-        <w:rPr>
-          <w:b/>
-          <w:bCs/>
-          <w:lang w:eastAsia="es-CO"/>
-        </w:rPr>
-        <w:t>:</w:t>
-      </w:r>
-      <w:r>
-        <w:rPr>
-          <w:lang w:eastAsia="es-CO"/>
-        </w:rPr>
-        <w:t> costos de operación y mantenimiento en el año t (OPEX).</w:t>
+        <w:t>r:</w:t>
+      </w:r>
+      <w:r>
+        <w:rPr>
+          <w:lang w:eastAsia="es-CO"/>
+        </w:rPr>
+        <w:t> tasa de descuento.</w:t>
       </w:r>
     </w:p>
     <w:p>
@@ -5693,109 +5748,6 @@
           <w:bCs/>
           <w:lang w:eastAsia="es-CO"/>
         </w:rPr>
-        <w:t>F</w:t>
-      </w:r>
-      <w:r>
-        <w:rPr>
-          <w:b/>
-          <w:bCs/>
-          <w:vertAlign w:val="subscript"/>
-          <w:lang w:eastAsia="es-CO"/>
-        </w:rPr>
-        <w:t>t</w:t>
-      </w:r>
-      <w:r>
-        <w:rPr>
-          <w:b/>
-          <w:bCs/>
-          <w:lang w:eastAsia="es-CO"/>
-        </w:rPr>
-        <w:t>:</w:t>
-      </w:r>
-      <w:r>
-        <w:rPr>
-          <w:lang w:eastAsia="es-CO"/>
-        </w:rPr>
-        <w:t> costos de combustible en el año t (si aplica).</w:t>
-      </w:r>
-    </w:p>
-    <w:p>
-      <w:pPr>
-        <w:spacing w:before="0" w:after="0"/>
-        <w:ind w:left="708" w:firstLine="0"/>
-        <w:rPr>
-          <w:lang w:eastAsia="es-CO"/>
-        </w:rPr>
-      </w:pPr>
-      <w:r>
-        <w:rPr>
-          <w:b/>
-          <w:bCs/>
-          <w:lang w:eastAsia="es-CO"/>
-        </w:rPr>
-        <w:t>E</w:t>
-      </w:r>
-      <w:r>
-        <w:rPr>
-          <w:b/>
-          <w:bCs/>
-          <w:vertAlign w:val="subscript"/>
-          <w:lang w:eastAsia="es-CO"/>
-        </w:rPr>
-        <w:t>t</w:t>
-      </w:r>
-      <w:r>
-        <w:rPr>
-          <w:b/>
-          <w:bCs/>
-          <w:lang w:eastAsia="es-CO"/>
-        </w:rPr>
-        <w:t>:</w:t>
-      </w:r>
-      <w:r>
-        <w:rPr>
-          <w:lang w:eastAsia="es-CO"/>
-        </w:rPr>
-        <w:t> energía generada en el año t.</w:t>
-      </w:r>
-    </w:p>
-    <w:p>
-      <w:pPr>
-        <w:spacing w:before="0" w:after="0"/>
-        <w:ind w:left="708" w:firstLine="0"/>
-        <w:rPr>
-          <w:lang w:eastAsia="es-CO"/>
-        </w:rPr>
-      </w:pPr>
-      <w:r>
-        <w:rPr>
-          <w:b/>
-          <w:bCs/>
-          <w:lang w:eastAsia="es-CO"/>
-        </w:rPr>
-        <w:t>r:</w:t>
-      </w:r>
-      <w:r>
-        <w:rPr>
-          <w:lang w:eastAsia="es-CO"/>
-        </w:rPr>
-        <w:t> tasa de descuento.</w:t>
-      </w:r>
-    </w:p>
-    <w:p>
-      <w:pPr>
-        <w:spacing w:before="0" w:after="0"/>
-        <w:ind w:left="708" w:firstLine="0"/>
-        <w:rPr>
-          <w:lang w:eastAsia="es-CO"/>
-        </w:rPr>
-      </w:pPr>
-      <w:r>
-        <w:rPr>
-          <w:b/>
-          <w:bCs/>
-          <w:lang w:eastAsia="es-CO"/>
-        </w:rPr>
         <w:t>n:</w:t>
       </w:r>
       <w:r>
@@ -5804,26 +5756,16 @@
         </w:rPr>
         <w:t> vida útil del sistema (años).</w:t>
       </w:r>
-    </w:p>
-    <w:p>
-      <w:pPr>
-        <w:pStyle w:val="Prrafodelista"/>
-        <w:spacing w:before="0" w:after="0"/>
-        <w:ind w:left="993" w:firstLine="0"/>
-        <w:rPr>
-          <w:lang w:eastAsia="es-CO"/>
-        </w:rPr>
-      </w:pPr>
     </w:p>
     <w:p>
       <w:pPr>
         <w:pStyle w:val="Prrafodelista"/>
         <w:numPr>
           <w:ilvl w:val="0"/>
-          <w:numId w:val="13"/>
+          <w:numId w:val="11"/>
         </w:numPr>
-        <w:spacing w:before="0" w:after="0"/>
-        <w:ind w:left="1134"/>
+        <w:spacing w:after="0"/>
+        <w:ind w:left="993" w:hanging="425"/>
         <w:rPr>
           <w:b/>
           <w:bCs/>
@@ -5842,6 +5784,7 @@
     <w:p>
       <w:pPr>
         <w:spacing w:before="0" w:after="0"/>
+        <w:ind w:left="568" w:firstLine="425"/>
         <w:rPr>
           <w:lang w:eastAsia="es-CO"/>
         </w:rPr>
@@ -5873,7 +5816,6 @@
           <w:bCs/>
           <w:lang w:eastAsia="es-CO"/>
         </w:rPr>
-        <w:lastRenderedPageBreak/>
         <w:t>Costo por beneficiario</w:t>
       </w:r>
     </w:p>
@@ -5990,22 +5932,23 @@
         <w:pStyle w:val="Prrafodelista"/>
         <w:numPr>
           <w:ilvl w:val="0"/>
-          <w:numId w:val="13"/>
+          <w:numId w:val="11"/>
         </w:numPr>
-        <w:spacing w:before="0" w:after="0"/>
-        <w:ind w:left="1134"/>
-        <w:rPr>
-          <w:b/>
-          <w:bCs/>
-          <w:lang w:eastAsia="es-CO"/>
-        </w:rPr>
-      </w:pPr>
-      <w:r>
-        <w:rPr>
-          <w:b/>
-          <w:bCs/>
-          <w:lang w:eastAsia="es-CO"/>
-        </w:rPr>
+        <w:spacing w:after="0"/>
+        <w:ind w:left="993" w:hanging="425"/>
+        <w:rPr>
+          <w:b/>
+          <w:bCs/>
+          <w:lang w:eastAsia="es-CO"/>
+        </w:rPr>
+      </w:pPr>
+      <w:r>
+        <w:rPr>
+          <w:b/>
+          <w:bCs/>
+          <w:lang w:eastAsia="es-CO"/>
+        </w:rPr>
+        <w:lastRenderedPageBreak/>
         <w:t>Análisis de sensibilidad</w:t>
       </w:r>
     </w:p>
@@ -6156,14 +6099,63 @@
     </w:p>
     <w:p>
       <w:pPr>
+        <w:rPr>
+          <w:lang w:eastAsia="es-CO"/>
+        </w:rPr>
+      </w:pPr>
+    </w:p>
+    <w:p>
+      <w:pPr>
+        <w:rPr>
+          <w:lang w:eastAsia="es-CO"/>
+        </w:rPr>
+      </w:pPr>
+    </w:p>
+    <w:p>
+      <w:pPr>
+        <w:rPr>
+          <w:lang w:eastAsia="es-CO"/>
+        </w:rPr>
+      </w:pPr>
+    </w:p>
+    <w:p>
+      <w:pPr>
+        <w:rPr>
+          <w:lang w:eastAsia="es-CO"/>
+        </w:rPr>
+      </w:pPr>
+    </w:p>
+    <w:p>
+      <w:pPr>
+        <w:rPr>
+          <w:lang w:eastAsia="es-CO"/>
+        </w:rPr>
+      </w:pPr>
+    </w:p>
+    <w:p>
+      <w:pPr>
+        <w:rPr>
+          <w:lang w:eastAsia="es-CO"/>
+        </w:rPr>
+      </w:pPr>
+    </w:p>
+    <w:p>
+      <w:pPr>
+        <w:rPr>
+          <w:lang w:eastAsia="es-CO"/>
+        </w:rPr>
+      </w:pPr>
+    </w:p>
+    <w:p>
+      <w:pPr>
         <w:pStyle w:val="Ttulo1"/>
       </w:pPr>
-      <w:bookmarkStart w:id="9" w:name="_Toc237361702"/>
+      <w:bookmarkStart w:id="10" w:name="_Toc242872701"/>
       <w:r>
         <w:lastRenderedPageBreak/>
         <w:t>Gestión social y apropiación comunitaria</w:t>
       </w:r>
-      <w:bookmarkEnd w:id="9"/>
+      <w:bookmarkEnd w:id="10"/>
     </w:p>
     <w:p>
       <w:pPr>
@@ -6250,7 +6242,7 @@
               </wp:inline>
             </w:drawing>
           </mc:Choice>
-          <mc:Fallback>
+          <mc:Fallback xmlns:w16cei="http://schemas.microsoft.com/office/word/2026/wordml/cei">
             <w:pict>
               <v:rect w14:anchorId="0E8C4FFF" id="Rectángulo 20" o:spid="_x0000_s1026" style="width:24pt;height:24pt;visibility:visible;mso-wrap-style:square;mso-left-percent:-10001;mso-top-percent:-10001;mso-position-horizontal:absolute;mso-position-horizontal-relative:char;mso-position-vertical:absolute;mso-position-vertical-relative:line;mso-left-percent:-10001;mso-top-percent:-10001;v-text-anchor:top" o:gfxdata="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" filled="f" stroked="f">
                 <o:lock v:ext="edit" aspectratio="t"/>
@@ -6324,7 +6316,7 @@
                 <w:lang w:eastAsia="es-CO"/>
               </w:rPr>
             </w:pPr>
-            <w:bookmarkStart w:id="10" w:name="_Hlk230199562"/>
+            <w:bookmarkStart w:id="11" w:name="_Hlk230199562"/>
             <w:r>
               <w:rPr>
                 <w:rFonts w:cs="Calibri"/>
@@ -6494,7 +6486,7 @@
           </w:p>
         </w:tc>
       </w:tr>
-      <w:bookmarkEnd w:id="10"/>
+      <w:bookmarkEnd w:id="11"/>
     </w:tbl>
     <w:p>
       <w:pPr>
@@ -6858,7 +6850,7 @@
     <w:p>
       <w:pPr>
         <w:pStyle w:val="Tabla"/>
-        <w:spacing w:before="0" w:after="0"/>
+        <w:spacing w:before="0"/>
         <w:ind w:left="426"/>
         <w:rPr>
           <w:lang w:eastAsia="es-CO"/>
@@ -6870,16 +6862,6 @@
         </w:rPr>
         <w:t>Herramienta para el aprendiz: matriz de compromisos comunitarios</w:t>
       </w:r>
-    </w:p>
-    <w:p>
-      <w:pPr>
-        <w:spacing w:before="0" w:after="0"/>
-        <w:ind w:firstLine="708"/>
-        <w:rPr>
-          <w:rFonts w:cs="Calibri"/>
-          <w:lang w:eastAsia="es-CO"/>
-        </w:rPr>
-      </w:pPr>
     </w:p>
     <w:tbl>
       <w:tblPr>
@@ -6910,7 +6892,7 @@
                 <w:szCs w:val="28"/>
               </w:rPr>
             </w:pPr>
-            <w:bookmarkStart w:id="11" w:name="_Hlk230197180"/>
+            <w:bookmarkStart w:id="12" w:name="_Hlk230197180"/>
             <w:r>
               <w:rPr>
                 <w:sz w:val="28"/>
@@ -7131,7 +7113,6 @@
                 <w:sz w:val="28"/>
                 <w:szCs w:val="28"/>
               </w:rPr>
-              <w:lastRenderedPageBreak/>
               <w:t>Tesorería</w:t>
             </w:r>
           </w:p>
@@ -7203,6 +7184,7 @@
                 <w:sz w:val="28"/>
                 <w:szCs w:val="28"/>
               </w:rPr>
+              <w:lastRenderedPageBreak/>
               <w:t>Familias</w:t>
             </w:r>
           </w:p>
@@ -7252,7 +7234,7 @@
           </w:p>
         </w:tc>
       </w:tr>
-      <w:bookmarkEnd w:id="11"/>
+      <w:bookmarkEnd w:id="12"/>
     </w:tbl>
     <w:p>
       <w:pPr>
@@ -7534,7 +7516,6 @@
           <w:bCs/>
           <w:lang w:eastAsia="es-CO"/>
         </w:rPr>
-        <w:lastRenderedPageBreak/>
         <w:t>Tiempos: </w:t>
       </w:r>
       <w:r>
@@ -7566,6 +7547,7 @@
           <w:bCs/>
           <w:lang w:eastAsia="es-CO"/>
         </w:rPr>
+        <w:lastRenderedPageBreak/>
         <w:t>Corresponsabilidad: </w:t>
       </w:r>
       <w:r>
@@ -7926,19 +7908,15 @@
     <w:p>
       <w:pPr>
         <w:pStyle w:val="Ttulo2"/>
-        <w:numPr>
-          <w:ilvl w:val="0"/>
-          <w:numId w:val="0"/>
-        </w:numPr>
-      </w:pPr>
-      <w:bookmarkStart w:id="12" w:name="_Toc237361703"/>
+      </w:pPr>
+      <w:bookmarkStart w:id="13" w:name="_Toc242872702"/>
       <w:r>
         <w:t xml:space="preserve">3.1. </w:t>
       </w:r>
       <w:r>
         <w:t>Modelos de gestión y sostenibilidad</w:t>
       </w:r>
-      <w:bookmarkEnd w:id="12"/>
+      <w:bookmarkEnd w:id="13"/>
     </w:p>
     <w:p>
       <w:pPr>
@@ -7956,16 +7934,6 @@
         </w:rPr>
         <w:t>En este apartado, el aprendiz aprenderá a proponer un esquema de gobernanza. No existe un modelo único; la elección depende de la capacidad organizativa de la comunidad y del tamaño del proyecto.</w:t>
       </w:r>
-    </w:p>
-    <w:p>
-      <w:pPr>
-        <w:spacing w:before="0" w:after="0"/>
-        <w:ind w:firstLine="708"/>
-        <w:rPr>
-          <w:rFonts w:cs="Calibri"/>
-          <w:lang w:eastAsia="es-CO"/>
-        </w:rPr>
-      </w:pPr>
     </w:p>
     <w:p>
       <w:pPr>
@@ -7974,7 +7942,7 @@
           <w:ilvl w:val="0"/>
           <w:numId w:val="11"/>
         </w:numPr>
-        <w:spacing w:before="0" w:after="0"/>
+        <w:spacing w:after="0"/>
         <w:ind w:left="993" w:hanging="425"/>
         <w:rPr>
           <w:b/>
@@ -8057,7 +8025,6 @@
           <w:bCs/>
           <w:lang w:eastAsia="es-CO"/>
         </w:rPr>
-        <w:lastRenderedPageBreak/>
         <w:t>Responsabilidades:</w:t>
       </w:r>
       <w:r>
@@ -8087,6 +8054,7 @@
           <w:bCs/>
           <w:lang w:eastAsia="es-CO"/>
         </w:rPr>
+        <w:lastRenderedPageBreak/>
         <w:t>Ventajas:</w:t>
       </w:r>
       <w:r>
@@ -8125,16 +8093,6 @@
         </w:rPr>
         <w:t> si hay conflictos internos en la vereda, el servicio se ve afectado. Requiere mucho apoyo en capacitación contable.</w:t>
       </w:r>
-    </w:p>
-    <w:p>
-      <w:pPr>
-        <w:spacing w:before="0" w:after="0"/>
-        <w:ind w:firstLine="708"/>
-        <w:rPr>
-          <w:rFonts w:cs="Calibri"/>
-          <w:lang w:eastAsia="es-CO"/>
-        </w:rPr>
-      </w:pPr>
     </w:p>
     <w:p>
       <w:pPr>
@@ -8143,7 +8101,7 @@
           <w:ilvl w:val="0"/>
           <w:numId w:val="11"/>
         </w:numPr>
-        <w:spacing w:before="0" w:after="0"/>
+        <w:spacing w:after="0"/>
         <w:ind w:left="993" w:hanging="425"/>
         <w:rPr>
           <w:b/>
@@ -8326,18 +8284,6 @@
         </w:rPr>
         <w:t xml:space="preserve"> ser más alta y la comunidad puede sentir el proyecto como algo “ajeno”.</w:t>
       </w:r>
-    </w:p>
-    <w:p>
-      <w:pPr>
-        <w:pStyle w:val="Prrafodelista"/>
-        <w:spacing w:before="0" w:after="0"/>
-        <w:ind w:left="993" w:firstLine="0"/>
-        <w:rPr>
-          <w:b/>
-          <w:bCs/>
-          <w:lang w:eastAsia="es-CO"/>
-        </w:rPr>
-      </w:pPr>
     </w:p>
     <w:p>
       <w:pPr>
@@ -8346,7 +8292,7 @@
           <w:ilvl w:val="0"/>
           <w:numId w:val="11"/>
         </w:numPr>
-        <w:spacing w:before="0" w:after="0"/>
+        <w:spacing w:after="0"/>
         <w:ind w:left="993" w:hanging="425"/>
         <w:rPr>
           <w:b/>
@@ -8447,21 +8393,6 @@
         </w:rPr>
         <w:t>el excedente de energía que no se consume en las casas se puede vender o usar en un proyecto productivo comunitario (ejemplo: una despulpadora de fruta), y esas ganancias financian el mantenimiento del sistema.</w:t>
       </w:r>
-    </w:p>
-    <w:p>
-      <w:pPr>
-        <w:tabs>
-          <w:tab w:val="num" w:pos="720"/>
-        </w:tabs>
-        <w:spacing w:before="0" w:after="0"/>
-        <w:ind w:left="1428" w:firstLine="0"/>
-        <w:rPr>
-          <w:rFonts w:cs="Calibri"/>
-          <w:b/>
-          <w:bCs/>
-          <w:lang w:eastAsia="es-CO"/>
-        </w:rPr>
-      </w:pPr>
     </w:p>
     <w:p>
       <w:pPr>
@@ -8470,7 +8401,7 @@
           <w:ilvl w:val="0"/>
           <w:numId w:val="11"/>
         </w:numPr>
-        <w:spacing w:before="0" w:after="0"/>
+        <w:spacing w:after="0"/>
         <w:ind w:left="993"/>
         <w:rPr>
           <w:rFonts w:cs="Calibri"/>
@@ -8486,7 +8417,6 @@
           <w:bCs/>
           <w:lang w:eastAsia="es-CO"/>
         </w:rPr>
-        <w:lastRenderedPageBreak/>
         <w:t>Matriz de selección del modelo de gestión</w:t>
       </w:r>
     </w:p>
@@ -8523,6 +8453,7 @@
         <w:rPr>
           <w:lang w:eastAsia="es-CO"/>
         </w:rPr>
+        <w:lastRenderedPageBreak/>
         <w:t>Matriz de selección modelo de gestión</w:t>
       </w:r>
     </w:p>
@@ -9156,52 +9087,48 @@
     <w:p>
       <w:pPr>
         <w:pStyle w:val="Ttulo2"/>
-        <w:numPr>
-          <w:ilvl w:val="0"/>
-          <w:numId w:val="0"/>
-        </w:numPr>
-      </w:pPr>
-      <w:bookmarkStart w:id="13" w:name="_Toc237361704"/>
-      <w:r>
+      </w:pPr>
+      <w:bookmarkStart w:id="14" w:name="_Toc242872703"/>
+      <w:r>
+        <w:t xml:space="preserve">3.2. </w:t>
+      </w:r>
+      <w:r>
+        <w:t>Esquemas de recaudo y fondo de reposición</w:t>
+      </w:r>
+      <w:bookmarkEnd w:id="14"/>
+    </w:p>
+    <w:p>
+      <w:pPr>
+        <w:spacing w:before="0" w:after="0"/>
+        <w:ind w:firstLine="708"/>
+        <w:rPr>
+          <w:rFonts w:cs="Calibri"/>
+          <w:lang w:eastAsia="es-CO"/>
+        </w:rPr>
+      </w:pPr>
+      <w:r>
+        <w:rPr>
+          <w:rFonts w:cs="Calibri"/>
+          <w:lang w:eastAsia="es-CO"/>
+        </w:rPr>
+        <w:t>El diseño de prefactibilidad debe ser honesto: la energía "gratis" no existe, aunque el sol no pasa factura, los equipos sí se desgastan. El aprendiz debe aprender a estructurar el flujo de dinero comunitario.</w:t>
+      </w:r>
+    </w:p>
+    <w:p>
+      <w:pPr>
+        <w:spacing w:before="0" w:after="0"/>
+        <w:ind w:firstLine="708"/>
+        <w:rPr>
+          <w:rFonts w:cs="Calibri"/>
+          <w:lang w:eastAsia="es-CO"/>
+        </w:rPr>
+      </w:pPr>
+      <w:r>
+        <w:rPr>
+          <w:rFonts w:cs="Calibri"/>
+          <w:lang w:eastAsia="es-CO"/>
+        </w:rPr>
         <w:lastRenderedPageBreak/>
-        <w:t xml:space="preserve">3.2. </w:t>
-      </w:r>
-      <w:r>
-        <w:t>Esquemas de recaudo y fondo de reposición:</w:t>
-      </w:r>
-      <w:bookmarkEnd w:id="13"/>
-    </w:p>
-    <w:p>
-      <w:pPr>
-        <w:spacing w:before="0" w:after="0"/>
-        <w:ind w:firstLine="708"/>
-        <w:rPr>
-          <w:rFonts w:cs="Calibri"/>
-          <w:lang w:eastAsia="es-CO"/>
-        </w:rPr>
-      </w:pPr>
-      <w:r>
-        <w:rPr>
-          <w:rFonts w:cs="Calibri"/>
-          <w:lang w:eastAsia="es-CO"/>
-        </w:rPr>
-        <w:t>El diseño de prefactibilidad debe ser honesto: la energía "gratis" no existe, aunque el sol no pasa factura, los equipos sí se desgastan. El aprendiz debe aprender a estructurar el flujo de dinero comunitario.</w:t>
-      </w:r>
-    </w:p>
-    <w:p>
-      <w:pPr>
-        <w:spacing w:before="0" w:after="0"/>
-        <w:ind w:firstLine="708"/>
-        <w:rPr>
-          <w:rFonts w:cs="Calibri"/>
-          <w:lang w:eastAsia="es-CO"/>
-        </w:rPr>
-      </w:pPr>
-      <w:r>
-        <w:rPr>
-          <w:rFonts w:cs="Calibri"/>
-          <w:lang w:eastAsia="es-CO"/>
-        </w:rPr>
         <w:t>Existen varias formas de recolectar el dinero para el mantenimiento (</w:t>
       </w:r>
       <w:r>
@@ -9547,40 +9474,6 @@
     </w:p>
     <w:p>
       <w:pPr>
-        <w:spacing w:before="0" w:after="0"/>
-        <w:ind w:left="1560" w:firstLine="0"/>
-        <w:rPr>
-          <w:rFonts w:cs="Calibri"/>
-          <w:b/>
-          <w:bCs/>
-          <w:lang w:eastAsia="es-CO"/>
-        </w:rPr>
-      </w:pPr>
-    </w:p>
-    <w:p>
-      <w:pPr>
-        <w:spacing w:before="0" w:after="0"/>
-        <w:ind w:left="1560" w:firstLine="0"/>
-        <w:rPr>
-          <w:rFonts w:cs="Calibri"/>
-          <w:b/>
-          <w:bCs/>
-          <w:lang w:eastAsia="es-CO"/>
-        </w:rPr>
-      </w:pPr>
-    </w:p>
-    <w:p>
-      <w:pPr>
-        <w:spacing w:before="0" w:after="0"/>
-        <w:ind w:left="1560" w:firstLine="0"/>
-        <w:rPr>
-          <w:rFonts w:cs="Calibri"/>
-          <w:lang w:eastAsia="es-CO"/>
-        </w:rPr>
-      </w:pPr>
-    </w:p>
-    <w:p>
-      <w:pPr>
         <w:pStyle w:val="Prrafodelista"/>
         <w:numPr>
           <w:ilvl w:val="0"/>
@@ -9601,8 +9494,7 @@
           <w:bCs/>
           <w:lang w:eastAsia="es-CO"/>
         </w:rPr>
-        <w:lastRenderedPageBreak/>
-        <w:t>Contribución en especie o trabajo:</w:t>
+        <w:t>Contribución en especie o trabajo</w:t>
       </w:r>
     </w:p>
     <w:p>
@@ -9624,16 +9516,6 @@
         </w:rPr>
         <w:t>En comunidades muy pobres, una parte del pago puede ser mano de obra (limpieza de la zona, vigilancia) o productos locales, aunque esto es difícil de convertir en dinero para repuestos técnicos.</w:t>
       </w:r>
-    </w:p>
-    <w:p>
-      <w:pPr>
-        <w:spacing w:before="0" w:after="0"/>
-        <w:ind w:left="1428" w:firstLine="0"/>
-        <w:rPr>
-          <w:rFonts w:cs="Calibri"/>
-          <w:lang w:eastAsia="es-CO"/>
-        </w:rPr>
-      </w:pPr>
     </w:p>
     <w:p>
       <w:pPr>
@@ -9697,6 +9579,7 @@
           <w:bCs/>
           <w:lang w:eastAsia="es-CO"/>
         </w:rPr>
+        <w:lastRenderedPageBreak/>
         <w:t>Bolsillo de operación (gasto diario):</w:t>
       </w:r>
       <w:r>
@@ -9738,13 +9621,132 @@
     </w:p>
     <w:p>
       <w:pPr>
-        <w:spacing w:before="0" w:after="0"/>
-        <w:ind w:left="1428" w:firstLine="0"/>
-        <w:rPr>
-          <w:rFonts w:cs="Calibri"/>
-          <w:lang w:eastAsia="es-CO"/>
-        </w:rPr>
-      </w:pPr>
+        <w:pStyle w:val="Prrafodelista"/>
+        <w:numPr>
+          <w:ilvl w:val="0"/>
+          <w:numId w:val="29"/>
+        </w:numPr>
+        <w:spacing w:after="0"/>
+        <w:rPr>
+          <w:rFonts w:cs="Calibri"/>
+          <w:b/>
+          <w:bCs/>
+          <w:lang w:eastAsia="es-CO"/>
+        </w:rPr>
+      </w:pPr>
+      <w:r>
+        <w:rPr>
+          <w:rFonts w:cs="Calibri"/>
+          <w:b/>
+          <w:bCs/>
+          <w:lang w:eastAsia="es-CO"/>
+        </w:rPr>
+        <w:t>Estrategias contra la morosidad</w:t>
+      </w:r>
+    </w:p>
+    <w:p>
+      <w:pPr>
+        <w:spacing w:before="0" w:after="0"/>
+        <w:ind w:left="285" w:firstLine="708"/>
+        <w:rPr>
+          <w:rFonts w:cs="Calibri"/>
+          <w:lang w:eastAsia="es-CO"/>
+        </w:rPr>
+      </w:pPr>
+      <w:r>
+        <w:rPr>
+          <w:rFonts w:cs="Calibri"/>
+          <w:lang w:eastAsia="es-CO"/>
+        </w:rPr>
+        <w:t>El proyecto de prefactibilidad debe prever qué pasará si alguien no paga:</w:t>
+      </w:r>
+    </w:p>
+    <w:p>
+      <w:pPr>
+        <w:numPr>
+          <w:ilvl w:val="0"/>
+          <w:numId w:val="47"/>
+        </w:numPr>
+        <w:spacing w:before="0" w:after="0"/>
+        <w:rPr>
+          <w:rFonts w:cs="Calibri"/>
+          <w:lang w:eastAsia="es-CO"/>
+        </w:rPr>
+      </w:pPr>
+      <w:r>
+        <w:rPr>
+          <w:rFonts w:cs="Calibri"/>
+          <w:b/>
+          <w:bCs/>
+          <w:lang w:eastAsia="es-CO"/>
+        </w:rPr>
+        <w:t>Sanciones sociales:</w:t>
+      </w:r>
+      <w:r>
+        <w:rPr>
+          <w:rFonts w:cs="Calibri"/>
+          <w:lang w:eastAsia="es-CO"/>
+        </w:rPr>
+        <w:t> acuerdos en asamblea (ejemplo: no poder usar la despulpadora comunitaria).</w:t>
+      </w:r>
+    </w:p>
+    <w:p>
+      <w:pPr>
+        <w:numPr>
+          <w:ilvl w:val="0"/>
+          <w:numId w:val="47"/>
+        </w:numPr>
+        <w:spacing w:before="0" w:after="0"/>
+        <w:rPr>
+          <w:rFonts w:cs="Calibri"/>
+          <w:lang w:eastAsia="es-CO"/>
+        </w:rPr>
+      </w:pPr>
+      <w:r>
+        <w:rPr>
+          <w:rFonts w:cs="Calibri"/>
+          <w:b/>
+          <w:bCs/>
+          <w:lang w:eastAsia="es-CO"/>
+        </w:rPr>
+        <w:t>Corte del servicio:</w:t>
+      </w:r>
+      <w:r>
+        <w:rPr>
+          <w:rFonts w:cs="Calibri"/>
+          <w:lang w:eastAsia="es-CO"/>
+        </w:rPr>
+        <w:t> procedimiento técnico para desconectar al usuario moroso.</w:t>
+      </w:r>
+    </w:p>
+    <w:p>
+      <w:pPr>
+        <w:numPr>
+          <w:ilvl w:val="0"/>
+          <w:numId w:val="47"/>
+        </w:numPr>
+        <w:spacing w:before="0" w:after="0"/>
+        <w:rPr>
+          <w:rFonts w:cs="Calibri"/>
+          <w:lang w:eastAsia="es-CO"/>
+        </w:rPr>
+      </w:pPr>
+      <w:r>
+        <w:rPr>
+          <w:rFonts w:cs="Calibri"/>
+          <w:b/>
+          <w:bCs/>
+          <w:lang w:eastAsia="es-CO"/>
+        </w:rPr>
+        <w:t>Fondo de solidaridad:</w:t>
+      </w:r>
+      <w:r>
+        <w:rPr>
+          <w:rFonts w:cs="Calibri"/>
+          <w:lang w:eastAsia="es-CO"/>
+        </w:rPr>
+        <w:t> un pequeño excedente en la tarifa de los que más tienen para cubrir emergencias de familias en pobreza extrema.</w:t>
+      </w:r>
     </w:p>
     <w:p>
       <w:pPr>
@@ -9753,7 +9755,7 @@
           <w:ilvl w:val="0"/>
           <w:numId w:val="11"/>
         </w:numPr>
-        <w:spacing w:before="0" w:after="0"/>
+        <w:spacing w:after="0"/>
         <w:ind w:left="993"/>
         <w:rPr>
           <w:rFonts w:cs="Calibri"/>
@@ -9769,157 +9771,6 @@
           <w:bCs/>
           <w:lang w:eastAsia="es-CO"/>
         </w:rPr>
-        <w:t>Estrategias contra la morosidad</w:t>
-      </w:r>
-    </w:p>
-    <w:p>
-      <w:pPr>
-        <w:spacing w:before="0" w:after="0"/>
-        <w:ind w:left="285" w:firstLine="708"/>
-        <w:rPr>
-          <w:rFonts w:cs="Calibri"/>
-          <w:lang w:eastAsia="es-CO"/>
-        </w:rPr>
-      </w:pPr>
-      <w:r>
-        <w:rPr>
-          <w:rFonts w:cs="Calibri"/>
-          <w:lang w:eastAsia="es-CO"/>
-        </w:rPr>
-        <w:t>El proyecto de prefactibilidad debe prever qué pasará si alguien no paga:</w:t>
-      </w:r>
-    </w:p>
-    <w:p>
-      <w:pPr>
-        <w:numPr>
-          <w:ilvl w:val="0"/>
-          <w:numId w:val="47"/>
-        </w:numPr>
-        <w:spacing w:before="0" w:after="0"/>
-        <w:rPr>
-          <w:rFonts w:cs="Calibri"/>
-          <w:lang w:eastAsia="es-CO"/>
-        </w:rPr>
-      </w:pPr>
-      <w:r>
-        <w:rPr>
-          <w:rFonts w:cs="Calibri"/>
-          <w:b/>
-          <w:bCs/>
-          <w:lang w:eastAsia="es-CO"/>
-        </w:rPr>
-        <w:t>Sanciones sociales:</w:t>
-      </w:r>
-      <w:r>
-        <w:rPr>
-          <w:rFonts w:cs="Calibri"/>
-          <w:lang w:eastAsia="es-CO"/>
-        </w:rPr>
-        <w:t> acuerdos en asamblea (ejemplo: no poder usar la despulpadora comunitaria).</w:t>
-      </w:r>
-    </w:p>
-    <w:p>
-      <w:pPr>
-        <w:numPr>
-          <w:ilvl w:val="0"/>
-          <w:numId w:val="47"/>
-        </w:numPr>
-        <w:spacing w:before="0" w:after="0"/>
-        <w:rPr>
-          <w:rFonts w:cs="Calibri"/>
-          <w:lang w:eastAsia="es-CO"/>
-        </w:rPr>
-      </w:pPr>
-      <w:r>
-        <w:rPr>
-          <w:rFonts w:cs="Calibri"/>
-          <w:b/>
-          <w:bCs/>
-          <w:lang w:eastAsia="es-CO"/>
-        </w:rPr>
-        <w:t>Corte del servicio:</w:t>
-      </w:r>
-      <w:r>
-        <w:rPr>
-          <w:rFonts w:cs="Calibri"/>
-          <w:lang w:eastAsia="es-CO"/>
-        </w:rPr>
-        <w:t> procedimiento técnico para desconectar al usuario moroso.</w:t>
-      </w:r>
-    </w:p>
-    <w:p>
-      <w:pPr>
-        <w:numPr>
-          <w:ilvl w:val="0"/>
-          <w:numId w:val="47"/>
-        </w:numPr>
-        <w:spacing w:before="0" w:after="0"/>
-        <w:rPr>
-          <w:rFonts w:cs="Calibri"/>
-          <w:lang w:eastAsia="es-CO"/>
-        </w:rPr>
-      </w:pPr>
-      <w:r>
-        <w:rPr>
-          <w:rFonts w:cs="Calibri"/>
-          <w:b/>
-          <w:bCs/>
-          <w:lang w:eastAsia="es-CO"/>
-        </w:rPr>
-        <w:t>Fondo de solidaridad:</w:t>
-      </w:r>
-      <w:r>
-        <w:rPr>
-          <w:rFonts w:cs="Calibri"/>
-          <w:lang w:eastAsia="es-CO"/>
-        </w:rPr>
-        <w:t> un pequeño excedente en la tarifa de los que más tienen para cubrir emergencias de familias en pobreza extrema.</w:t>
-      </w:r>
-    </w:p>
-    <w:p>
-      <w:pPr>
-        <w:spacing w:before="0" w:after="0"/>
-        <w:ind w:left="720" w:firstLine="0"/>
-        <w:rPr>
-          <w:rFonts w:cs="Calibri"/>
-          <w:lang w:eastAsia="es-CO"/>
-        </w:rPr>
-      </w:pPr>
-    </w:p>
-    <w:p>
-      <w:pPr>
-        <w:spacing w:before="0" w:after="0"/>
-        <w:ind w:left="720" w:firstLine="0"/>
-        <w:rPr>
-          <w:rFonts w:cs="Calibri"/>
-          <w:lang w:eastAsia="es-CO"/>
-        </w:rPr>
-      </w:pPr>
-    </w:p>
-    <w:p>
-      <w:pPr>
-        <w:pStyle w:val="Prrafodelista"/>
-        <w:numPr>
-          <w:ilvl w:val="0"/>
-          <w:numId w:val="11"/>
-        </w:numPr>
-        <w:spacing w:before="0" w:after="0"/>
-        <w:ind w:left="993"/>
-        <w:rPr>
-          <w:rFonts w:cs="Calibri"/>
-          <w:b/>
-          <w:bCs/>
-          <w:lang w:eastAsia="es-CO"/>
-        </w:rPr>
-      </w:pPr>
-      <w:r>
-        <w:rPr>
-          <w:rFonts w:cs="Calibri"/>
-          <w:b/>
-          <w:bCs/>
-          <w:lang w:eastAsia="es-CO"/>
-        </w:rPr>
-        <w:lastRenderedPageBreak/>
         <w:t>Transparencia y rendición de cuentas</w:t>
       </w:r>
     </w:p>
@@ -10066,144 +9917,14 @@
     </w:p>
     <w:p>
       <w:pPr>
-        <w:spacing w:before="0" w:after="0"/>
-        <w:ind w:firstLine="708"/>
-        <w:rPr>
-          <w:rFonts w:cs="Calibri"/>
-          <w:lang w:eastAsia="es-CO"/>
-        </w:rPr>
-      </w:pPr>
-    </w:p>
-    <w:p>
-      <w:pPr>
-        <w:spacing w:before="0" w:after="0"/>
-        <w:ind w:firstLine="708"/>
-        <w:rPr>
-          <w:rFonts w:cs="Calibri"/>
-          <w:lang w:eastAsia="es-CO"/>
-        </w:rPr>
-      </w:pPr>
-    </w:p>
-    <w:p>
-      <w:pPr>
-        <w:spacing w:before="0" w:after="0"/>
-        <w:ind w:firstLine="708"/>
-        <w:rPr>
-          <w:rFonts w:cs="Calibri"/>
-          <w:lang w:eastAsia="es-CO"/>
-        </w:rPr>
-      </w:pPr>
-    </w:p>
-    <w:p>
-      <w:pPr>
-        <w:spacing w:before="0" w:after="0"/>
-        <w:ind w:firstLine="708"/>
-        <w:rPr>
-          <w:rFonts w:cs="Calibri"/>
-          <w:lang w:eastAsia="es-CO"/>
-        </w:rPr>
-      </w:pPr>
-    </w:p>
-    <w:p>
-      <w:pPr>
-        <w:spacing w:before="0" w:after="0"/>
-        <w:ind w:firstLine="708"/>
-        <w:rPr>
-          <w:rFonts w:cs="Calibri"/>
-          <w:lang w:eastAsia="es-CO"/>
-        </w:rPr>
-      </w:pPr>
-    </w:p>
-    <w:p>
-      <w:pPr>
-        <w:spacing w:before="0" w:after="0"/>
-        <w:ind w:firstLine="708"/>
-        <w:rPr>
-          <w:rFonts w:cs="Calibri"/>
-          <w:lang w:eastAsia="es-CO"/>
-        </w:rPr>
-      </w:pPr>
-    </w:p>
-    <w:p>
-      <w:pPr>
-        <w:spacing w:before="0" w:after="0"/>
-        <w:ind w:firstLine="708"/>
-        <w:rPr>
-          <w:rFonts w:cs="Calibri"/>
-          <w:lang w:eastAsia="es-CO"/>
-        </w:rPr>
-      </w:pPr>
-    </w:p>
-    <w:p>
-      <w:pPr>
-        <w:spacing w:before="0" w:after="0"/>
-        <w:ind w:firstLine="708"/>
-        <w:rPr>
-          <w:rFonts w:cs="Calibri"/>
-          <w:lang w:eastAsia="es-CO"/>
-        </w:rPr>
-      </w:pPr>
-    </w:p>
-    <w:p>
-      <w:pPr>
-        <w:spacing w:before="0" w:after="0"/>
-        <w:ind w:firstLine="708"/>
-        <w:rPr>
-          <w:rFonts w:cs="Calibri"/>
-          <w:lang w:eastAsia="es-CO"/>
-        </w:rPr>
-      </w:pPr>
-    </w:p>
-    <w:p>
-      <w:pPr>
-        <w:spacing w:before="0" w:after="0"/>
-        <w:ind w:firstLine="708"/>
-        <w:rPr>
-          <w:rFonts w:cs="Calibri"/>
-          <w:lang w:eastAsia="es-CO"/>
-        </w:rPr>
-      </w:pPr>
-    </w:p>
-    <w:p>
-      <w:pPr>
-        <w:spacing w:before="0" w:after="0"/>
-        <w:ind w:firstLine="708"/>
-        <w:rPr>
-          <w:rFonts w:cs="Calibri"/>
-          <w:lang w:eastAsia="es-CO"/>
-        </w:rPr>
-      </w:pPr>
-    </w:p>
-    <w:p>
-      <w:pPr>
-        <w:spacing w:before="0" w:after="0"/>
-        <w:ind w:firstLine="708"/>
-        <w:rPr>
-          <w:rFonts w:cs="Calibri"/>
-          <w:lang w:eastAsia="es-CO"/>
-        </w:rPr>
-      </w:pPr>
-    </w:p>
-    <w:p>
-      <w:pPr>
-        <w:spacing w:before="0" w:after="0"/>
-        <w:ind w:firstLine="708"/>
-        <w:rPr>
-          <w:rFonts w:cs="Calibri"/>
-          <w:lang w:eastAsia="es-CO"/>
-        </w:rPr>
-      </w:pPr>
-    </w:p>
-    <w:p>
-      <w:pPr>
         <w:pStyle w:val="Ttulo1"/>
       </w:pPr>
-      <w:bookmarkStart w:id="14" w:name="_Toc237361705"/>
+      <w:bookmarkStart w:id="15" w:name="_Toc242872704"/>
       <w:r>
         <w:lastRenderedPageBreak/>
         <w:t>Viabilidad ambiental y gestión de riesgos</w:t>
       </w:r>
-      <w:bookmarkEnd w:id="14"/>
+      <w:bookmarkEnd w:id="15"/>
     </w:p>
     <w:p>
       <w:pPr>
@@ -10224,17 +9945,24 @@
     </w:p>
     <w:p>
       <w:pPr>
-        <w:spacing w:before="0" w:after="0"/>
+        <w:spacing w:after="0"/>
         <w:ind w:firstLine="708"/>
         <w:rPr>
           <w:rFonts w:cs="Calibri"/>
           <w:lang w:eastAsia="es-CO"/>
         </w:rPr>
       </w:pPr>
-    </w:p>
-    <w:p>
-      <w:pPr>
-        <w:spacing w:before="0" w:after="0"/>
+      <w:r>
+        <w:rPr>
+          <w:rFonts w:cs="Calibri"/>
+          <w:lang w:eastAsia="es-CO"/>
+        </w:rPr>
+        <w:t>Asimismo, se resalta la importancia de integrar criterios de sostenibilidad desde la etapa de diseño, considerando no solo la reducción de emisiones y la protección de los recursos hídricos y del suelo, sino también la conservación de la biodiversidad y el respeto por las dinámicas socioculturales de las comunidades rurales. La evaluación ambiental estratégica permite comparar alternativas tecnológicas y de localización, priorizando aquellas que generen mayores beneficios ambientales y sociales en el largo plazo. De este modo, se promueve una planificación integral que articule el desarrollo energético con la preservación del entorno y el fortalecimiento del tejido comunitario.</w:t>
+      </w:r>
+    </w:p>
+    <w:p>
+      <w:pPr>
+        <w:spacing w:after="0"/>
         <w:ind w:firstLine="708"/>
         <w:rPr>
           <w:rFonts w:cs="Calibri"/>
@@ -10246,34 +9974,7 @@
           <w:rFonts w:cs="Calibri"/>
           <w:lang w:eastAsia="es-CO"/>
         </w:rPr>
-        <w:t>Asimismo, se resalta la importancia de integrar criterios de sostenibilidad desde la etapa de diseño, considerando no solo la reducción de emisiones y la protección de los recursos hídricos y del suelo, sino también la conservación de la biodiversidad y el respeto por las dinámicas socioculturales de las comunidades rurales. La evaluación ambiental estratégica permite comparar alternativas tecnológicas y de localización, priorizando aquellas que generen mayores beneficios ambientales y sociales en el largo plazo. De este modo, se promueve una planificación integral que articule el desarrollo energético con la preservación del entorno y el fortalecimiento del tejido comunitario.</w:t>
-      </w:r>
-    </w:p>
-    <w:p>
-      <w:pPr>
-        <w:spacing w:before="0" w:after="0"/>
-        <w:ind w:firstLine="708"/>
-        <w:rPr>
-          <w:rFonts w:cs="Calibri"/>
-          <w:lang w:eastAsia="es-CO"/>
-        </w:rPr>
-      </w:pPr>
-    </w:p>
-    <w:p>
-      <w:pPr>
-        <w:spacing w:before="0" w:after="0"/>
-        <w:ind w:firstLine="708"/>
-        <w:rPr>
-          <w:rFonts w:cs="Calibri"/>
-          <w:lang w:eastAsia="es-CO"/>
-        </w:rPr>
-      </w:pPr>
-      <w:r>
-        <w:rPr>
-          <w:rFonts w:cs="Calibri"/>
-          <w:lang w:eastAsia="es-CO"/>
-        </w:rPr>
-        <w:t xml:space="preserve">Por su parte, la gestión de riesgos se concibe como un proceso continuo que comprende la identificación, el análisis, la valoración y el seguimiento de amenazas </w:t>
+        <w:t xml:space="preserve">Por su parte, la gestión de riesgos se concibe como un proceso continuo que comprende la identificación, el análisis, la valoración y el seguimiento de amenazas potenciales a lo largo del ciclo de vida del proyecto. Ello implica establecer protocolos de mantenimiento preventivo, planes de contingencia y mecanismos de capacitación </w:t>
       </w:r>
       <w:r>
         <w:rPr>
@@ -10281,7 +9982,7 @@
           <w:lang w:eastAsia="es-CO"/>
         </w:rPr>
         <w:lastRenderedPageBreak/>
-        <w:t>potenciales a lo largo del ciclo de vida del proyecto. Ello implica establecer protocolos de mantenimiento preventivo, planes de contingencia y mecanismos de capacitación dirigidos a los actores locales, con el propósito de asegurar una respuesta oportuna ante fallas técnicas, fenómenos climáticos extremos o incidentes de seguridad. La adopción de estándares técnicos y normativos vigentes, junto con sistemas de monitoreo y evaluación periódica, contribuye a garantizar la confiabilidad, eficiencia y sostenibilidad de las soluciones energéticas implementadas en contextos rurales.</w:t>
+        <w:t>dirigidos a los actores locales, con el propósito de asegurar una respuesta oportuna ante fallas técnicas, fenómenos climáticos extremos o incidentes de seguridad. La adopción de estándares técnicos y normativos vigentes, junto con sistemas de monitoreo y evaluación periódica, contribuye a garantizar la confiabilidad, eficiencia y sostenibilidad de las soluciones energéticas implementadas en contextos rurales.</w:t>
       </w:r>
     </w:p>
     <w:p>
@@ -10332,6 +10033,7 @@
           <w:numId w:val="50"/>
         </w:numPr>
         <w:spacing w:before="0" w:after="0"/>
+        <w:ind w:left="1353"/>
         <w:rPr>
           <w:rFonts w:cs="Calibri"/>
           <w:b/>
@@ -10352,7 +10054,7 @@
     <w:p>
       <w:pPr>
         <w:spacing w:before="0" w:after="0"/>
-        <w:ind w:left="1776" w:firstLine="0"/>
+        <w:ind w:left="1353" w:firstLine="0"/>
         <w:rPr>
           <w:rFonts w:cs="Calibri"/>
           <w:lang w:eastAsia="es-CO"/>
@@ -10374,6 +10076,7 @@
           <w:numId w:val="50"/>
         </w:numPr>
         <w:spacing w:before="0" w:after="0"/>
+        <w:ind w:left="1353"/>
         <w:rPr>
           <w:rFonts w:cs="Calibri"/>
           <w:lang w:eastAsia="es-CO"/>
@@ -10392,7 +10095,7 @@
     <w:p>
       <w:pPr>
         <w:spacing w:before="0" w:after="0"/>
-        <w:ind w:left="1776" w:firstLine="0"/>
+        <w:ind w:left="1353" w:firstLine="0"/>
         <w:rPr>
           <w:rFonts w:cs="Calibri"/>
           <w:lang w:eastAsia="es-CO"/>
@@ -10414,6 +10117,7 @@
           <w:numId w:val="50"/>
         </w:numPr>
         <w:spacing w:before="0" w:after="0"/>
+        <w:ind w:left="1353"/>
         <w:rPr>
           <w:rFonts w:cs="Calibri"/>
           <w:b/>
@@ -10434,7 +10138,7 @@
     <w:p>
       <w:pPr>
         <w:spacing w:before="0" w:after="0"/>
-        <w:ind w:left="1776" w:firstLine="0"/>
+        <w:ind w:left="1353" w:firstLine="0"/>
         <w:rPr>
           <w:rFonts w:cs="Calibri"/>
           <w:lang w:eastAsia="es-CO"/>
@@ -10450,23 +10154,202 @@
     </w:p>
     <w:p>
       <w:pPr>
-        <w:spacing w:before="0" w:after="0"/>
-        <w:ind w:left="1776" w:firstLine="0"/>
-        <w:rPr>
-          <w:rFonts w:cs="Calibri"/>
-          <w:lang w:eastAsia="es-CO"/>
-        </w:rPr>
-      </w:pPr>
-    </w:p>
-    <w:p>
-      <w:pPr>
-        <w:spacing w:before="0" w:after="0"/>
-        <w:ind w:left="1776" w:firstLine="0"/>
-        <w:rPr>
-          <w:rFonts w:cs="Calibri"/>
-          <w:lang w:eastAsia="es-CO"/>
-        </w:rPr>
-      </w:pPr>
+        <w:pStyle w:val="Prrafodelista"/>
+        <w:numPr>
+          <w:ilvl w:val="0"/>
+          <w:numId w:val="11"/>
+        </w:numPr>
+        <w:spacing w:after="0"/>
+        <w:ind w:left="993"/>
+        <w:rPr>
+          <w:b/>
+          <w:bCs/>
+          <w:lang w:eastAsia="es-CO"/>
+        </w:rPr>
+      </w:pPr>
+      <w:r>
+        <w:rPr>
+          <w:b/>
+          <w:bCs/>
+          <w:lang w:eastAsia="es-CO"/>
+        </w:rPr>
+        <w:t>Adaptación al cambio climático y riesgos naturales</w:t>
+      </w:r>
+    </w:p>
+    <w:p>
+      <w:pPr>
+        <w:spacing w:before="0" w:after="0"/>
+        <w:ind w:left="633" w:firstLine="435"/>
+        <w:rPr>
+          <w:rFonts w:cs="Calibri"/>
+          <w:lang w:eastAsia="es-CO"/>
+        </w:rPr>
+      </w:pPr>
+      <w:r>
+        <w:rPr>
+          <w:rFonts w:cs="Calibri"/>
+          <w:lang w:eastAsia="es-CO"/>
+        </w:rPr>
+        <w:t>El diseño de prefactibilidad debe considerar la resiliencia de la infraestructura ante eventos extremos, muy comunes en Colombia:</w:t>
+      </w:r>
+    </w:p>
+    <w:p>
+      <w:pPr>
+        <w:spacing w:before="0" w:after="0"/>
+        <w:ind w:left="633" w:firstLine="435"/>
+        <w:rPr>
+          <w:rFonts w:cs="Calibri"/>
+          <w:lang w:eastAsia="es-CO"/>
+        </w:rPr>
+      </w:pPr>
+    </w:p>
+    <w:p>
+      <w:pPr>
+        <w:spacing w:before="0" w:after="0"/>
+        <w:ind w:left="633" w:firstLine="435"/>
+        <w:rPr>
+          <w:rFonts w:cs="Calibri"/>
+          <w:lang w:eastAsia="es-CO"/>
+        </w:rPr>
+      </w:pPr>
+    </w:p>
+    <w:p>
+      <w:pPr>
+        <w:pStyle w:val="Prrafodelista"/>
+        <w:numPr>
+          <w:ilvl w:val="0"/>
+          <w:numId w:val="51"/>
+        </w:numPr>
+        <w:spacing w:before="0" w:after="0"/>
+        <w:rPr>
+          <w:rFonts w:cs="Calibri"/>
+          <w:b/>
+          <w:bCs/>
+          <w:lang w:eastAsia="es-CO"/>
+        </w:rPr>
+      </w:pPr>
+      <w:r>
+        <w:rPr>
+          <w:rFonts w:cs="Calibri"/>
+          <w:b/>
+          <w:bCs/>
+          <w:lang w:eastAsia="es-CO"/>
+        </w:rPr>
+        <w:lastRenderedPageBreak/>
+        <w:t>Riesgos de inundación</w:t>
+      </w:r>
+    </w:p>
+    <w:p>
+      <w:pPr>
+        <w:spacing w:before="0" w:after="0"/>
+        <w:ind w:left="1416" w:firstLine="1"/>
+        <w:rPr>
+          <w:rFonts w:cs="Calibri"/>
+          <w:lang w:eastAsia="es-CO"/>
+        </w:rPr>
+      </w:pPr>
+      <w:r>
+        <w:rPr>
+          <w:rFonts w:cs="Calibri"/>
+          <w:lang w:eastAsia="es-CO"/>
+        </w:rPr>
+        <w:t>Elevación de las bancadas de baterías y equipos electrónicos sobre el nivel histórico de crecientes.</w:t>
+      </w:r>
+    </w:p>
+    <w:p>
+      <w:pPr>
+        <w:pStyle w:val="Prrafodelista"/>
+        <w:numPr>
+          <w:ilvl w:val="0"/>
+          <w:numId w:val="51"/>
+        </w:numPr>
+        <w:spacing w:before="0" w:after="0"/>
+        <w:rPr>
+          <w:rFonts w:cs="Calibri"/>
+          <w:b/>
+          <w:bCs/>
+          <w:lang w:eastAsia="es-CO"/>
+        </w:rPr>
+      </w:pPr>
+      <w:r>
+        <w:rPr>
+          <w:rFonts w:cs="Calibri"/>
+          <w:b/>
+          <w:bCs/>
+          <w:lang w:eastAsia="es-CO"/>
+        </w:rPr>
+        <w:t>Riesgos de remoción en masa (deslaves)</w:t>
+      </w:r>
+    </w:p>
+    <w:p>
+      <w:pPr>
+        <w:spacing w:before="0" w:after="0"/>
+        <w:ind w:left="1416" w:firstLine="1"/>
+        <w:rPr>
+          <w:rFonts w:cs="Calibri"/>
+          <w:b/>
+          <w:bCs/>
+          <w:lang w:eastAsia="es-CO"/>
+        </w:rPr>
+      </w:pPr>
+      <w:r>
+        <w:rPr>
+          <w:rFonts w:cs="Calibri"/>
+          <w:lang w:eastAsia="es-CO"/>
+        </w:rPr>
+        <w:t>Análisis de la estabilidad del terreno donde se ubicarán las estructuras de soporte</w:t>
+      </w:r>
+      <w:r>
+        <w:rPr>
+          <w:rFonts w:cs="Calibri"/>
+          <w:b/>
+          <w:bCs/>
+          <w:lang w:eastAsia="es-CO"/>
+        </w:rPr>
+        <w:t>.</w:t>
+      </w:r>
+    </w:p>
+    <w:p>
+      <w:pPr>
+        <w:pStyle w:val="Prrafodelista"/>
+        <w:numPr>
+          <w:ilvl w:val="0"/>
+          <w:numId w:val="51"/>
+        </w:numPr>
+        <w:spacing w:before="0" w:after="0"/>
+        <w:rPr>
+          <w:rFonts w:cs="Calibri"/>
+          <w:b/>
+          <w:bCs/>
+          <w:lang w:eastAsia="es-CO"/>
+        </w:rPr>
+      </w:pPr>
+      <w:r>
+        <w:rPr>
+          <w:rFonts w:cs="Calibri"/>
+          <w:b/>
+          <w:bCs/>
+          <w:lang w:eastAsia="es-CO"/>
+        </w:rPr>
+        <w:t>Protección atmosférica</w:t>
+      </w:r>
+    </w:p>
+    <w:p>
+      <w:pPr>
+        <w:spacing w:before="0" w:after="0"/>
+        <w:ind w:left="1416" w:firstLine="12"/>
+        <w:rPr>
+          <w:rFonts w:cs="Calibri"/>
+          <w:lang w:eastAsia="es-CO"/>
+        </w:rPr>
+      </w:pPr>
+      <w:r>
+        <w:rPr>
+          <w:rFonts w:cs="Calibri"/>
+          <w:lang w:eastAsia="es-CO"/>
+        </w:rPr>
+        <w:t>En zonas con alta actividad de rayos (como el Catatumbo o el Magdalena Medio), es obligatorio el diseño de sistemas de puesta a tierra (SPT) y pararrayos para proteger la inversión.</w:t>
+      </w:r>
     </w:p>
     <w:p>
       <w:pPr>
@@ -10488,25 +10371,25 @@
           <w:bCs/>
           <w:lang w:eastAsia="es-CO"/>
         </w:rPr>
-        <w:lastRenderedPageBreak/>
-        <w:t>Adaptación al cambio climático y riesgos naturales</w:t>
-      </w:r>
-    </w:p>
-    <w:p>
-      <w:pPr>
-        <w:spacing w:before="0" w:after="0"/>
-        <w:ind w:left="633" w:firstLine="435"/>
-        <w:rPr>
-          <w:rFonts w:cs="Calibri"/>
-          <w:lang w:eastAsia="es-CO"/>
-        </w:rPr>
-      </w:pPr>
-      <w:r>
-        <w:rPr>
-          <w:rFonts w:cs="Calibri"/>
-          <w:lang w:eastAsia="es-CO"/>
-        </w:rPr>
-        <w:t>El diseño de prefactibilidad debe considerar la resiliencia de la infraestructura ante eventos extremos, muy comunes en Colombia:</w:t>
+        <w:t>Gestión de riesgos técnicos y operativos</w:t>
+      </w:r>
+    </w:p>
+    <w:p>
+      <w:pPr>
+        <w:pStyle w:val="Prrafodelista"/>
+        <w:ind w:left="993" w:firstLine="0"/>
+        <w:rPr>
+          <w:b/>
+          <w:bCs/>
+          <w:lang w:eastAsia="es-CO"/>
+        </w:rPr>
+      </w:pPr>
+      <w:r>
+        <w:rPr>
+          <w:rFonts w:cs="Calibri"/>
+          <w:lang w:eastAsia="es-CO"/>
+        </w:rPr>
+        <w:t>Factores que pueden degradar el sistema prematuramente:</w:t>
       </w:r>
     </w:p>
     <w:p>
@@ -10514,7 +10397,7 @@
         <w:pStyle w:val="Prrafodelista"/>
         <w:numPr>
           <w:ilvl w:val="0"/>
-          <w:numId w:val="51"/>
+          <w:numId w:val="52"/>
         </w:numPr>
         <w:spacing w:before="0" w:after="0"/>
         <w:rPr>
@@ -10531,24 +10414,33 @@
           <w:bCs/>
           <w:lang w:eastAsia="es-CO"/>
         </w:rPr>
-        <w:t>Riesgos de inundación</w:t>
-      </w:r>
-    </w:p>
-    <w:p>
-      <w:pPr>
-        <w:spacing w:before="0" w:after="0"/>
-        <w:ind w:left="1416" w:firstLine="1"/>
-        <w:rPr>
-          <w:rFonts w:cs="Calibri"/>
-          <w:lang w:eastAsia="es-CO"/>
-        </w:rPr>
-      </w:pPr>
-      <w:r>
-        <w:rPr>
-          <w:rFonts w:cs="Calibri"/>
-          <w:lang w:eastAsia="es-CO"/>
-        </w:rPr>
-        <w:t>Elevación de las bancadas de baterías y equipos electrónicos sobre el nivel histórico de crecientes.</w:t>
+        <w:t>C</w:t>
+      </w:r>
+      <w:r>
+        <w:rPr>
+          <w:rFonts w:cs="Calibri"/>
+          <w:b/>
+          <w:bCs/>
+          <w:lang w:eastAsia="es-CO"/>
+        </w:rPr>
+        <w:t>orrosión</w:t>
+      </w:r>
+    </w:p>
+    <w:p>
+      <w:pPr>
+        <w:spacing w:before="0" w:after="0"/>
+        <w:ind w:left="1416" w:firstLine="0"/>
+        <w:rPr>
+          <w:rFonts w:cs="Calibri"/>
+          <w:lang w:eastAsia="es-CO"/>
+        </w:rPr>
+      </w:pPr>
+      <w:r>
+        <w:rPr>
+          <w:rFonts w:cs="Calibri"/>
+          <w:lang w:eastAsia="es-CO"/>
+        </w:rPr>
+        <w:t>En zonas costeras o selváticas con alta humedad, se deben especificar materiales resistentes (acero inoxidable o aluminio anodizado).</w:t>
       </w:r>
     </w:p>
     <w:p>
@@ -10556,7 +10448,7 @@
         <w:pStyle w:val="Prrafodelista"/>
         <w:numPr>
           <w:ilvl w:val="0"/>
-          <w:numId w:val="51"/>
+          <w:numId w:val="52"/>
         </w:numPr>
         <w:spacing w:before="0" w:after="0"/>
         <w:rPr>
@@ -10573,7 +10465,7 @@
           <w:bCs/>
           <w:lang w:eastAsia="es-CO"/>
         </w:rPr>
-        <w:t>Riesgos de remoción en masa (deslaves)</w:t>
+        <w:t>Sombreado dinámico</w:t>
       </w:r>
     </w:p>
     <w:p>
@@ -10582,79 +10474,16 @@
         <w:ind w:left="1416" w:firstLine="1"/>
         <w:rPr>
           <w:rFonts w:cs="Calibri"/>
-          <w:b/>
-          <w:bCs/>
-          <w:lang w:eastAsia="es-CO"/>
-        </w:rPr>
-      </w:pPr>
-      <w:r>
-        <w:rPr>
-          <w:rFonts w:cs="Calibri"/>
-          <w:lang w:eastAsia="es-CO"/>
-        </w:rPr>
-        <w:t>Análisis de la estabilidad del terreno donde se ubicarán las estructuras de soporte</w:t>
-      </w:r>
-      <w:r>
-        <w:rPr>
-          <w:rFonts w:cs="Calibri"/>
-          <w:b/>
-          <w:bCs/>
-          <w:lang w:eastAsia="es-CO"/>
-        </w:rPr>
-        <w:t>.</w:t>
-      </w:r>
-    </w:p>
-    <w:p>
-      <w:pPr>
-        <w:pStyle w:val="Prrafodelista"/>
-        <w:numPr>
-          <w:ilvl w:val="0"/>
-          <w:numId w:val="51"/>
-        </w:numPr>
-        <w:spacing w:before="0" w:after="0"/>
-        <w:rPr>
-          <w:rFonts w:cs="Calibri"/>
-          <w:b/>
-          <w:bCs/>
-          <w:lang w:eastAsia="es-CO"/>
-        </w:rPr>
-      </w:pPr>
-      <w:r>
-        <w:rPr>
-          <w:rFonts w:cs="Calibri"/>
-          <w:b/>
-          <w:bCs/>
-          <w:lang w:eastAsia="es-CO"/>
-        </w:rPr>
-        <w:t>Protección atmosférica</w:t>
-      </w:r>
-    </w:p>
-    <w:p>
-      <w:pPr>
-        <w:spacing w:before="0" w:after="0"/>
-        <w:ind w:left="1416" w:firstLine="12"/>
-        <w:rPr>
-          <w:rFonts w:cs="Calibri"/>
-          <w:lang w:eastAsia="es-CO"/>
-        </w:rPr>
-      </w:pPr>
-      <w:r>
-        <w:rPr>
-          <w:rFonts w:cs="Calibri"/>
-          <w:lang w:eastAsia="es-CO"/>
-        </w:rPr>
-        <w:t>En zonas con alta actividad de rayos (como el Catatumbo o el Magdalena Medio), es obligatorio el diseño de sistemas de puesta a tierra (SPT) y pararrayos para proteger la inversión.</w:t>
-      </w:r>
-    </w:p>
-    <w:p>
-      <w:pPr>
-        <w:spacing w:before="0" w:after="0"/>
-        <w:ind w:left="1416" w:firstLine="12"/>
-        <w:rPr>
-          <w:rFonts w:cs="Calibri"/>
-          <w:lang w:eastAsia="es-CO"/>
-        </w:rPr>
-      </w:pPr>
+          <w:lang w:eastAsia="es-CO"/>
+        </w:rPr>
+      </w:pPr>
+      <w:r>
+        <w:rPr>
+          <w:rFonts w:cs="Calibri"/>
+          <w:lang w:eastAsia="es-CO"/>
+        </w:rPr>
+        <w:t>Crecimiento de la vegetación circundante que puede tapar los paneles con el tiempo. El plan de mantenimiento debe incluir la poda controlada.</w:t>
+      </w:r>
     </w:p>
     <w:p>
       <w:pPr>
@@ -10676,165 +10505,6 @@
           <w:bCs/>
           <w:lang w:eastAsia="es-CO"/>
         </w:rPr>
-        <w:t>Gestión de riesgos técnicos y operativos</w:t>
-      </w:r>
-    </w:p>
-    <w:p>
-      <w:pPr>
-        <w:pStyle w:val="Prrafodelista"/>
-        <w:ind w:left="993" w:firstLine="0"/>
-        <w:rPr>
-          <w:b/>
-          <w:bCs/>
-          <w:lang w:eastAsia="es-CO"/>
-        </w:rPr>
-      </w:pPr>
-      <w:r>
-        <w:rPr>
-          <w:rFonts w:cs="Calibri"/>
-          <w:lang w:eastAsia="es-CO"/>
-        </w:rPr>
-        <w:t>Factores que pueden degradar el sistema prematuramente:</w:t>
-      </w:r>
-    </w:p>
-    <w:p>
-      <w:pPr>
-        <w:pStyle w:val="Prrafodelista"/>
-        <w:numPr>
-          <w:ilvl w:val="0"/>
-          <w:numId w:val="52"/>
-        </w:numPr>
-        <w:spacing w:before="0" w:after="0"/>
-        <w:rPr>
-          <w:rFonts w:cs="Calibri"/>
-          <w:b/>
-          <w:bCs/>
-          <w:lang w:eastAsia="es-CO"/>
-        </w:rPr>
-      </w:pPr>
-      <w:r>
-        <w:rPr>
-          <w:rFonts w:cs="Calibri"/>
-          <w:b/>
-          <w:bCs/>
-          <w:lang w:eastAsia="es-CO"/>
-        </w:rPr>
-        <w:t>C</w:t>
-      </w:r>
-      <w:r>
-        <w:rPr>
-          <w:rFonts w:cs="Calibri"/>
-          <w:b/>
-          <w:bCs/>
-          <w:lang w:eastAsia="es-CO"/>
-        </w:rPr>
-        <w:t>orrosión</w:t>
-      </w:r>
-    </w:p>
-    <w:p>
-      <w:pPr>
-        <w:spacing w:before="0" w:after="0"/>
-        <w:ind w:left="1416" w:firstLine="0"/>
-        <w:rPr>
-          <w:rFonts w:cs="Calibri"/>
-          <w:lang w:eastAsia="es-CO"/>
-        </w:rPr>
-      </w:pPr>
-      <w:r>
-        <w:rPr>
-          <w:rFonts w:cs="Calibri"/>
-          <w:lang w:eastAsia="es-CO"/>
-        </w:rPr>
-        <w:t>En zonas costeras o selváticas con alta humedad, se deben especificar materiales resistentes (acero inoxidable o aluminio anodizado).</w:t>
-      </w:r>
-    </w:p>
-    <w:p>
-      <w:pPr>
-        <w:pStyle w:val="Prrafodelista"/>
-        <w:numPr>
-          <w:ilvl w:val="0"/>
-          <w:numId w:val="52"/>
-        </w:numPr>
-        <w:spacing w:before="0" w:after="0"/>
-        <w:rPr>
-          <w:rFonts w:cs="Calibri"/>
-          <w:b/>
-          <w:bCs/>
-          <w:lang w:eastAsia="es-CO"/>
-        </w:rPr>
-      </w:pPr>
-      <w:r>
-        <w:rPr>
-          <w:rFonts w:cs="Calibri"/>
-          <w:b/>
-          <w:bCs/>
-          <w:lang w:eastAsia="es-CO"/>
-        </w:rPr>
-        <w:t>Sombreado dinámico</w:t>
-      </w:r>
-    </w:p>
-    <w:p>
-      <w:pPr>
-        <w:spacing w:before="0" w:after="0"/>
-        <w:ind w:left="1416" w:firstLine="1"/>
-        <w:rPr>
-          <w:rFonts w:cs="Calibri"/>
-          <w:lang w:eastAsia="es-CO"/>
-        </w:rPr>
-      </w:pPr>
-      <w:r>
-        <w:rPr>
-          <w:rFonts w:cs="Calibri"/>
-          <w:lang w:eastAsia="es-CO"/>
-        </w:rPr>
-        <w:t>Crecimiento de la vegetación circundante que puede tapar los paneles con el tiempo. El plan de mantenimiento debe incluir la poda controlada.</w:t>
-      </w:r>
-    </w:p>
-    <w:p>
-      <w:pPr>
-        <w:spacing w:before="0" w:after="0"/>
-        <w:ind w:firstLine="708"/>
-        <w:rPr>
-          <w:rFonts w:cs="Calibri"/>
-          <w:b/>
-          <w:bCs/>
-          <w:lang w:eastAsia="es-CO"/>
-        </w:rPr>
-      </w:pPr>
-    </w:p>
-    <w:p>
-      <w:pPr>
-        <w:spacing w:before="0" w:after="0"/>
-        <w:ind w:firstLine="708"/>
-        <w:rPr>
-          <w:rFonts w:cs="Calibri"/>
-          <w:b/>
-          <w:bCs/>
-          <w:lang w:eastAsia="es-CO"/>
-        </w:rPr>
-      </w:pPr>
-    </w:p>
-    <w:p>
-      <w:pPr>
-        <w:pStyle w:val="Prrafodelista"/>
-        <w:numPr>
-          <w:ilvl w:val="0"/>
-          <w:numId w:val="11"/>
-        </w:numPr>
-        <w:ind w:left="993"/>
-        <w:rPr>
-          <w:b/>
-          <w:bCs/>
-          <w:lang w:eastAsia="es-CO"/>
-        </w:rPr>
-      </w:pPr>
-      <w:r>
-        <w:rPr>
-          <w:b/>
-          <w:bCs/>
-          <w:lang w:eastAsia="es-CO"/>
-        </w:rPr>
-        <w:lastRenderedPageBreak/>
         <w:t>Riesgos sociales y de seguridad</w:t>
       </w:r>
     </w:p>
@@ -10929,6 +10599,7 @@
         <w:rPr>
           <w:lang w:eastAsia="es-CO"/>
         </w:rPr>
+        <w:lastRenderedPageBreak/>
         <w:t>Matriz de riesgos en ZNI</w:t>
       </w:r>
     </w:p>
@@ -10940,9 +10611,9 @@
       </w:tblPr>
       <w:tblGrid>
         <w:gridCol w:w="2433"/>
-        <w:gridCol w:w="2098"/>
-        <w:gridCol w:w="1560"/>
-        <w:gridCol w:w="3871"/>
+        <w:gridCol w:w="1815"/>
+        <w:gridCol w:w="1417"/>
+        <w:gridCol w:w="4297"/>
       </w:tblGrid>
       <w:tr>
         <w:trPr>
@@ -10972,7 +10643,7 @@
         </w:tc>
         <w:tc>
           <w:tcPr>
-            <w:tcW w:w="2098" w:type="dxa"/>
+            <w:tcW w:w="1815" w:type="dxa"/>
           </w:tcPr>
           <w:p>
             <w:pPr>
@@ -10994,7 +10665,7 @@
         </w:tc>
         <w:tc>
           <w:tcPr>
-            <w:tcW w:w="1560" w:type="dxa"/>
+            <w:tcW w:w="1417" w:type="dxa"/>
           </w:tcPr>
           <w:p>
             <w:pPr>
@@ -11016,7 +10687,7 @@
         </w:tc>
         <w:tc>
           <w:tcPr>
-            <w:tcW w:w="3871" w:type="dxa"/>
+            <w:tcW w:w="4297" w:type="dxa"/>
           </w:tcPr>
           <w:p>
             <w:pPr>
@@ -11066,7 +10737,7 @@
         </w:tc>
         <w:tc>
           <w:tcPr>
-            <w:tcW w:w="2098" w:type="dxa"/>
+            <w:tcW w:w="1815" w:type="dxa"/>
           </w:tcPr>
           <w:p>
             <w:pPr>
@@ -11088,7 +10759,7 @@
         </w:tc>
         <w:tc>
           <w:tcPr>
-            <w:tcW w:w="1560" w:type="dxa"/>
+            <w:tcW w:w="1417" w:type="dxa"/>
           </w:tcPr>
           <w:p>
             <w:pPr>
@@ -11110,7 +10781,7 @@
         </w:tc>
         <w:tc>
           <w:tcPr>
-            <w:tcW w:w="3871" w:type="dxa"/>
+            <w:tcW w:w="4297" w:type="dxa"/>
           </w:tcPr>
           <w:p>
             <w:pPr>
@@ -11159,7 +10830,7 @@
         </w:tc>
         <w:tc>
           <w:tcPr>
-            <w:tcW w:w="2098" w:type="dxa"/>
+            <w:tcW w:w="1815" w:type="dxa"/>
           </w:tcPr>
           <w:p>
             <w:pPr>
@@ -11181,7 +10852,7 @@
         </w:tc>
         <w:tc>
           <w:tcPr>
-            <w:tcW w:w="1560" w:type="dxa"/>
+            <w:tcW w:w="1417" w:type="dxa"/>
           </w:tcPr>
           <w:p>
             <w:pPr>
@@ -11203,7 +10874,7 @@
         </w:tc>
         <w:tc>
           <w:tcPr>
-            <w:tcW w:w="3871" w:type="dxa"/>
+            <w:tcW w:w="4297" w:type="dxa"/>
           </w:tcPr>
           <w:p>
             <w:pPr>
@@ -11253,7 +10924,7 @@
         </w:tc>
         <w:tc>
           <w:tcPr>
-            <w:tcW w:w="2098" w:type="dxa"/>
+            <w:tcW w:w="1815" w:type="dxa"/>
           </w:tcPr>
           <w:p>
             <w:pPr>
@@ -11275,7 +10946,7 @@
         </w:tc>
         <w:tc>
           <w:tcPr>
-            <w:tcW w:w="1560" w:type="dxa"/>
+            <w:tcW w:w="1417" w:type="dxa"/>
           </w:tcPr>
           <w:p>
             <w:pPr>
@@ -11297,7 +10968,7 @@
         </w:tc>
         <w:tc>
           <w:tcPr>
-            <w:tcW w:w="3871" w:type="dxa"/>
+            <w:tcW w:w="4297" w:type="dxa"/>
           </w:tcPr>
           <w:p>
             <w:pPr>
@@ -11346,7 +11017,7 @@
         </w:tc>
         <w:tc>
           <w:tcPr>
-            <w:tcW w:w="2098" w:type="dxa"/>
+            <w:tcW w:w="1815" w:type="dxa"/>
           </w:tcPr>
           <w:p>
             <w:pPr>
@@ -11368,7 +11039,7 @@
         </w:tc>
         <w:tc>
           <w:tcPr>
-            <w:tcW w:w="1560" w:type="dxa"/>
+            <w:tcW w:w="1417" w:type="dxa"/>
           </w:tcPr>
           <w:p>
             <w:pPr>
@@ -11390,7 +11061,7 @@
         </w:tc>
         <w:tc>
           <w:tcPr>
-            <w:tcW w:w="3871" w:type="dxa"/>
+            <w:tcW w:w="4297" w:type="dxa"/>
           </w:tcPr>
           <w:p>
             <w:pPr>
@@ -11464,14 +11135,94 @@
     </w:p>
     <w:p>
       <w:pPr>
+        <w:spacing w:before="0" w:after="0"/>
+        <w:ind w:firstLine="708"/>
+        <w:rPr>
+          <w:rFonts w:cs="Calibri"/>
+          <w:lang w:eastAsia="es-CO"/>
+        </w:rPr>
+      </w:pPr>
+    </w:p>
+    <w:p>
+      <w:pPr>
+        <w:spacing w:before="0" w:after="0"/>
+        <w:ind w:firstLine="708"/>
+        <w:rPr>
+          <w:rFonts w:cs="Calibri"/>
+          <w:lang w:eastAsia="es-CO"/>
+        </w:rPr>
+      </w:pPr>
+    </w:p>
+    <w:p>
+      <w:pPr>
+        <w:spacing w:before="0" w:after="0"/>
+        <w:ind w:firstLine="708"/>
+        <w:rPr>
+          <w:rFonts w:cs="Calibri"/>
+          <w:lang w:eastAsia="es-CO"/>
+        </w:rPr>
+      </w:pPr>
+    </w:p>
+    <w:p>
+      <w:pPr>
+        <w:spacing w:before="0" w:after="0"/>
+        <w:ind w:firstLine="708"/>
+        <w:rPr>
+          <w:rFonts w:cs="Calibri"/>
+          <w:lang w:eastAsia="es-CO"/>
+        </w:rPr>
+      </w:pPr>
+    </w:p>
+    <w:p>
+      <w:pPr>
+        <w:spacing w:before="0" w:after="0"/>
+        <w:ind w:firstLine="708"/>
+        <w:rPr>
+          <w:rFonts w:cs="Calibri"/>
+          <w:lang w:eastAsia="es-CO"/>
+        </w:rPr>
+      </w:pPr>
+    </w:p>
+    <w:p>
+      <w:pPr>
+        <w:spacing w:before="0" w:after="0"/>
+        <w:ind w:firstLine="708"/>
+        <w:rPr>
+          <w:rFonts w:cs="Calibri"/>
+          <w:lang w:eastAsia="es-CO"/>
+        </w:rPr>
+      </w:pPr>
+    </w:p>
+    <w:p>
+      <w:pPr>
+        <w:spacing w:before="0" w:after="0"/>
+        <w:ind w:firstLine="708"/>
+        <w:rPr>
+          <w:rFonts w:cs="Calibri"/>
+          <w:lang w:eastAsia="es-CO"/>
+        </w:rPr>
+      </w:pPr>
+    </w:p>
+    <w:p>
+      <w:pPr>
+        <w:spacing w:before="0" w:after="0"/>
+        <w:ind w:firstLine="708"/>
+        <w:rPr>
+          <w:rFonts w:cs="Calibri"/>
+          <w:lang w:eastAsia="es-CO"/>
+        </w:rPr>
+      </w:pPr>
+    </w:p>
+    <w:p>
+      <w:pPr>
         <w:pStyle w:val="Ttulo1"/>
       </w:pPr>
-      <w:bookmarkStart w:id="15" w:name="_Toc237361706"/>
+      <w:bookmarkStart w:id="16" w:name="_Toc242872705"/>
       <w:r>
         <w:lastRenderedPageBreak/>
         <w:t>Monitoreo, control y evaluación</w:t>
       </w:r>
-      <w:bookmarkEnd w:id="15"/>
+      <w:bookmarkEnd w:id="16"/>
     </w:p>
     <w:p>
       <w:pPr>
@@ -11524,15 +11275,6 @@
         <w:lastRenderedPageBreak/>
         <w:t>educativas y de salud. Este enfoque integral promueve una visión de mejora continua, en la que la información recopilada se convierte en insumo fundamental para la toma de decisiones, la rendición de cuentas y la consolidación de proyectos energéticos sostenibles y resilientes en contextos rurales.</w:t>
       </w:r>
-    </w:p>
-    <w:p>
-      <w:pPr>
-        <w:spacing w:before="0" w:after="0"/>
-        <w:ind w:firstLine="708"/>
-        <w:rPr>
-          <w:lang w:eastAsia="es-CO"/>
-        </w:rPr>
-      </w:pPr>
     </w:p>
     <w:p>
       <w:pPr>
@@ -11541,7 +11283,7 @@
           <w:ilvl w:val="0"/>
           <w:numId w:val="31"/>
         </w:numPr>
-        <w:spacing w:before="0" w:after="0"/>
+        <w:spacing w:after="0"/>
         <w:rPr>
           <w:b/>
           <w:bCs/>
@@ -11737,15 +11479,6 @@
         </w:rPr>
         <w:t>.</w:t>
       </w:r>
-    </w:p>
-    <w:p>
-      <w:pPr>
-        <w:spacing w:before="0" w:after="0"/>
-        <w:ind w:left="993" w:firstLine="0"/>
-        <w:rPr>
-          <w:lang w:eastAsia="es-CO"/>
-        </w:rPr>
-      </w:pPr>
     </w:p>
     <w:p>
       <w:pPr>
@@ -11754,7 +11487,7 @@
           <w:ilvl w:val="0"/>
           <w:numId w:val="31"/>
         </w:numPr>
-        <w:spacing w:before="0" w:after="0"/>
+        <w:spacing w:after="0"/>
         <w:rPr>
           <w:b/>
           <w:bCs/>
@@ -11966,18 +11699,6 @@
         </w:rPr>
         <w:t>.</w:t>
       </w:r>
-    </w:p>
-    <w:p>
-      <w:pPr>
-        <w:pStyle w:val="Prrafodelista"/>
-        <w:spacing w:before="0" w:after="0"/>
-        <w:ind w:left="1068" w:firstLine="0"/>
-        <w:rPr>
-          <w:b/>
-          <w:bCs/>
-          <w:lang w:eastAsia="es-CO"/>
-        </w:rPr>
-      </w:pPr>
     </w:p>
     <w:p>
       <w:pPr>
@@ -11986,7 +11707,7 @@
           <w:ilvl w:val="0"/>
           <w:numId w:val="31"/>
         </w:numPr>
-        <w:spacing w:before="0" w:after="0"/>
+        <w:spacing w:after="0"/>
         <w:rPr>
           <w:b/>
           <w:bCs/>
@@ -12094,15 +11815,6 @@
         </w:rPr>
         <w:t> aumento de horas de estudio o acceso a herramientas digitales en la escuela local.</w:t>
       </w:r>
-    </w:p>
-    <w:p>
-      <w:pPr>
-        <w:spacing w:before="0" w:after="0"/>
-        <w:ind w:firstLine="708"/>
-        <w:rPr>
-          <w:lang w:eastAsia="es-CO"/>
-        </w:rPr>
-      </w:pPr>
     </w:p>
     <w:p>
       <w:pPr>
@@ -12111,7 +11823,7 @@
           <w:ilvl w:val="0"/>
           <w:numId w:val="31"/>
         </w:numPr>
-        <w:spacing w:before="0" w:after="0"/>
+        <w:spacing w:after="0"/>
         <w:rPr>
           <w:b/>
           <w:bCs/>
@@ -12235,7 +11947,17 @@
           <w:tab w:val="num" w:pos="1134"/>
         </w:tabs>
         <w:spacing w:before="0" w:after="0"/>
-        <w:ind w:left="1428" w:firstLine="0"/>
+        <w:rPr>
+          <w:lang w:eastAsia="es-CO"/>
+        </w:rPr>
+      </w:pPr>
+    </w:p>
+    <w:p>
+      <w:pPr>
+        <w:tabs>
+          <w:tab w:val="num" w:pos="1134"/>
+        </w:tabs>
+        <w:spacing w:before="0" w:after="0"/>
         <w:rPr>
           <w:lang w:eastAsia="es-CO"/>
         </w:rPr>
@@ -12265,8 +11987,8 @@
       </w:tblPr>
       <w:tblGrid>
         <w:gridCol w:w="2433"/>
-        <w:gridCol w:w="2639"/>
-        <w:gridCol w:w="2620"/>
+        <w:gridCol w:w="1957"/>
+        <w:gridCol w:w="3302"/>
         <w:gridCol w:w="2270"/>
       </w:tblGrid>
       <w:tr>
@@ -12299,7 +12021,7 @@
         </w:tc>
         <w:tc>
           <w:tcPr>
-            <w:tcW w:w="2639" w:type="dxa"/>
+            <w:tcW w:w="1957" w:type="dxa"/>
           </w:tcPr>
           <w:p>
             <w:pPr>
@@ -12321,7 +12043,7 @@
         </w:tc>
         <w:tc>
           <w:tcPr>
-            <w:tcW w:w="2620" w:type="dxa"/>
+            <w:tcW w:w="3302" w:type="dxa"/>
           </w:tcPr>
           <w:p>
             <w:pPr>
@@ -12393,7 +12115,7 @@
         </w:tc>
         <w:tc>
           <w:tcPr>
-            <w:tcW w:w="2639" w:type="dxa"/>
+            <w:tcW w:w="1957" w:type="dxa"/>
           </w:tcPr>
           <w:p>
             <w:pPr>
@@ -12415,7 +12137,7 @@
         </w:tc>
         <w:tc>
           <w:tcPr>
-            <w:tcW w:w="2620" w:type="dxa"/>
+            <w:tcW w:w="3302" w:type="dxa"/>
           </w:tcPr>
           <w:p>
             <w:pPr>
@@ -12486,7 +12208,7 @@
         </w:tc>
         <w:tc>
           <w:tcPr>
-            <w:tcW w:w="2639" w:type="dxa"/>
+            <w:tcW w:w="1957" w:type="dxa"/>
           </w:tcPr>
           <w:p>
             <w:pPr>
@@ -12508,7 +12230,7 @@
         </w:tc>
         <w:tc>
           <w:tcPr>
-            <w:tcW w:w="2620" w:type="dxa"/>
+            <w:tcW w:w="3302" w:type="dxa"/>
           </w:tcPr>
           <w:p>
             <w:pPr>
@@ -12524,7 +12246,23 @@
                 <w:sz w:val="28"/>
                 <w:szCs w:val="28"/>
               </w:rPr>
-              <w:t>Operador local / App.</w:t>
+              <w:t xml:space="preserve">Operador local / </w:t>
+            </w:r>
+            <w:r>
+              <w:rPr>
+                <w:rStyle w:val="Extranjerismo"/>
+                <w:sz w:val="28"/>
+                <w:szCs w:val="28"/>
+              </w:rPr>
+              <w:t>A</w:t>
+            </w:r>
+            <w:r>
+              <w:rPr>
+                <w:rStyle w:val="Extranjerismo"/>
+                <w:sz w:val="28"/>
+                <w:szCs w:val="28"/>
+              </w:rPr>
+              <w:t>pp.</w:t>
             </w:r>
           </w:p>
         </w:tc>
@@ -12580,7 +12318,7 @@
         </w:tc>
         <w:tc>
           <w:tcPr>
-            <w:tcW w:w="2639" w:type="dxa"/>
+            <w:tcW w:w="1957" w:type="dxa"/>
           </w:tcPr>
           <w:p>
             <w:pPr>
@@ -12602,7 +12340,7 @@
         </w:tc>
         <w:tc>
           <w:tcPr>
-            <w:tcW w:w="2620" w:type="dxa"/>
+            <w:tcW w:w="3302" w:type="dxa"/>
           </w:tcPr>
           <w:p>
             <w:pPr>
@@ -12673,7 +12411,7 @@
         </w:tc>
         <w:tc>
           <w:tcPr>
-            <w:tcW w:w="2639" w:type="dxa"/>
+            <w:tcW w:w="1957" w:type="dxa"/>
           </w:tcPr>
           <w:p>
             <w:pPr>
@@ -12695,7 +12433,7 @@
         </w:tc>
         <w:tc>
           <w:tcPr>
-            <w:tcW w:w="2620" w:type="dxa"/>
+            <w:tcW w:w="3302" w:type="dxa"/>
           </w:tcPr>
           <w:p>
             <w:pPr>
@@ -12733,112 +12471,40 @@
                 <w:sz w:val="28"/>
                 <w:szCs w:val="28"/>
               </w:rPr>
-              <w:t>Cálculo de software.</w:t>
+              <w:t xml:space="preserve">Cálculo de </w:t>
+            </w:r>
+            <w:r>
+              <w:rPr>
+                <w:rStyle w:val="Extranjerismo"/>
+                <w:sz w:val="28"/>
+                <w:szCs w:val="28"/>
+              </w:rPr>
+              <w:t>software</w:t>
+            </w:r>
+            <w:r>
+              <w:rPr>
+                <w:sz w:val="28"/>
+                <w:szCs w:val="28"/>
+              </w:rPr>
+              <w:t>.</w:t>
             </w:r>
           </w:p>
         </w:tc>
       </w:tr>
     </w:tbl>
-    <w:p>
-      <w:pPr>
-        <w:rPr>
-          <w:lang w:eastAsia="es-CO"/>
-        </w:rPr>
-      </w:pPr>
-    </w:p>
-    <w:p>
-      <w:pPr>
-        <w:rPr>
-          <w:lang w:eastAsia="es-CO"/>
-        </w:rPr>
-      </w:pPr>
-    </w:p>
-    <w:p>
-      <w:pPr>
-        <w:rPr>
-          <w:lang w:eastAsia="es-CO"/>
-        </w:rPr>
-      </w:pPr>
-    </w:p>
-    <w:p>
-      <w:pPr>
-        <w:rPr>
-          <w:lang w:eastAsia="es-CO"/>
-        </w:rPr>
-      </w:pPr>
-    </w:p>
-    <w:p>
-      <w:pPr>
-        <w:rPr>
-          <w:lang w:eastAsia="es-CO"/>
-        </w:rPr>
-      </w:pPr>
-    </w:p>
-    <w:p>
-      <w:pPr>
-        <w:rPr>
-          <w:lang w:eastAsia="es-CO"/>
-        </w:rPr>
-      </w:pPr>
-    </w:p>
-    <w:p>
-      <w:pPr>
-        <w:rPr>
-          <w:lang w:eastAsia="es-CO"/>
-        </w:rPr>
-      </w:pPr>
-    </w:p>
-    <w:p>
-      <w:pPr>
-        <w:rPr>
-          <w:lang w:eastAsia="es-CO"/>
-        </w:rPr>
-      </w:pPr>
-    </w:p>
-    <w:p>
-      <w:pPr>
-        <w:rPr>
-          <w:lang w:eastAsia="es-CO"/>
-        </w:rPr>
-      </w:pPr>
-    </w:p>
-    <w:p>
-      <w:pPr>
-        <w:rPr>
-          <w:lang w:eastAsia="es-CO"/>
-        </w:rPr>
-      </w:pPr>
-    </w:p>
-    <w:p>
-      <w:pPr>
-        <w:rPr>
-          <w:lang w:eastAsia="es-CO"/>
-        </w:rPr>
-      </w:pPr>
-    </w:p>
-    <w:p>
-      <w:pPr>
-        <w:rPr>
-          <w:lang w:eastAsia="es-CO"/>
-        </w:rPr>
-      </w:pPr>
-    </w:p>
-    <w:p>
-      <w:pPr>
-        <w:rPr>
-          <w:lang w:eastAsia="es-CO"/>
-        </w:rPr>
-      </w:pPr>
-    </w:p>
-    <w:p>
-      <w:pPr>
-        <w:spacing w:before="0" w:after="0"/>
-        <w:ind w:firstLine="708"/>
-        <w:rPr>
-          <w:lang w:eastAsia="es-CO"/>
-        </w:rPr>
-      </w:pPr>
-    </w:p>
+    <w:p/>
+    <w:p/>
+    <w:p/>
+    <w:p/>
+    <w:p/>
+    <w:p/>
+    <w:p/>
+    <w:p/>
+    <w:p/>
+    <w:p/>
+    <w:p/>
+    <w:p/>
+    <w:p/>
     <w:p>
       <w:pPr>
         <w:pStyle w:val="Ttulo1"/>
@@ -12848,12 +12514,12 @@
         </w:numPr>
         <w:ind w:left="360" w:hanging="360"/>
       </w:pPr>
-      <w:bookmarkStart w:id="16" w:name="_Toc237361707"/>
+      <w:bookmarkStart w:id="17" w:name="_Toc242872706"/>
       <w:r>
         <w:lastRenderedPageBreak/>
         <w:t>Síntesis</w:t>
       </w:r>
-      <w:bookmarkEnd w:id="16"/>
+      <w:bookmarkEnd w:id="17"/>
     </w:p>
     <w:p>
       <w:pPr>
@@ -13011,14 +12677,14 @@
         </w:numPr>
         <w:ind w:left="360" w:hanging="360"/>
       </w:pPr>
-      <w:bookmarkStart w:id="17" w:name="_Toc176443725"/>
-      <w:bookmarkStart w:id="18" w:name="_Toc237361708"/>
+      <w:bookmarkStart w:id="18" w:name="_Toc176443725"/>
+      <w:bookmarkStart w:id="19" w:name="_Toc242872707"/>
       <w:r>
         <w:lastRenderedPageBreak/>
         <w:t>Glosario</w:t>
       </w:r>
-      <w:bookmarkEnd w:id="17"/>
       <w:bookmarkEnd w:id="18"/>
+      <w:bookmarkEnd w:id="19"/>
     </w:p>
     <w:p>
       <w:pPr>
@@ -13637,14 +13303,14 @@
         </w:numPr>
         <w:ind w:left="360" w:hanging="360"/>
       </w:pPr>
-      <w:bookmarkStart w:id="19" w:name="_Toc176443726"/>
-      <w:bookmarkStart w:id="20" w:name="_Toc237361709"/>
+      <w:bookmarkStart w:id="20" w:name="_Toc176443726"/>
+      <w:bookmarkStart w:id="21" w:name="_Toc242872708"/>
       <w:r>
         <w:lastRenderedPageBreak/>
         <w:t>Referencias bibliográficas</w:t>
       </w:r>
-      <w:bookmarkEnd w:id="19"/>
       <w:bookmarkEnd w:id="20"/>
+      <w:bookmarkEnd w:id="21"/>
     </w:p>
     <w:p>
       <w:pPr>
@@ -13691,22 +13357,36 @@
           <w:rFonts w:cs="Calibri"/>
           <w:lang w:val="es-MX" w:eastAsia="es-CO"/>
         </w:rPr>
-        <w:t>Ministerio de Minas y Energía. (s.f.). Funcionamiento del Sector.</w:t>
-      </w:r>
-    </w:p>
-    <w:p>
-      <w:pPr>
-        <w:spacing w:before="0" w:after="0"/>
+        <w:t>Ministerio de Minas y Energía. (s.</w:t>
+      </w:r>
+      <w:r>
         <w:rPr>
           <w:rFonts w:cs="Calibri"/>
           <w:lang w:val="es-MX" w:eastAsia="es-CO"/>
         </w:rPr>
-      </w:pPr>
+        <w:t xml:space="preserve"> </w:t>
+      </w:r>
       <w:r>
         <w:rPr>
           <w:rFonts w:cs="Calibri"/>
           <w:lang w:val="es-MX" w:eastAsia="es-CO"/>
         </w:rPr>
+        <w:t>f.). Funcionamiento del Sector.</w:t>
+      </w:r>
+    </w:p>
+    <w:p>
+      <w:pPr>
+        <w:spacing w:before="0" w:after="0"/>
+        <w:rPr>
+          <w:rFonts w:cs="Calibri"/>
+          <w:lang w:val="es-MX" w:eastAsia="es-CO"/>
+        </w:rPr>
+      </w:pPr>
+      <w:r>
+        <w:rPr>
+          <w:rFonts w:cs="Calibri"/>
+          <w:lang w:val="es-MX" w:eastAsia="es-CO"/>
+        </w:rPr>
         <w:t>Redacción El País. (2023, 20 de octubre). De la protesta a la propuesta: campesinos crean la primera escuela de energías limpias de Colombia. El País.</w:t>
       </w:r>
     </w:p>
@@ -13723,7 +13403,21 @@
           <w:rFonts w:cs="Calibri"/>
           <w:lang w:val="es-MX" w:eastAsia="es-CO"/>
         </w:rPr>
-        <w:t>Semana. (2024, Julio 16). En pleno siglo XXI, 8,4 millones de colombianos se alumbran con vela: resultados del Índice de Pobreza Energética. Revista Semana.</w:t>
+        <w:t xml:space="preserve">Semana. (2024, </w:t>
+      </w:r>
+      <w:r>
+        <w:rPr>
+          <w:rFonts w:cs="Calibri"/>
+          <w:lang w:val="es-MX" w:eastAsia="es-CO"/>
+        </w:rPr>
+        <w:t>j</w:t>
+      </w:r>
+      <w:r>
+        <w:rPr>
+          <w:rFonts w:cs="Calibri"/>
+          <w:lang w:val="es-MX" w:eastAsia="es-CO"/>
+        </w:rPr>
+        <w:t>ulio 16). En pleno siglo XXI, 8,4 millones de colombianos se alumbran con vela: resultados del Índice de Pobreza Energética. Revista Semana.</w:t>
       </w:r>
     </w:p>
     <w:p>
@@ -13834,14 +13528,14 @@
         </w:numPr>
         <w:ind w:left="360" w:hanging="360"/>
       </w:pPr>
-      <w:bookmarkStart w:id="21" w:name="_Toc176443727"/>
-      <w:bookmarkStart w:id="22" w:name="_Toc237361710"/>
+      <w:bookmarkStart w:id="22" w:name="_Toc176443727"/>
+      <w:bookmarkStart w:id="23" w:name="_Toc242872709"/>
       <w:r>
         <w:lastRenderedPageBreak/>
         <w:t>Créditos</w:t>
       </w:r>
-      <w:bookmarkEnd w:id="21"/>
       <w:bookmarkEnd w:id="22"/>
+      <w:bookmarkEnd w:id="23"/>
     </w:p>
     <w:tbl>
       <w:tblPr>
@@ -13852,8 +13546,8 @@
       </w:tblPr>
       <w:tblGrid>
         <w:gridCol w:w="2830"/>
-        <w:gridCol w:w="3544"/>
-        <w:gridCol w:w="3686"/>
+        <w:gridCol w:w="4111"/>
+        <w:gridCol w:w="3119"/>
       </w:tblGrid>
       <w:tr>
         <w:trPr>
@@ -13885,7 +13579,7 @@
         </w:tc>
         <w:tc>
           <w:tcPr>
-            <w:tcW w:w="3544" w:type="dxa"/>
+            <w:tcW w:w="4111" w:type="dxa"/>
           </w:tcPr>
           <w:p>
             <w:pPr>
@@ -13907,7 +13601,7 @@
         </w:tc>
         <w:tc>
           <w:tcPr>
-            <w:tcW w:w="3686" w:type="dxa"/>
+            <w:tcW w:w="3119" w:type="dxa"/>
           </w:tcPr>
           <w:p>
             <w:pPr>
@@ -13956,7 +13650,7 @@
         </w:tc>
         <w:tc>
           <w:tcPr>
-            <w:tcW w:w="3544" w:type="dxa"/>
+            <w:tcW w:w="4111" w:type="dxa"/>
           </w:tcPr>
           <w:p>
             <w:pPr>
@@ -13969,16 +13663,17 @@
             </w:pPr>
             <w:r>
               <w:rPr>
-                <w:sz w:val="28"/>
-                <w:szCs w:val="28"/>
-              </w:rPr>
-              <w:t>Responsable del Ecosistema de Recursos Educativos Digitales (RED)</w:t>
+                <w:rFonts w:asciiTheme="minorHAnsi" w:hAnsiTheme="minorHAnsi" w:cstheme="minorHAnsi"/>
+                <w:sz w:val="28"/>
+                <w:szCs w:val="28"/>
+              </w:rPr>
+              <w:t>Profesional G06. Responsable Ecosistema Virtual de Recursos Educativos Digitales</w:t>
             </w:r>
           </w:p>
         </w:tc>
         <w:tc>
           <w:tcPr>
-            <w:tcW w:w="3686" w:type="dxa"/>
+            <w:tcW w:w="3119" w:type="dxa"/>
           </w:tcPr>
           <w:p>
             <w:pPr>
@@ -14024,7 +13719,7 @@
         </w:tc>
         <w:tc>
           <w:tcPr>
-            <w:tcW w:w="3544" w:type="dxa"/>
+            <w:tcW w:w="4111" w:type="dxa"/>
           </w:tcPr>
           <w:p>
             <w:pPr>
@@ -14046,7 +13741,7 @@
         </w:tc>
         <w:tc>
           <w:tcPr>
-            <w:tcW w:w="3686" w:type="dxa"/>
+            <w:tcW w:w="3119" w:type="dxa"/>
           </w:tcPr>
           <w:p>
             <w:pPr>
@@ -14095,7 +13790,7 @@
         </w:tc>
         <w:tc>
           <w:tcPr>
-            <w:tcW w:w="3544" w:type="dxa"/>
+            <w:tcW w:w="4111" w:type="dxa"/>
           </w:tcPr>
           <w:p>
             <w:pPr>
@@ -14117,7 +13812,7 @@
         </w:tc>
         <w:tc>
           <w:tcPr>
-            <w:tcW w:w="3686" w:type="dxa"/>
+            <w:tcW w:w="3119" w:type="dxa"/>
           </w:tcPr>
           <w:p>
             <w:pPr>
@@ -14163,7 +13858,7 @@
         </w:tc>
         <w:tc>
           <w:tcPr>
-            <w:tcW w:w="3544" w:type="dxa"/>
+            <w:tcW w:w="4111" w:type="dxa"/>
           </w:tcPr>
           <w:p>
             <w:pPr>
@@ -14185,7 +13880,7 @@
         </w:tc>
         <w:tc>
           <w:tcPr>
-            <w:tcW w:w="3686" w:type="dxa"/>
+            <w:tcW w:w="3119" w:type="dxa"/>
           </w:tcPr>
           <w:p>
             <w:pPr>
@@ -14241,7 +13936,7 @@
         </w:tc>
         <w:tc>
           <w:tcPr>
-            <w:tcW w:w="3544" w:type="dxa"/>
+            <w:tcW w:w="4111" w:type="dxa"/>
           </w:tcPr>
           <w:p>
             <w:pPr>
@@ -14270,7 +13965,7 @@
         </w:tc>
         <w:tc>
           <w:tcPr>
-            <w:tcW w:w="3686" w:type="dxa"/>
+            <w:tcW w:w="3119" w:type="dxa"/>
           </w:tcPr>
           <w:p>
             <w:pPr>
@@ -14316,7 +14011,7 @@
         </w:tc>
         <w:tc>
           <w:tcPr>
-            <w:tcW w:w="3544" w:type="dxa"/>
+            <w:tcW w:w="4111" w:type="dxa"/>
           </w:tcPr>
           <w:p>
             <w:pPr>
@@ -14346,7 +14041,7 @@
         </w:tc>
         <w:tc>
           <w:tcPr>
-            <w:tcW w:w="3686" w:type="dxa"/>
+            <w:tcW w:w="3119" w:type="dxa"/>
           </w:tcPr>
           <w:p>
             <w:pPr>
@@ -14402,7 +14097,7 @@
         </w:tc>
         <w:tc>
           <w:tcPr>
-            <w:tcW w:w="3544" w:type="dxa"/>
+            <w:tcW w:w="4111" w:type="dxa"/>
           </w:tcPr>
           <w:p>
             <w:pPr>
@@ -14452,7 +14147,7 @@
         </w:tc>
         <w:tc>
           <w:tcPr>
-            <w:tcW w:w="3686" w:type="dxa"/>
+            <w:tcW w:w="3119" w:type="dxa"/>
           </w:tcPr>
           <w:p>
             <w:pPr>
@@ -14498,7 +14193,7 @@
         </w:tc>
         <w:tc>
           <w:tcPr>
-            <w:tcW w:w="3544" w:type="dxa"/>
+            <w:tcW w:w="4111" w:type="dxa"/>
           </w:tcPr>
           <w:p>
             <w:pPr>
@@ -14520,7 +14215,7 @@
         </w:tc>
         <w:tc>
           <w:tcPr>
-            <w:tcW w:w="3686" w:type="dxa"/>
+            <w:tcW w:w="3119" w:type="dxa"/>
           </w:tcPr>
           <w:p>
             <w:pPr>
@@ -14569,7 +14264,7 @@
         </w:tc>
         <w:tc>
           <w:tcPr>
-            <w:tcW w:w="3544" w:type="dxa"/>
+            <w:tcW w:w="4111" w:type="dxa"/>
           </w:tcPr>
           <w:p>
             <w:pPr>
@@ -14591,7 +14286,7 @@
         </w:tc>
         <w:tc>
           <w:tcPr>
-            <w:tcW w:w="3686" w:type="dxa"/>
+            <w:tcW w:w="3119" w:type="dxa"/>
           </w:tcPr>
           <w:p>
             <w:pPr>
@@ -14635,7 +14330,7 @@
 </file>
 
 <file path=word/endnotes.xml><?xml version="1.0" encoding="utf-8"?>
-<w:endnotes xmlns:wpc="http://schemas.microsoft.com/office/word/2010/wordprocessingCanvas" xmlns:cx="http://schemas.microsoft.com/office/drawing/2014/chartex" xmlns:cx1="http://schemas.microsoft.com/office/drawing/2015/9/8/chartex" xmlns:cx2="http://schemas.microsoft.com/office/drawing/2015/10/21/chartex" xmlns:cx3="http://schemas.microsoft.com/office/drawing/2016/5/9/chartex" xmlns:cx4="http://schemas.microsoft.com/office/drawing/2016/5/10/chartex" xmlns:cx5="http://schemas.microsoft.com/office/drawing/2016/5/11/chartex" xmlns:cx6="http://schemas.microsoft.com/office/drawing/2016/5/12/chartex" xmlns:cx7="http://schemas.microsoft.com/office/drawing/2016/5/13/chartex" xmlns:cx8="http://schemas.microsoft.com/office/drawing/2016/5/14/chartex" xmlns:mc="http://schemas.openxmlformats.org/markup-compatibility/2006" xmlns:aink="http://schemas.microsoft.com/office/drawing/2016/ink" xmlns:am3d="http://schemas.microsoft.com/office/drawing/2017/model3d" xmlns:o="urn:schemas-microsoft-com:office:office" xmlns:oel="http://schemas.microsoft.com/office/2019/extlst" xmlns:r="http://schemas.openxmlformats.org/officeDocument/2006/relationships" xmlns:m="http://schemas.openxmlformats.org/officeDocument/2006/math" xmlns:v="urn:schemas-microsoft-com:vml" xmlns:wp14="http://schemas.microsoft.com/office/word/2010/wordprocessingDrawing" xmlns:wp="http://schemas.openxmlformats.org/drawingml/2006/wordprocessingDrawing" xmlns:w10="urn:schemas-microsoft-com:office:word" xmlns:w="http://schemas.openxmlformats.org/wordprocessingml/2006/main" xmlns:w14="http://schemas.microsoft.com/office/word/2010/wordml" xmlns:w15="http://schemas.microsoft.com/office/word/2012/wordml" xmlns:w16cei="http://schemas.microsoft.com/office/word/2026/wordml/cei" xmlns:w16cex="http://schemas.microsoft.com/office/word/2018/wordml/cex" xmlns:w16cid="http://schemas.microsoft.com/office/word/2016/wordml/cid" xmlns:w16="http://schemas.microsoft.com/office/word/2018/wordml" xmlns:w16du="http://schemas.microsoft.com/office/word/2023/wordml/word16du" xmlns:w16sdtdh="http://schemas.microsoft.com/office/word/2020/wordml/sdtdatahash" xmlns:w16sdtfl="http://schemas.microsoft.com/office/word/2024/wordml/sdtformatlock" xmlns:w16se="http://schemas.microsoft.com/office/word/2015/wordml/symex" xmlns:wpg="http://schemas.microsoft.com/office/word/2010/wordprocessingGroup" xmlns:wpi="http://schemas.microsoft.com/office/word/2010/wordprocessingInk" xmlns:wne="http://schemas.microsoft.com/office/word/2006/wordml" xmlns:wps="http://schemas.microsoft.com/office/word/2010/wordprocessingShape" mc:Ignorable="w14 w15 w16se w16cid w16 w16cex w16sdtdh w16sdtfl w16du wp14">
+<w:endnotes xmlns:wpc="http://schemas.microsoft.com/office/word/2010/wordprocessingCanvas" xmlns:cx="http://schemas.microsoft.com/office/drawing/2014/chartex" xmlns:cx1="http://schemas.microsoft.com/office/drawing/2015/9/8/chartex" xmlns:cx2="http://schemas.microsoft.com/office/drawing/2015/10/21/chartex" xmlns:cx3="http://schemas.microsoft.com/office/drawing/2016/5/9/chartex" xmlns:cx4="http://schemas.microsoft.com/office/drawing/2016/5/10/chartex" xmlns:cx5="http://schemas.microsoft.com/office/drawing/2016/5/11/chartex" xmlns:cx6="http://schemas.microsoft.com/office/drawing/2016/5/12/chartex" xmlns:cx7="http://schemas.microsoft.com/office/drawing/2016/5/13/chartex" xmlns:cx8="http://schemas.microsoft.com/office/drawing/2016/5/14/chartex" xmlns:mc="http://schemas.openxmlformats.org/markup-compatibility/2006" xmlns:aink="http://schemas.microsoft.com/office/drawing/2016/ink" xmlns:am3d="http://schemas.microsoft.com/office/drawing/2017/model3d" xmlns:o="urn:schemas-microsoft-com:office:office" xmlns:oel="http://schemas.microsoft.com/office/2019/extlst" xmlns:r="http://schemas.openxmlformats.org/officeDocument/2006/relationships" xmlns:m="http://schemas.openxmlformats.org/officeDocument/2006/math" xmlns:v="urn:schemas-microsoft-com:vml" xmlns:wp14="http://schemas.microsoft.com/office/word/2010/wordprocessingDrawing" xmlns:wp="http://schemas.openxmlformats.org/drawingml/2006/wordprocessingDrawing" xmlns:w10="urn:schemas-microsoft-com:office:word" xmlns:w="http://schemas.openxmlformats.org/wordprocessingml/2006/main" xmlns:w14="http://schemas.microsoft.com/office/word/2010/wordml" xmlns:w15="http://schemas.microsoft.com/office/word/2012/wordml" xmlns:w16cex="http://schemas.microsoft.com/office/word/2018/wordml/cex" xmlns:w16cid="http://schemas.microsoft.com/office/word/2016/wordml/cid" xmlns:w16="http://schemas.microsoft.com/office/word/2018/wordml" xmlns:w16du="http://schemas.microsoft.com/office/word/2023/wordml/word16du" xmlns:w16sdtdh="http://schemas.microsoft.com/office/word/2020/wordml/sdtdatahash" xmlns:w16sdtfl="http://schemas.microsoft.com/office/word/2024/wordml/sdtformatlock" xmlns:w16se="http://schemas.microsoft.com/office/word/2015/wordml/symex" xmlns:wpg="http://schemas.microsoft.com/office/word/2010/wordprocessingGroup" xmlns:wpi="http://schemas.microsoft.com/office/word/2010/wordprocessingInk" xmlns:wne="http://schemas.microsoft.com/office/word/2006/wordml" xmlns:wps="http://schemas.microsoft.com/office/word/2010/wordprocessingShape" mc:Ignorable="w14 w15 w16se w16cid w16 w16cex w16sdtdh w16sdtfl w16du wp14">
   <w:endnote w:type="separator" w:id="-1">
     <w:p>
       <w:pPr>
@@ -14660,7 +14355,7 @@
 </file>
 
 <file path=word/footer1.xml><?xml version="1.0" encoding="utf-8"?>
-<w:ftr xmlns:wpc="http://schemas.microsoft.com/office/word/2010/wordprocessingCanvas" xmlns:cx="http://schemas.microsoft.com/office/drawing/2014/chartex" xmlns:cx1="http://schemas.microsoft.com/office/drawing/2015/9/8/chartex" xmlns:cx2="http://schemas.microsoft.com/office/drawing/2015/10/21/chartex" xmlns:cx3="http://schemas.microsoft.com/office/drawing/2016/5/9/chartex" xmlns:cx4="http://schemas.microsoft.com/office/drawing/2016/5/10/chartex" xmlns:cx5="http://schemas.microsoft.com/office/drawing/2016/5/11/chartex" xmlns:cx6="http://schemas.microsoft.com/office/drawing/2016/5/12/chartex" xmlns:cx7="http://schemas.microsoft.com/office/drawing/2016/5/13/chartex" xmlns:cx8="http://schemas.microsoft.com/office/drawing/2016/5/14/chartex" xmlns:mc="http://schemas.openxmlformats.org/markup-compatibility/2006" xmlns:aink="http://schemas.microsoft.com/office/drawing/2016/ink" xmlns:am3d="http://schemas.microsoft.com/office/drawing/2017/model3d" xmlns:o="urn:schemas-microsoft-com:office:office" xmlns:oel="http://schemas.microsoft.com/office/2019/extlst" xmlns:r="http://schemas.openxmlformats.org/officeDocument/2006/relationships" xmlns:m="http://schemas.openxmlformats.org/officeDocument/2006/math" xmlns:v="urn:schemas-microsoft-com:vml" xmlns:wp14="http://schemas.microsoft.com/office/word/2010/wordprocessingDrawing" xmlns:wp="http://schemas.openxmlformats.org/drawingml/2006/wordprocessingDrawing" xmlns:w10="urn:schemas-microsoft-com:office:word" xmlns:w="http://schemas.openxmlformats.org/wordprocessingml/2006/main" xmlns:w14="http://schemas.microsoft.com/office/word/2010/wordml" xmlns:w15="http://schemas.microsoft.com/office/word/2012/wordml" xmlns:w16cei="http://schemas.microsoft.com/office/word/2026/wordml/cei" xmlns:w16cex="http://schemas.microsoft.com/office/word/2018/wordml/cex" xmlns:w16cid="http://schemas.microsoft.com/office/word/2016/wordml/cid" xmlns:w16="http://schemas.microsoft.com/office/word/2018/wordml" xmlns:w16du="http://schemas.microsoft.com/office/word/2023/wordml/word16du" xmlns:w16sdtdh="http://schemas.microsoft.com/office/word/2020/wordml/sdtdatahash" xmlns:w16sdtfl="http://schemas.microsoft.com/office/word/2024/wordml/sdtformatlock" xmlns:w16se="http://schemas.microsoft.com/office/word/2015/wordml/symex" xmlns:wpg="http://schemas.microsoft.com/office/word/2010/wordprocessingGroup" xmlns:wpi="http://schemas.microsoft.com/office/word/2010/wordprocessingInk" xmlns:wne="http://schemas.microsoft.com/office/word/2006/wordml" xmlns:wps="http://schemas.microsoft.com/office/word/2010/wordprocessingShape" mc:Ignorable="w14 w15 w16se w16cid w16 w16cex w16sdtdh w16sdtfl w16du wp14">
+<w:ftr xmlns:wpc="http://schemas.microsoft.com/office/word/2010/wordprocessingCanvas" xmlns:cx="http://schemas.microsoft.com/office/drawing/2014/chartex" xmlns:cx1="http://schemas.microsoft.com/office/drawing/2015/9/8/chartex" xmlns:cx2="http://schemas.microsoft.com/office/drawing/2015/10/21/chartex" xmlns:cx3="http://schemas.microsoft.com/office/drawing/2016/5/9/chartex" xmlns:cx4="http://schemas.microsoft.com/office/drawing/2016/5/10/chartex" xmlns:cx5="http://schemas.microsoft.com/office/drawing/2016/5/11/chartex" xmlns:cx6="http://schemas.microsoft.com/office/drawing/2016/5/12/chartex" xmlns:cx7="http://schemas.microsoft.com/office/drawing/2016/5/13/chartex" xmlns:cx8="http://schemas.microsoft.com/office/drawing/2016/5/14/chartex" xmlns:mc="http://schemas.openxmlformats.org/markup-compatibility/2006" xmlns:aink="http://schemas.microsoft.com/office/drawing/2016/ink" xmlns:am3d="http://schemas.microsoft.com/office/drawing/2017/model3d" xmlns:o="urn:schemas-microsoft-com:office:office" xmlns:oel="http://schemas.microsoft.com/office/2019/extlst" xmlns:r="http://schemas.openxmlformats.org/officeDocument/2006/relationships" xmlns:m="http://schemas.openxmlformats.org/officeDocument/2006/math" xmlns:v="urn:schemas-microsoft-com:vml" xmlns:wp14="http://schemas.microsoft.com/office/word/2010/wordprocessingDrawing" xmlns:wp="http://schemas.openxmlformats.org/drawingml/2006/wordprocessingDrawing" xmlns:w10="urn:schemas-microsoft-com:office:word" xmlns:w="http://schemas.openxmlformats.org/wordprocessingml/2006/main" xmlns:w14="http://schemas.microsoft.com/office/word/2010/wordml" xmlns:w15="http://schemas.microsoft.com/office/word/2012/wordml" xmlns:w16cex="http://schemas.microsoft.com/office/word/2018/wordml/cex" xmlns:w16cid="http://schemas.microsoft.com/office/word/2016/wordml/cid" xmlns:w16="http://schemas.microsoft.com/office/word/2018/wordml" xmlns:w16du="http://schemas.microsoft.com/office/word/2023/wordml/word16du" xmlns:w16sdtdh="http://schemas.microsoft.com/office/word/2020/wordml/sdtdatahash" xmlns:w16sdtfl="http://schemas.microsoft.com/office/word/2024/wordml/sdtformatlock" xmlns:w16se="http://schemas.microsoft.com/office/word/2015/wordml/symex" xmlns:wpg="http://schemas.microsoft.com/office/word/2010/wordprocessingGroup" xmlns:wpi="http://schemas.microsoft.com/office/word/2010/wordprocessingInk" xmlns:wne="http://schemas.microsoft.com/office/word/2006/wordml" xmlns:wps="http://schemas.microsoft.com/office/word/2010/wordprocessingShape" mc:Ignorable="w14 w15 w16se w16cid w16 w16cex w16sdtdh w16sdtfl w16du wp14">
   <w:p>
     <w:pPr>
       <w:pStyle w:val="Piedepgina"/>
@@ -14796,7 +14491,7 @@
 </file>
 
 <file path=word/footnotes.xml><?xml version="1.0" encoding="utf-8"?>
-<w:footnotes xmlns:wpc="http://schemas.microsoft.com/office/word/2010/wordprocessingCanvas" xmlns:cx="http://schemas.microsoft.com/office/drawing/2014/chartex" xmlns:cx1="http://schemas.microsoft.com/office/drawing/2015/9/8/chartex" xmlns:cx2="http://schemas.microsoft.com/office/drawing/2015/10/21/chartex" xmlns:cx3="http://schemas.microsoft.com/office/drawing/2016/5/9/chartex" xmlns:cx4="http://schemas.microsoft.com/office/drawing/2016/5/10/chartex" xmlns:cx5="http://schemas.microsoft.com/office/drawing/2016/5/11/chartex" xmlns:cx6="http://schemas.microsoft.com/office/drawing/2016/5/12/chartex" xmlns:cx7="http://schemas.microsoft.com/office/drawing/2016/5/13/chartex" xmlns:cx8="http://schemas.microsoft.com/office/drawing/2016/5/14/chartex" xmlns:mc="http://schemas.openxmlformats.org/markup-compatibility/2006" xmlns:aink="http://schemas.microsoft.com/office/drawing/2016/ink" xmlns:am3d="http://schemas.microsoft.com/office/drawing/2017/model3d" xmlns:o="urn:schemas-microsoft-com:office:office" xmlns:oel="http://schemas.microsoft.com/office/2019/extlst" xmlns:r="http://schemas.openxmlformats.org/officeDocument/2006/relationships" xmlns:m="http://schemas.openxmlformats.org/officeDocument/2006/math" xmlns:v="urn:schemas-microsoft-com:vml" xmlns:wp14="http://schemas.microsoft.com/office/word/2010/wordprocessingDrawing" xmlns:wp="http://schemas.openxmlformats.org/drawingml/2006/wordprocessingDrawing" xmlns:w10="urn:schemas-microsoft-com:office:word" xmlns:w="http://schemas.openxmlformats.org/wordprocessingml/2006/main" xmlns:w14="http://schemas.microsoft.com/office/word/2010/wordml" xmlns:w15="http://schemas.microsoft.com/office/word/2012/wordml" xmlns:w16cei="http://schemas.microsoft.com/office/word/2026/wordml/cei" xmlns:w16cex="http://schemas.microsoft.com/office/word/2018/wordml/cex" xmlns:w16cid="http://schemas.microsoft.com/office/word/2016/wordml/cid" xmlns:w16="http://schemas.microsoft.com/office/word/2018/wordml" xmlns:w16du="http://schemas.microsoft.com/office/word/2023/wordml/word16du" xmlns:w16sdtdh="http://schemas.microsoft.com/office/word/2020/wordml/sdtdatahash" xmlns:w16sdtfl="http://schemas.microsoft.com/office/word/2024/wordml/sdtformatlock" xmlns:w16se="http://schemas.microsoft.com/office/word/2015/wordml/symex" xmlns:wpg="http://schemas.microsoft.com/office/word/2010/wordprocessingGroup" xmlns:wpi="http://schemas.microsoft.com/office/word/2010/wordprocessingInk" xmlns:wne="http://schemas.microsoft.com/office/word/2006/wordml" xmlns:wps="http://schemas.microsoft.com/office/word/2010/wordprocessingShape" mc:Ignorable="w14 w15 w16se w16cid w16 w16cex w16sdtdh w16sdtfl w16du wp14">
+<w:footnotes xmlns:wpc="http://schemas.microsoft.com/office/word/2010/wordprocessingCanvas" xmlns:cx="http://schemas.microsoft.com/office/drawing/2014/chartex" xmlns:cx1="http://schemas.microsoft.com/office/drawing/2015/9/8/chartex" xmlns:cx2="http://schemas.microsoft.com/office/drawing/2015/10/21/chartex" xmlns:cx3="http://schemas.microsoft.com/office/drawing/2016/5/9/chartex" xmlns:cx4="http://schemas.microsoft.com/office/drawing/2016/5/10/chartex" xmlns:cx5="http://schemas.microsoft.com/office/drawing/2016/5/11/chartex" xmlns:cx6="http://schemas.microsoft.com/office/drawing/2016/5/12/chartex" xmlns:cx7="http://schemas.microsoft.com/office/drawing/2016/5/13/chartex" xmlns:cx8="http://schemas.microsoft.com/office/drawing/2016/5/14/chartex" xmlns:mc="http://schemas.openxmlformats.org/markup-compatibility/2006" xmlns:aink="http://schemas.microsoft.com/office/drawing/2016/ink" xmlns:am3d="http://schemas.microsoft.com/office/drawing/2017/model3d" xmlns:o="urn:schemas-microsoft-com:office:office" xmlns:oel="http://schemas.microsoft.com/office/2019/extlst" xmlns:r="http://schemas.openxmlformats.org/officeDocument/2006/relationships" xmlns:m="http://schemas.openxmlformats.org/officeDocument/2006/math" xmlns:v="urn:schemas-microsoft-com:vml" xmlns:wp14="http://schemas.microsoft.com/office/word/2010/wordprocessingDrawing" xmlns:wp="http://schemas.openxmlformats.org/drawingml/2006/wordprocessingDrawing" xmlns:w10="urn:schemas-microsoft-com:office:word" xmlns:w="http://schemas.openxmlformats.org/wordprocessingml/2006/main" xmlns:w14="http://schemas.microsoft.com/office/word/2010/wordml" xmlns:w15="http://schemas.microsoft.com/office/word/2012/wordml" xmlns:w16cex="http://schemas.microsoft.com/office/word/2018/wordml/cex" xmlns:w16cid="http://schemas.microsoft.com/office/word/2016/wordml/cid" xmlns:w16="http://schemas.microsoft.com/office/word/2018/wordml" xmlns:w16du="http://schemas.microsoft.com/office/word/2023/wordml/word16du" xmlns:w16sdtdh="http://schemas.microsoft.com/office/word/2020/wordml/sdtdatahash" xmlns:w16sdtfl="http://schemas.microsoft.com/office/word/2024/wordml/sdtformatlock" xmlns:w16se="http://schemas.microsoft.com/office/word/2015/wordml/symex" xmlns:wpg="http://schemas.microsoft.com/office/word/2010/wordprocessingGroup" xmlns:wpi="http://schemas.microsoft.com/office/word/2010/wordprocessingInk" xmlns:wne="http://schemas.microsoft.com/office/word/2006/wordml" xmlns:wps="http://schemas.microsoft.com/office/word/2010/wordprocessingShape" mc:Ignorable="w14 w15 w16se w16cid w16 w16cex w16sdtdh w16sdtfl w16du wp14">
   <w:footnote w:type="separator" w:id="-1">
     <w:p>
       <w:pPr>
@@ -14821,7 +14516,7 @@
 </file>
 
 <file path=word/header1.xml><?xml version="1.0" encoding="utf-8"?>
-<w:hdr xmlns:wpc="http://schemas.microsoft.com/office/word/2010/wordprocessingCanvas" xmlns:cx="http://schemas.microsoft.com/office/drawing/2014/chartex" xmlns:cx1="http://schemas.microsoft.com/office/drawing/2015/9/8/chartex" xmlns:cx2="http://schemas.microsoft.com/office/drawing/2015/10/21/chartex" xmlns:cx3="http://schemas.microsoft.com/office/drawing/2016/5/9/chartex" xmlns:cx4="http://schemas.microsoft.com/office/drawing/2016/5/10/chartex" xmlns:cx5="http://schemas.microsoft.com/office/drawing/2016/5/11/chartex" xmlns:cx6="http://schemas.microsoft.com/office/drawing/2016/5/12/chartex" xmlns:cx7="http://schemas.microsoft.com/office/drawing/2016/5/13/chartex" xmlns:cx8="http://schemas.microsoft.com/office/drawing/2016/5/14/chartex" xmlns:mc="http://schemas.openxmlformats.org/markup-compatibility/2006" xmlns:aink="http://schemas.microsoft.com/office/drawing/2016/ink" xmlns:am3d="http://schemas.microsoft.com/office/drawing/2017/model3d" xmlns:o="urn:schemas-microsoft-com:office:office" xmlns:oel="http://schemas.microsoft.com/office/2019/extlst" xmlns:r="http://schemas.openxmlformats.org/officeDocument/2006/relationships" xmlns:m="http://schemas.openxmlformats.org/officeDocument/2006/math" xmlns:v="urn:schemas-microsoft-com:vml" xmlns:wp14="http://schemas.microsoft.com/office/word/2010/wordprocessingDrawing" xmlns:wp="http://schemas.openxmlformats.org/drawingml/2006/wordprocessingDrawing" xmlns:w10="urn:schemas-microsoft-com:office:word" xmlns:w="http://schemas.openxmlformats.org/wordprocessingml/2006/main" xmlns:w14="http://schemas.microsoft.com/office/word/2010/wordml" xmlns:w15="http://schemas.microsoft.com/office/word/2012/wordml" xmlns:w16cei="http://schemas.microsoft.com/office/word/2026/wordml/cei" xmlns:w16cex="http://schemas.microsoft.com/office/word/2018/wordml/cex" xmlns:w16cid="http://schemas.microsoft.com/office/word/2016/wordml/cid" xmlns:w16="http://schemas.microsoft.com/office/word/2018/wordml" xmlns:w16du="http://schemas.microsoft.com/office/word/2023/wordml/word16du" xmlns:w16sdtdh="http://schemas.microsoft.com/office/word/2020/wordml/sdtdatahash" xmlns:w16sdtfl="http://schemas.microsoft.com/office/word/2024/wordml/sdtformatlock" xmlns:w16se="http://schemas.microsoft.com/office/word/2015/wordml/symex" xmlns:wpg="http://schemas.microsoft.com/office/word/2010/wordprocessingGroup" xmlns:wpi="http://schemas.microsoft.com/office/word/2010/wordprocessingInk" xmlns:wne="http://schemas.microsoft.com/office/word/2006/wordml" xmlns:wps="http://schemas.microsoft.com/office/word/2010/wordprocessingShape" mc:Ignorable="w14 w15 w16se w16cid w16 w16cex w16sdtdh w16sdtfl w16du wp14">
+<w:hdr xmlns:wpc="http://schemas.microsoft.com/office/word/2010/wordprocessingCanvas" xmlns:cx="http://schemas.microsoft.com/office/drawing/2014/chartex" xmlns:cx1="http://schemas.microsoft.com/office/drawing/2015/9/8/chartex" xmlns:cx2="http://schemas.microsoft.com/office/drawing/2015/10/21/chartex" xmlns:cx3="http://schemas.microsoft.com/office/drawing/2016/5/9/chartex" xmlns:cx4="http://schemas.microsoft.com/office/drawing/2016/5/10/chartex" xmlns:cx5="http://schemas.microsoft.com/office/drawing/2016/5/11/chartex" xmlns:cx6="http://schemas.microsoft.com/office/drawing/2016/5/12/chartex" xmlns:cx7="http://schemas.microsoft.com/office/drawing/2016/5/13/chartex" xmlns:cx8="http://schemas.microsoft.com/office/drawing/2016/5/14/chartex" xmlns:mc="http://schemas.openxmlformats.org/markup-compatibility/2006" xmlns:aink="http://schemas.microsoft.com/office/drawing/2016/ink" xmlns:am3d="http://schemas.microsoft.com/office/drawing/2017/model3d" xmlns:o="urn:schemas-microsoft-com:office:office" xmlns:oel="http://schemas.microsoft.com/office/2019/extlst" xmlns:r="http://schemas.openxmlformats.org/officeDocument/2006/relationships" xmlns:m="http://schemas.openxmlformats.org/officeDocument/2006/math" xmlns:v="urn:schemas-microsoft-com:vml" xmlns:wp14="http://schemas.microsoft.com/office/word/2010/wordprocessingDrawing" xmlns:wp="http://schemas.openxmlformats.org/drawingml/2006/wordprocessingDrawing" xmlns:w10="urn:schemas-microsoft-com:office:word" xmlns:w="http://schemas.openxmlformats.org/wordprocessingml/2006/main" xmlns:w14="http://schemas.microsoft.com/office/word/2010/wordml" xmlns:w15="http://schemas.microsoft.com/office/word/2012/wordml" xmlns:w16cex="http://schemas.microsoft.com/office/word/2018/wordml/cex" xmlns:w16cid="http://schemas.microsoft.com/office/word/2016/wordml/cid" xmlns:w16="http://schemas.microsoft.com/office/word/2018/wordml" xmlns:w16du="http://schemas.microsoft.com/office/word/2023/wordml/word16du" xmlns:w16sdtdh="http://schemas.microsoft.com/office/word/2020/wordml/sdtdatahash" xmlns:w16sdtfl="http://schemas.microsoft.com/office/word/2024/wordml/sdtformatlock" xmlns:w16se="http://schemas.microsoft.com/office/word/2015/wordml/symex" xmlns:wpg="http://schemas.microsoft.com/office/word/2010/wordprocessingGroup" xmlns:wpi="http://schemas.microsoft.com/office/word/2010/wordprocessingInk" xmlns:wne="http://schemas.microsoft.com/office/word/2006/wordml" xmlns:wps="http://schemas.microsoft.com/office/word/2010/wordprocessingShape" mc:Ignorable="w14 w15 w16se w16cid w16 w16cex w16sdtdh w16sdtfl w16du wp14">
   <w:p>
     <w:pPr>
       <w:pStyle w:val="Encabezado"/>
@@ -14898,7 +14593,7 @@
 </file>
 
 <file path=word/numbering.xml><?xml version="1.0" encoding="utf-8"?>
-<w:numbering xmlns:wpc="http://schemas.microsoft.com/office/word/2010/wordprocessingCanvas" xmlns:cx="http://schemas.microsoft.com/office/drawing/2014/chartex" xmlns:cx1="http://schemas.microsoft.com/office/drawing/2015/9/8/chartex" xmlns:cx2="http://schemas.microsoft.com/office/drawing/2015/10/21/chartex" xmlns:cx3="http://schemas.microsoft.com/office/drawing/2016/5/9/chartex" xmlns:cx4="http://schemas.microsoft.com/office/drawing/2016/5/10/chartex" xmlns:cx5="http://schemas.microsoft.com/office/drawing/2016/5/11/chartex" xmlns:cx6="http://schemas.microsoft.com/office/drawing/2016/5/12/chartex" xmlns:cx7="http://schemas.microsoft.com/office/drawing/2016/5/13/chartex" xmlns:cx8="http://schemas.microsoft.com/office/drawing/2016/5/14/chartex" xmlns:mc="http://schemas.openxmlformats.org/markup-compatibility/2006" xmlns:aink="http://schemas.microsoft.com/office/drawing/2016/ink" xmlns:am3d="http://schemas.microsoft.com/office/drawing/2017/model3d" xmlns:o="urn:schemas-microsoft-com:office:office" xmlns:oel="http://schemas.microsoft.com/office/2019/extlst" xmlns:r="http://schemas.openxmlformats.org/officeDocument/2006/relationships" xmlns:m="http://schemas.openxmlformats.org/officeDocument/2006/math" xmlns:v="urn:schemas-microsoft-com:vml" xmlns:wp14="http://schemas.microsoft.com/office/word/2010/wordprocessingDrawing" xmlns:wp="http://schemas.openxmlformats.org/drawingml/2006/wordprocessingDrawing" xmlns:w10="urn:schemas-microsoft-com:office:word" xmlns:w="http://schemas.openxmlformats.org/wordprocessingml/2006/main" xmlns:w14="http://schemas.microsoft.com/office/word/2010/wordml" xmlns:w15="http://schemas.microsoft.com/office/word/2012/wordml" xmlns:w16cei="http://schemas.microsoft.com/office/word/2026/wordml/cei" xmlns:w16cex="http://schemas.microsoft.com/office/word/2018/wordml/cex" xmlns:w16cid="http://schemas.microsoft.com/office/word/2016/wordml/cid" xmlns:w16="http://schemas.microsoft.com/office/word/2018/wordml" xmlns:w16du="http://schemas.microsoft.com/office/word/2023/wordml/word16du" xmlns:w16sdtdh="http://schemas.microsoft.com/office/word/2020/wordml/sdtdatahash" xmlns:w16sdtfl="http://schemas.microsoft.com/office/word/2024/wordml/sdtformatlock" xmlns:w16se="http://schemas.microsoft.com/office/word/2015/wordml/symex" xmlns:wpg="http://schemas.microsoft.com/office/word/2010/wordprocessingGroup" xmlns:wpi="http://schemas.microsoft.com/office/word/2010/wordprocessingInk" xmlns:wne="http://schemas.microsoft.com/office/word/2006/wordml" xmlns:wps="http://schemas.microsoft.com/office/word/2010/wordprocessingShape" mc:Ignorable="w14 w15 w16se w16cid w16 w16cex w16sdtdh w16sdtfl w16du wp14">
+<w:numbering xmlns:wpc="http://schemas.microsoft.com/office/word/2010/wordprocessingCanvas" xmlns:cx="http://schemas.microsoft.com/office/drawing/2014/chartex" xmlns:cx1="http://schemas.microsoft.com/office/drawing/2015/9/8/chartex" xmlns:cx2="http://schemas.microsoft.com/office/drawing/2015/10/21/chartex" xmlns:cx3="http://schemas.microsoft.com/office/drawing/2016/5/9/chartex" xmlns:cx4="http://schemas.microsoft.com/office/drawing/2016/5/10/chartex" xmlns:cx5="http://schemas.microsoft.com/office/drawing/2016/5/11/chartex" xmlns:cx6="http://schemas.microsoft.com/office/drawing/2016/5/12/chartex" xmlns:cx7="http://schemas.microsoft.com/office/drawing/2016/5/13/chartex" xmlns:cx8="http://schemas.microsoft.com/office/drawing/2016/5/14/chartex" xmlns:mc="http://schemas.openxmlformats.org/markup-compatibility/2006" xmlns:aink="http://schemas.microsoft.com/office/drawing/2016/ink" xmlns:am3d="http://schemas.microsoft.com/office/drawing/2017/model3d" xmlns:o="urn:schemas-microsoft-com:office:office" xmlns:oel="http://schemas.microsoft.com/office/2019/extlst" xmlns:r="http://schemas.openxmlformats.org/officeDocument/2006/relationships" xmlns:m="http://schemas.openxmlformats.org/officeDocument/2006/math" xmlns:v="urn:schemas-microsoft-com:vml" xmlns:wp14="http://schemas.microsoft.com/office/word/2010/wordprocessingDrawing" xmlns:wp="http://schemas.openxmlformats.org/drawingml/2006/wordprocessingDrawing" xmlns:w10="urn:schemas-microsoft-com:office:word" xmlns:w="http://schemas.openxmlformats.org/wordprocessingml/2006/main" xmlns:w14="http://schemas.microsoft.com/office/word/2010/wordml" xmlns:w15="http://schemas.microsoft.com/office/word/2012/wordml" xmlns:w16cex="http://schemas.microsoft.com/office/word/2018/wordml/cex" xmlns:w16cid="http://schemas.microsoft.com/office/word/2016/wordml/cid" xmlns:w16="http://schemas.microsoft.com/office/word/2018/wordml" xmlns:w16du="http://schemas.microsoft.com/office/word/2023/wordml/word16du" xmlns:w16sdtdh="http://schemas.microsoft.com/office/word/2020/wordml/sdtdatahash" xmlns:w16sdtfl="http://schemas.microsoft.com/office/word/2024/wordml/sdtformatlock" xmlns:w16se="http://schemas.microsoft.com/office/word/2015/wordml/symex" xmlns:wpg="http://schemas.microsoft.com/office/word/2010/wordprocessingGroup" xmlns:wpi="http://schemas.microsoft.com/office/word/2010/wordprocessingInk" xmlns:wne="http://schemas.microsoft.com/office/word/2006/wordml" xmlns:wps="http://schemas.microsoft.com/office/word/2010/wordprocessingShape" mc:Ignorable="w14 w15 w16se w16cid w16 w16cex w16sdtdh w16sdtfl w16du wp14">
   <w:abstractNum w:abstractNumId="0" w15:restartNumberingAfterBreak="0">
     <w:nsid w:val="FFFFFF89"/>
     <w:multiLevelType w:val="singleLevel"/>
@@ -14923,11 +14618,11 @@
   <w:abstractNum w:abstractNumId="1" w15:restartNumberingAfterBreak="0">
     <w:nsid w:val="00B43559"/>
     <w:multiLevelType w:val="hybridMultilevel"/>
-    <w:tmpl w:val="BA8C1F9E"/>
-    <w:lvl w:ilvl="0" w:tplc="3086E77E">
-      <w:start w:val="1"/>
-      <w:numFmt w:val="upperLetter"/>
-      <w:lvlText w:val="%1."/>
+    <w:tmpl w:val="085C13DA"/>
+    <w:lvl w:ilvl="0" w:tplc="240A0017">
+      <w:start w:val="1"/>
+      <w:numFmt w:val="lowerLetter"/>
+      <w:lvlText w:val="%1)"/>
       <w:lvlJc w:val="left"/>
       <w:pPr>
         <w:ind w:left="1068" w:hanging="360"/>
@@ -15163,7 +14858,7 @@
   <w:abstractNum w:abstractNumId="3" w15:restartNumberingAfterBreak="0">
     <w:nsid w:val="0B1256F1"/>
     <w:multiLevelType w:val="hybridMultilevel"/>
-    <w:tmpl w:val="789A237C"/>
+    <w:tmpl w:val="24D2092A"/>
     <w:lvl w:ilvl="0" w:tplc="A560FDB4">
       <w:start w:val="1"/>
       <w:numFmt w:val="bullet"/>
@@ -15629,7 +15324,7 @@
   <w:abstractNum w:abstractNumId="7" w15:restartNumberingAfterBreak="0">
     <w:nsid w:val="179C7577"/>
     <w:multiLevelType w:val="hybridMultilevel"/>
-    <w:tmpl w:val="845E7F32"/>
+    <w:tmpl w:val="F9B4FF92"/>
     <w:lvl w:ilvl="0" w:tplc="240A0005">
       <w:start w:val="1"/>
       <w:numFmt w:val="bullet"/>
@@ -18177,7 +17872,6 @@
     <w:lvl w:ilvl="1">
       <w:start w:val="1"/>
       <w:numFmt w:val="decimal"/>
-      <w:pStyle w:val="Ttulo2"/>
       <w:lvlText w:val="%1.%2."/>
       <w:lvlJc w:val="left"/>
       <w:pPr>
@@ -19245,6 +18939,119 @@
     </w:lvl>
   </w:abstractNum>
   <w:abstractNum w:abstractNumId="35" w15:restartNumberingAfterBreak="0">
+    <w:nsid w:val="57190FF3"/>
+    <w:multiLevelType w:val="hybridMultilevel"/>
+    <w:tmpl w:val="FD4CE402"/>
+    <w:lvl w:ilvl="0" w:tplc="240A0005">
+      <w:start w:val="1"/>
+      <w:numFmt w:val="bullet"/>
+      <w:lvlText w:val=""/>
+      <w:lvlJc w:val="left"/>
+      <w:pPr>
+        <w:ind w:left="1776" w:hanging="360"/>
+      </w:pPr>
+      <w:rPr>
+        <w:rFonts w:ascii="Wingdings" w:hAnsi="Wingdings" w:hint="default"/>
+      </w:rPr>
+    </w:lvl>
+    <w:lvl w:ilvl="1" w:tplc="FFFFFFFF">
+      <w:start w:val="1"/>
+      <w:numFmt w:val="bullet"/>
+      <w:lvlText w:val="o"/>
+      <w:lvlJc w:val="left"/>
+      <w:pPr>
+        <w:ind w:left="2496" w:hanging="360"/>
+      </w:pPr>
+      <w:rPr>
+        <w:rFonts w:ascii="Courier New" w:hAnsi="Courier New" w:cs="Courier New" w:hint="default"/>
+      </w:rPr>
+    </w:lvl>
+    <w:lvl w:ilvl="2" w:tplc="FFFFFFFF" w:tentative="1">
+      <w:start w:val="1"/>
+      <w:numFmt w:val="bullet"/>
+      <w:lvlText w:val=""/>
+      <w:lvlJc w:val="left"/>
+      <w:pPr>
+        <w:ind w:left="3216" w:hanging="360"/>
+      </w:pPr>
+      <w:rPr>
+        <w:rFonts w:ascii="Wingdings" w:hAnsi="Wingdings" w:hint="default"/>
+      </w:rPr>
+    </w:lvl>
+    <w:lvl w:ilvl="3" w:tplc="FFFFFFFF" w:tentative="1">
+      <w:start w:val="1"/>
+      <w:numFmt w:val="bullet"/>
+      <w:lvlText w:val=""/>
+      <w:lvlJc w:val="left"/>
+      <w:pPr>
+        <w:ind w:left="3936" w:hanging="360"/>
+      </w:pPr>
+      <w:rPr>
+        <w:rFonts w:ascii="Symbol" w:hAnsi="Symbol" w:hint="default"/>
+      </w:rPr>
+    </w:lvl>
+    <w:lvl w:ilvl="4" w:tplc="FFFFFFFF" w:tentative="1">
+      <w:start w:val="1"/>
+      <w:numFmt w:val="bullet"/>
+      <w:lvlText w:val="o"/>
+      <w:lvlJc w:val="left"/>
+      <w:pPr>
+        <w:ind w:left="4656" w:hanging="360"/>
+      </w:pPr>
+      <w:rPr>
+        <w:rFonts w:ascii="Courier New" w:hAnsi="Courier New" w:cs="Courier New" w:hint="default"/>
+      </w:rPr>
+    </w:lvl>
+    <w:lvl w:ilvl="5" w:tplc="FFFFFFFF" w:tentative="1">
+      <w:start w:val="1"/>
+      <w:numFmt w:val="bullet"/>
+      <w:lvlText w:val=""/>
+      <w:lvlJc w:val="left"/>
+      <w:pPr>
+        <w:ind w:left="5376" w:hanging="360"/>
+      </w:pPr>
+      <w:rPr>
+        <w:rFonts w:ascii="Wingdings" w:hAnsi="Wingdings" w:hint="default"/>
+      </w:rPr>
+    </w:lvl>
+    <w:lvl w:ilvl="6" w:tplc="FFFFFFFF" w:tentative="1">
+      <w:start w:val="1"/>
+      <w:numFmt w:val="bullet"/>
+      <w:lvlText w:val=""/>
+      <w:lvlJc w:val="left"/>
+      <w:pPr>
+        <w:ind w:left="6096" w:hanging="360"/>
+      </w:pPr>
+      <w:rPr>
+        <w:rFonts w:ascii="Symbol" w:hAnsi="Symbol" w:hint="default"/>
+      </w:rPr>
+    </w:lvl>
+    <w:lvl w:ilvl="7" w:tplc="FFFFFFFF" w:tentative="1">
+      <w:start w:val="1"/>
+      <w:numFmt w:val="bullet"/>
+      <w:lvlText w:val="o"/>
+      <w:lvlJc w:val="left"/>
+      <w:pPr>
+        <w:ind w:left="6816" w:hanging="360"/>
+      </w:pPr>
+      <w:rPr>
+        <w:rFonts w:ascii="Courier New" w:hAnsi="Courier New" w:cs="Courier New" w:hint="default"/>
+      </w:rPr>
+    </w:lvl>
+    <w:lvl w:ilvl="8" w:tplc="FFFFFFFF" w:tentative="1">
+      <w:start w:val="1"/>
+      <w:numFmt w:val="bullet"/>
+      <w:lvlText w:val=""/>
+      <w:lvlJc w:val="left"/>
+      <w:pPr>
+        <w:ind w:left="7536" w:hanging="360"/>
+      </w:pPr>
+      <w:rPr>
+        <w:rFonts w:ascii="Wingdings" w:hAnsi="Wingdings" w:hint="default"/>
+      </w:rPr>
+    </w:lvl>
+  </w:abstractNum>
+  <w:abstractNum w:abstractNumId="36" w15:restartNumberingAfterBreak="0">
     <w:nsid w:val="57286F33"/>
     <w:multiLevelType w:val="hybridMultilevel"/>
     <w:tmpl w:val="89DE746A"/>
@@ -19357,7 +19164,7 @@
       </w:rPr>
     </w:lvl>
   </w:abstractNum>
-  <w:abstractNum w:abstractNumId="36" w15:restartNumberingAfterBreak="0">
+  <w:abstractNum w:abstractNumId="37" w15:restartNumberingAfterBreak="0">
     <w:nsid w:val="578A1D9B"/>
     <w:multiLevelType w:val="hybridMultilevel"/>
     <w:tmpl w:val="F0BADA3E"/>
@@ -19470,7 +19277,7 @@
       </w:rPr>
     </w:lvl>
   </w:abstractNum>
-  <w:abstractNum w:abstractNumId="37" w15:restartNumberingAfterBreak="0">
+  <w:abstractNum w:abstractNumId="38" w15:restartNumberingAfterBreak="0">
     <w:nsid w:val="58742930"/>
     <w:multiLevelType w:val="multilevel"/>
     <w:tmpl w:val="84985B68"/>
@@ -19619,7 +19426,7 @@
       </w:rPr>
     </w:lvl>
   </w:abstractNum>
-  <w:abstractNum w:abstractNumId="38" w15:restartNumberingAfterBreak="0">
+  <w:abstractNum w:abstractNumId="39" w15:restartNumberingAfterBreak="0">
     <w:nsid w:val="5A60597B"/>
     <w:multiLevelType w:val="multilevel"/>
     <w:tmpl w:val="9572C248"/>
@@ -19769,7 +19576,7 @@
       </w:rPr>
     </w:lvl>
   </w:abstractNum>
-  <w:abstractNum w:abstractNumId="39" w15:restartNumberingAfterBreak="0">
+  <w:abstractNum w:abstractNumId="40" w15:restartNumberingAfterBreak="0">
     <w:nsid w:val="5B1F7767"/>
     <w:multiLevelType w:val="hybridMultilevel"/>
     <w:tmpl w:val="A0881326"/>
@@ -19882,7 +19689,7 @@
       </w:rPr>
     </w:lvl>
   </w:abstractNum>
-  <w:abstractNum w:abstractNumId="40" w15:restartNumberingAfterBreak="0">
+  <w:abstractNum w:abstractNumId="41" w15:restartNumberingAfterBreak="0">
     <w:nsid w:val="6ECE3512"/>
     <w:multiLevelType w:val="multilevel"/>
     <w:tmpl w:val="F7DC662C"/>
@@ -20032,7 +19839,7 @@
       </w:rPr>
     </w:lvl>
   </w:abstractNum>
-  <w:abstractNum w:abstractNumId="41" w15:restartNumberingAfterBreak="0">
+  <w:abstractNum w:abstractNumId="42" w15:restartNumberingAfterBreak="0">
     <w:nsid w:val="6F542E4B"/>
     <w:multiLevelType w:val="multilevel"/>
     <w:tmpl w:val="FAF639A4"/>
@@ -20182,7 +19989,7 @@
       </w:rPr>
     </w:lvl>
   </w:abstractNum>
-  <w:abstractNum w:abstractNumId="42" w15:restartNumberingAfterBreak="0">
+  <w:abstractNum w:abstractNumId="43" w15:restartNumberingAfterBreak="0">
     <w:nsid w:val="71E05C15"/>
     <w:multiLevelType w:val="hybridMultilevel"/>
     <w:tmpl w:val="A1444104"/>
@@ -20295,7 +20102,7 @@
       </w:rPr>
     </w:lvl>
   </w:abstractNum>
-  <w:abstractNum w:abstractNumId="43" w15:restartNumberingAfterBreak="0">
+  <w:abstractNum w:abstractNumId="44" w15:restartNumberingAfterBreak="0">
     <w:nsid w:val="75F8732B"/>
     <w:multiLevelType w:val="multilevel"/>
     <w:tmpl w:val="AD18173A"/>
@@ -20445,7 +20252,7 @@
       </w:rPr>
     </w:lvl>
   </w:abstractNum>
-  <w:abstractNum w:abstractNumId="44" w15:restartNumberingAfterBreak="0">
+  <w:abstractNum w:abstractNumId="45" w15:restartNumberingAfterBreak="0">
     <w:nsid w:val="770D0675"/>
     <w:multiLevelType w:val="hybridMultilevel"/>
     <w:tmpl w:val="C632F5A6"/>
@@ -20558,7 +20365,7 @@
       </w:rPr>
     </w:lvl>
   </w:abstractNum>
-  <w:abstractNum w:abstractNumId="45" w15:restartNumberingAfterBreak="0">
+  <w:abstractNum w:abstractNumId="46" w15:restartNumberingAfterBreak="0">
     <w:nsid w:val="77FD0041"/>
     <w:multiLevelType w:val="hybridMultilevel"/>
     <w:tmpl w:val="E104FD76"/>
@@ -20671,7 +20478,7 @@
       </w:rPr>
     </w:lvl>
   </w:abstractNum>
-  <w:abstractNum w:abstractNumId="46" w15:restartNumberingAfterBreak="0">
+  <w:abstractNum w:abstractNumId="47" w15:restartNumberingAfterBreak="0">
     <w:nsid w:val="789F3CA5"/>
     <w:multiLevelType w:val="hybridMultilevel"/>
     <w:tmpl w:val="B066F0A2"/>
@@ -20784,7 +20591,7 @@
       </w:rPr>
     </w:lvl>
   </w:abstractNum>
-  <w:abstractNum w:abstractNumId="47" w15:restartNumberingAfterBreak="0">
+  <w:abstractNum w:abstractNumId="48" w15:restartNumberingAfterBreak="0">
     <w:nsid w:val="797715E1"/>
     <w:multiLevelType w:val="hybridMultilevel"/>
     <w:tmpl w:val="D23CDF72"/>
@@ -20897,7 +20704,7 @@
       </w:rPr>
     </w:lvl>
   </w:abstractNum>
-  <w:abstractNum w:abstractNumId="48" w15:restartNumberingAfterBreak="0">
+  <w:abstractNum w:abstractNumId="49" w15:restartNumberingAfterBreak="0">
     <w:nsid w:val="7CCD18DB"/>
     <w:multiLevelType w:val="multilevel"/>
     <w:tmpl w:val="DF60E392"/>
@@ -21047,11 +20854,11 @@
       </w:rPr>
     </w:lvl>
   </w:abstractNum>
-  <w:abstractNum w:abstractNumId="49" w15:restartNumberingAfterBreak="0">
+  <w:abstractNum w:abstractNumId="50" w15:restartNumberingAfterBreak="0">
     <w:nsid w:val="7CD6663B"/>
     <w:multiLevelType w:val="hybridMultilevel"/>
-    <w:tmpl w:val="2466B9A8"/>
-    <w:lvl w:ilvl="0" w:tplc="00A05164">
+    <w:tmpl w:val="CDCCB1C0"/>
+    <w:lvl w:ilvl="0" w:tplc="95AA0470">
       <w:start w:val="1"/>
       <w:numFmt w:val="upperLetter"/>
       <w:pStyle w:val="Figura"/>
@@ -21153,7 +20960,7 @@
     <w:abstractNumId w:val="29"/>
   </w:num>
   <w:num w:numId="6" w16cid:durableId="374816259">
-    <w:abstractNumId w:val="49"/>
+    <w:abstractNumId w:val="50"/>
   </w:num>
   <w:num w:numId="7" w16cid:durableId="953250328">
     <w:abstractNumId w:val="26"/>
@@ -21171,7 +20978,7 @@
     </w:lvlOverride>
   </w:num>
   <w:num w:numId="10" w16cid:durableId="1483037582">
-    <w:abstractNumId w:val="49"/>
+    <w:abstractNumId w:val="50"/>
     <w:lvlOverride w:ilvl="0">
       <w:startOverride w:val="1"/>
     </w:lvlOverride>
@@ -21186,13 +20993,13 @@
     <w:abstractNumId w:val="32"/>
   </w:num>
   <w:num w:numId="14" w16cid:durableId="424570309">
-    <w:abstractNumId w:val="37"/>
+    <w:abstractNumId w:val="38"/>
   </w:num>
   <w:num w:numId="15" w16cid:durableId="713622340">
     <w:abstractNumId w:val="1"/>
   </w:num>
   <w:num w:numId="16" w16cid:durableId="705907208">
-    <w:abstractNumId w:val="40"/>
+    <w:abstractNumId w:val="41"/>
   </w:num>
   <w:num w:numId="17" w16cid:durableId="560794157">
     <w:abstractNumId w:val="22"/>
@@ -21207,19 +21014,19 @@
     <w:abstractNumId w:val="7"/>
   </w:num>
   <w:num w:numId="21" w16cid:durableId="680621238">
-    <w:abstractNumId w:val="41"/>
+    <w:abstractNumId w:val="42"/>
   </w:num>
   <w:num w:numId="22" w16cid:durableId="94054417">
-    <w:abstractNumId w:val="43"/>
+    <w:abstractNumId w:val="44"/>
   </w:num>
   <w:num w:numId="23" w16cid:durableId="1277517692">
-    <w:abstractNumId w:val="35"/>
+    <w:abstractNumId w:val="36"/>
   </w:num>
   <w:num w:numId="24" w16cid:durableId="555240754">
     <w:abstractNumId w:val="2"/>
   </w:num>
   <w:num w:numId="25" w16cid:durableId="1181049297">
-    <w:abstractNumId w:val="48"/>
+    <w:abstractNumId w:val="49"/>
   </w:num>
   <w:num w:numId="26" w16cid:durableId="1754469744">
     <w:abstractNumId w:val="10"/>
@@ -21228,13 +21035,13 @@
     <w:abstractNumId w:val="9"/>
   </w:num>
   <w:num w:numId="28" w16cid:durableId="102959799">
-    <w:abstractNumId w:val="38"/>
+    <w:abstractNumId w:val="39"/>
   </w:num>
   <w:num w:numId="29" w16cid:durableId="855576146">
     <w:abstractNumId w:val="14"/>
   </w:num>
   <w:num w:numId="30" w16cid:durableId="2080055693">
-    <w:abstractNumId w:val="39"/>
+    <w:abstractNumId w:val="40"/>
   </w:num>
   <w:num w:numId="31" w16cid:durableId="423646689">
     <w:abstractNumId w:val="34"/>
@@ -21255,22 +21062,22 @@
     <w:abstractNumId w:val="12"/>
   </w:num>
   <w:num w:numId="37" w16cid:durableId="1659072125">
-    <w:abstractNumId w:val="46"/>
+    <w:abstractNumId w:val="47"/>
   </w:num>
   <w:num w:numId="38" w16cid:durableId="1192063741">
     <w:abstractNumId w:val="18"/>
   </w:num>
   <w:num w:numId="39" w16cid:durableId="926503607">
-    <w:abstractNumId w:val="42"/>
+    <w:abstractNumId w:val="43"/>
   </w:num>
   <w:num w:numId="40" w16cid:durableId="404107809">
-    <w:abstractNumId w:val="47"/>
+    <w:abstractNumId w:val="48"/>
   </w:num>
   <w:num w:numId="41" w16cid:durableId="1537354817">
     <w:abstractNumId w:val="23"/>
   </w:num>
   <w:num w:numId="42" w16cid:durableId="1676886112">
-    <w:abstractNumId w:val="36"/>
+    <w:abstractNumId w:val="37"/>
   </w:num>
   <w:num w:numId="43" w16cid:durableId="1517618280">
     <w:abstractNumId w:val="33"/>
@@ -21300,10 +21107,13 @@
     <w:abstractNumId w:val="20"/>
   </w:num>
   <w:num w:numId="52" w16cid:durableId="1992248403">
+    <w:abstractNumId w:val="46"/>
+  </w:num>
+  <w:num w:numId="53" w16cid:durableId="1899708699">
     <w:abstractNumId w:val="45"/>
   </w:num>
-  <w:num w:numId="53" w16cid:durableId="1899708699">
-    <w:abstractNumId w:val="44"/>
+  <w:num w:numId="54" w16cid:durableId="36707579">
+    <w:abstractNumId w:val="35"/>
   </w:num>
   <w:numIdMacAtCleanup w:val="53"/>
 </w:numbering>
@@ -21749,15 +21559,12 @@
     <w:uiPriority w:val="9"/>
     <w:unhideWhenUsed/>
     <w:qFormat/>
-    <w:rsid w:val="00A40282"/>
+    <w:rsid w:val="001F1D2A"/>
     <w:pPr>
       <w:keepNext/>
       <w:keepLines/>
-      <w:numPr>
-        <w:ilvl w:val="1"/>
-        <w:numId w:val="7"/>
-      </w:numPr>
-      <w:spacing w:before="0" w:after="0"/>
+      <w:spacing w:before="240" w:after="0"/>
+      <w:ind w:firstLine="0"/>
       <w:outlineLvl w:val="1"/>
     </w:pPr>
     <w:rPr>
@@ -21781,10 +21588,6 @@
     <w:qFormat/>
     <w:rsid w:val="00951C59"/>
     <w:pPr>
-      <w:numPr>
-        <w:ilvl w:val="0"/>
-        <w:numId w:val="0"/>
-      </w:numPr>
       <w:spacing w:before="360"/>
       <w:outlineLvl w:val="2"/>
     </w:pPr>
@@ -21983,7 +21786,7 @@
     <w:name w:val="Título 2 Car"/>
     <w:link w:val="Ttulo2"/>
     <w:uiPriority w:val="9"/>
-    <w:rsid w:val="00A40282"/>
+    <w:rsid w:val="001F1D2A"/>
     <w:rPr>
       <w:rFonts w:eastAsia="Times New Roman"/>
       <w:b/>
@@ -22043,12 +21846,12 @@
     <w:link w:val="FiguraCar"/>
     <w:autoRedefine/>
     <w:qFormat/>
-    <w:rsid w:val="00EB39E3"/>
+    <w:rsid w:val="001F1D2A"/>
     <w:pPr>
       <w:numPr>
         <w:numId w:val="6"/>
       </w:numPr>
-      <w:spacing w:before="0" w:after="0"/>
+      <w:spacing w:before="240" w:after="0"/>
     </w:pPr>
     <w:rPr>
       <w:rFonts w:cs="Calibri"/>
@@ -22063,7 +21866,7 @@
   <w:style w:type="character" w:customStyle="1" w:styleId="FiguraCar">
     <w:name w:val="Figura Car"/>
     <w:link w:val="Figura"/>
-    <w:rsid w:val="00EB39E3"/>
+    <w:rsid w:val="001F1D2A"/>
     <w:rPr>
       <w:rFonts w:cs="Calibri"/>
       <w:b/>
@@ -23182,21 +22985,6 @@
 </file>
 
 <file path=customXml/item2.xml><?xml version="1.0" encoding="utf-8"?>
-<b:Sources xmlns:b="http://schemas.openxmlformats.org/officeDocument/2006/bibliography" xmlns="http://schemas.openxmlformats.org/officeDocument/2006/bibliography" SelectedStyle="\APASixthEditionOfficeOnline.xsl" StyleName="APA" Version="6"/>
-</file>
-
-<file path=customXml/item3.xml><?xml version="1.0" encoding="utf-8"?>
-<p:properties xmlns:p="http://schemas.microsoft.com/office/2006/metadata/properties" xmlns:xsi="http://www.w3.org/2001/XMLSchema-instance" xmlns:pc="http://schemas.microsoft.com/office/infopath/2007/PartnerControls">
-  <documentManagement>
-    <TaxCatchAll xmlns="13c90a0b-73bc-4dc0-be5f-28d77b615beb" xsi:nil="true"/>
-    <lcf76f155ced4ddcb4097134ff3c332f xmlns="13c93bba-48ce-428c-bfe5-88b42c19b028">
-      <Terms xmlns="http://schemas.microsoft.com/office/infopath/2007/PartnerControls"/>
-    </lcf76f155ced4ddcb4097134ff3c332f>
-  </documentManagement>
-</p:properties>
-</file>
-
-<file path=customXml/item4.xml><?xml version="1.0" encoding="utf-8"?>
 <ct:contentTypeSchema xmlns:ct="http://schemas.microsoft.com/office/2006/metadata/contentType" xmlns:ma="http://schemas.microsoft.com/office/2006/metadata/properties/metaAttributes" ct:_="" ma:_="" ma:contentTypeName="Documento" ma:contentTypeID="0x0101006A81D6BD42E8DF4C91013959704817E1" ma:contentTypeVersion="15" ma:contentTypeDescription="Crear nuevo documento." ma:contentTypeScope="" ma:versionID="bf4f72ffd194f0963ff564daca6869f7">
   <xsd:schema xmlns:xsd="http://www.w3.org/2001/XMLSchema" xmlns:xs="http://www.w3.org/2001/XMLSchema" xmlns:p="http://schemas.microsoft.com/office/2006/metadata/properties" xmlns:ns2="13c90a0b-73bc-4dc0-be5f-28d77b615beb" xmlns:ns3="13c93bba-48ce-428c-bfe5-88b42c19b028" targetNamespace="http://schemas.microsoft.com/office/2006/metadata/properties" ma:root="true" ma:fieldsID="8718d6f4873a5b1392a45044efa78385" ns2:_="" ns3:_="">
     <xsd:import namespace="13c90a0b-73bc-4dc0-be5f-28d77b615beb"/>
@@ -23431,6 +23219,21 @@
 </ct:contentTypeSchema>
 </file>
 
+<file path=customXml/item3.xml><?xml version="1.0" encoding="utf-8"?>
+<p:properties xmlns:p="http://schemas.microsoft.com/office/2006/metadata/properties" xmlns:xsi="http://www.w3.org/2001/XMLSchema-instance" xmlns:pc="http://schemas.microsoft.com/office/infopath/2007/PartnerControls">
+  <documentManagement>
+    <TaxCatchAll xmlns="13c90a0b-73bc-4dc0-be5f-28d77b615beb" xsi:nil="true"/>
+    <lcf76f155ced4ddcb4097134ff3c332f xmlns="13c93bba-48ce-428c-bfe5-88b42c19b028">
+      <Terms xmlns="http://schemas.microsoft.com/office/infopath/2007/PartnerControls"/>
+    </lcf76f155ced4ddcb4097134ff3c332f>
+  </documentManagement>
+</p:properties>
+</file>
+
+<file path=customXml/item4.xml><?xml version="1.0" encoding="utf-8"?>
+<b:Sources xmlns:b="http://schemas.openxmlformats.org/officeDocument/2006/bibliography" xmlns="http://schemas.openxmlformats.org/officeDocument/2006/bibliography" SelectedStyle="\APASixthEditionOfficeOnline.xsl" StyleName="APA" Version="6"/>
+</file>
+
 <file path=customXml/itemProps1.xml><?xml version="1.0" encoding="utf-8"?>
 <ds:datastoreItem xmlns:ds="http://schemas.openxmlformats.org/officeDocument/2006/customXml" ds:itemID="{91756AAB-0645-4FFC-990B-34BB6096B23B}">
   <ds:schemaRefs>
@@ -23440,9 +23243,20 @@
 </file>
 
 <file path=customXml/itemProps2.xml><?xml version="1.0" encoding="utf-8"?>
-<ds:datastoreItem xmlns:ds="http://schemas.openxmlformats.org/officeDocument/2006/customXml" ds:itemID="{1AF2C25B-FB23-49D7-861B-D97474F002D2}">
+<ds:datastoreItem xmlns:ds="http://schemas.openxmlformats.org/officeDocument/2006/customXml" ds:itemID="{4B3C6E78-634C-4AE7-B2E1-4D68F5BA9D52}">
   <ds:schemaRefs>
-    <ds:schemaRef ds:uri="http://schemas.openxmlformats.org/officeDocument/2006/bibliography"/>
+    <ds:schemaRef ds:uri="http://schemas.microsoft.com/office/2006/metadata/contentType"/>
+    <ds:schemaRef ds:uri="http://schemas.microsoft.com/office/2006/metadata/properties/metaAttributes"/>
+    <ds:schemaRef ds:uri="http://www.w3.org/2001/XMLSchema"/>
+    <ds:schemaRef ds:uri="http://schemas.microsoft.com/office/2006/metadata/properties"/>
+    <ds:schemaRef ds:uri="13c90a0b-73bc-4dc0-be5f-28d77b615beb"/>
+    <ds:schemaRef ds:uri="13c93bba-48ce-428c-bfe5-88b42c19b028"/>
+    <ds:schemaRef ds:uri="http://schemas.microsoft.com/office/2006/documentManagement/types"/>
+    <ds:schemaRef ds:uri="http://schemas.microsoft.com/office/infopath/2007/PartnerControls"/>
+    <ds:schemaRef ds:uri="http://schemas.openxmlformats.org/package/2006/metadata/core-properties"/>
+    <ds:schemaRef ds:uri="http://purl.org/dc/elements/1.1/"/>
+    <ds:schemaRef ds:uri="http://purl.org/dc/terms/"/>
+    <ds:schemaRef ds:uri="http://schemas.microsoft.com/internal/obd"/>
   </ds:schemaRefs>
 </ds:datastoreItem>
 </file>
@@ -23459,20 +23273,9 @@
 </file>
 
 <file path=customXml/itemProps4.xml><?xml version="1.0" encoding="utf-8"?>
-<ds:datastoreItem xmlns:ds="http://schemas.openxmlformats.org/officeDocument/2006/customXml" ds:itemID="{4B3C6E78-634C-4AE7-B2E1-4D68F5BA9D52}">
+<ds:datastoreItem xmlns:ds="http://schemas.openxmlformats.org/officeDocument/2006/customXml" ds:itemID="{1AF2C25B-FB23-49D7-861B-D97474F002D2}">
   <ds:schemaRefs>
-    <ds:schemaRef ds:uri="http://schemas.microsoft.com/office/2006/metadata/contentType"/>
-    <ds:schemaRef ds:uri="http://schemas.microsoft.com/office/2006/metadata/properties/metaAttributes"/>
-    <ds:schemaRef ds:uri="http://www.w3.org/2001/XMLSchema"/>
-    <ds:schemaRef ds:uri="http://schemas.microsoft.com/office/2006/metadata/properties"/>
-    <ds:schemaRef ds:uri="13c90a0b-73bc-4dc0-be5f-28d77b615beb"/>
-    <ds:schemaRef ds:uri="13c93bba-48ce-428c-bfe5-88b42c19b028"/>
-    <ds:schemaRef ds:uri="http://schemas.microsoft.com/office/2006/documentManagement/types"/>
-    <ds:schemaRef ds:uri="http://schemas.microsoft.com/office/infopath/2007/PartnerControls"/>
-    <ds:schemaRef ds:uri="http://schemas.openxmlformats.org/package/2006/metadata/core-properties"/>
-    <ds:schemaRef ds:uri="http://purl.org/dc/elements/1.1/"/>
-    <ds:schemaRef ds:uri="http://purl.org/dc/terms/"/>
-    <ds:schemaRef ds:uri="http://schemas.microsoft.com/internal/obd"/>
+    <ds:schemaRef ds:uri="http://schemas.openxmlformats.org/officeDocument/2006/bibliography"/>
   </ds:schemaRefs>
 </ds:datastoreItem>
 </file>